--- a/Mau.docx
+++ b/Mau.docx
@@ -51,7 +51,7 @@
                           </pic:cNvPicPr>
                         </pic:nvPicPr>
                         <pic:blipFill>
-                          <a:blip r:embed="rId4">
+                          <a:blip r:embed="rId5">
                             <a:extLst>
                               <a:ext uri="{28A0092B-C50C-407E-A947-70E740481C1C}">
                                 <a14:useLocalDpi xmlns:a14="http://schemas.microsoft.com/office/drawing/2010/main" val="0"/>
@@ -111,7 +111,7 @@
                           </pic:cNvPicPr>
                         </pic:nvPicPr>
                         <pic:blipFill>
-                          <a:blip r:embed="rId5">
+                          <a:blip r:embed="rId6">
                             <a:extLst>
                               <a:ext uri="{28A0092B-C50C-407E-A947-70E740481C1C}">
                                 <a14:useLocalDpi xmlns:a14="http://schemas.microsoft.com/office/drawing/2010/main" val="0"/>
@@ -171,7 +171,7 @@
                           </pic:cNvPicPr>
                         </pic:nvPicPr>
                         <pic:blipFill>
-                          <a:blip r:embed="rId6">
+                          <a:blip r:embed="rId7">
                             <a:extLst>
                               <a:ext uri="{28A0092B-C50C-407E-A947-70E740481C1C}">
                                 <a14:useLocalDpi xmlns:a14="http://schemas.microsoft.com/office/drawing/2010/main" val="0"/>
@@ -231,7 +231,7 @@
                           </pic:cNvPicPr>
                         </pic:nvPicPr>
                         <pic:blipFill>
-                          <a:blip r:embed="rId7">
+                          <a:blip r:embed="rId8">
                             <a:extLst>
                               <a:ext uri="{28A0092B-C50C-407E-A947-70E740481C1C}">
                                 <a14:useLocalDpi xmlns:a14="http://schemas.microsoft.com/office/drawing/2010/main" val="0"/>
@@ -291,7 +291,7 @@
                           </pic:cNvPicPr>
                         </pic:nvPicPr>
                         <pic:blipFill>
-                          <a:blip r:embed="rId8">
+                          <a:blip r:embed="rId9">
                             <a:extLst>
                               <a:ext uri="{28A0092B-C50C-407E-A947-70E740481C1C}">
                                 <a14:useLocalDpi xmlns:a14="http://schemas.microsoft.com/office/drawing/2010/main" val="0"/>
@@ -351,7 +351,7 @@
                           </pic:cNvPicPr>
                         </pic:nvPicPr>
                         <pic:blipFill>
-                          <a:blip r:embed="rId9">
+                          <a:blip r:embed="rId10">
                             <a:extLst>
                               <a:ext uri="{28A0092B-C50C-407E-A947-70E740481C1C}">
                                 <a14:useLocalDpi xmlns:a14="http://schemas.microsoft.com/office/drawing/2010/main" val="0"/>
@@ -411,7 +411,7 @@
                           </pic:cNvPicPr>
                         </pic:nvPicPr>
                         <pic:blipFill>
-                          <a:blip r:embed="rId10">
+                          <a:blip r:embed="rId11">
                             <a:extLst>
                               <a:ext uri="{28A0092B-C50C-407E-A947-70E740481C1C}">
                                 <a14:useLocalDpi xmlns:a14="http://schemas.microsoft.com/office/drawing/2010/main" val="0"/>
@@ -471,7 +471,7 @@
                           </pic:cNvPicPr>
                         </pic:nvPicPr>
                         <pic:blipFill>
-                          <a:blip r:embed="rId11">
+                          <a:blip r:embed="rId12">
                             <a:extLst>
                               <a:ext uri="{28A0092B-C50C-407E-A947-70E740481C1C}">
                                 <a14:useLocalDpi xmlns:a14="http://schemas.microsoft.com/office/drawing/2010/main" val="0"/>
@@ -536,7 +536,7 @@
                           </pic:cNvPicPr>
                         </pic:nvPicPr>
                         <pic:blipFill>
-                          <a:blip r:embed="rId12">
+                          <a:blip r:embed="rId13">
                             <a:extLst>
                               <a:ext uri="{28A0092B-C50C-407E-A947-70E740481C1C}">
                                 <a14:useLocalDpi xmlns:a14="http://schemas.microsoft.com/office/drawing/2010/main" val="0"/>
@@ -596,7 +596,7 @@
                           </pic:cNvPicPr>
                         </pic:nvPicPr>
                         <pic:blipFill>
-                          <a:blip r:embed="rId13">
+                          <a:blip r:embed="rId14">
                             <a:extLst>
                               <a:ext uri="{28A0092B-C50C-407E-A947-70E740481C1C}">
                                 <a14:useLocalDpi xmlns:a14="http://schemas.microsoft.com/office/drawing/2010/main" val="0"/>
@@ -656,7 +656,7 @@
                           </pic:cNvPicPr>
                         </pic:nvPicPr>
                         <pic:blipFill>
-                          <a:blip r:embed="rId14">
+                          <a:blip r:embed="rId15">
                             <a:extLst>
                               <a:ext uri="{28A0092B-C50C-407E-A947-70E740481C1C}">
                                 <a14:useLocalDpi xmlns:a14="http://schemas.microsoft.com/office/drawing/2010/main" val="0"/>
@@ -716,7 +716,7 @@
                           </pic:cNvPicPr>
                         </pic:nvPicPr>
                         <pic:blipFill>
-                          <a:blip r:embed="rId15">
+                          <a:blip r:embed="rId16">
                             <a:extLst>
                               <a:ext uri="{28A0092B-C50C-407E-A947-70E740481C1C}">
                                 <a14:useLocalDpi xmlns:a14="http://schemas.microsoft.com/office/drawing/2010/main" val="0"/>
@@ -776,7 +776,7 @@
                           </pic:cNvPicPr>
                         </pic:nvPicPr>
                         <pic:blipFill>
-                          <a:blip r:embed="rId16">
+                          <a:blip r:embed="rId17">
                             <a:extLst>
                               <a:ext uri="{28A0092B-C50C-407E-A947-70E740481C1C}">
                                 <a14:useLocalDpi xmlns:a14="http://schemas.microsoft.com/office/drawing/2010/main" val="0"/>
@@ -836,7 +836,7 @@
                           </pic:cNvPicPr>
                         </pic:nvPicPr>
                         <pic:blipFill>
-                          <a:blip r:embed="rId17">
+                          <a:blip r:embed="rId18">
                             <a:extLst>
                               <a:ext uri="{28A0092B-C50C-407E-A947-70E740481C1C}">
                                 <a14:useLocalDpi xmlns:a14="http://schemas.microsoft.com/office/drawing/2010/main" val="0"/>
@@ -896,7 +896,7 @@
                           </pic:cNvPicPr>
                         </pic:nvPicPr>
                         <pic:blipFill>
-                          <a:blip r:embed="rId18">
+                          <a:blip r:embed="rId19">
                             <a:extLst>
                               <a:ext uri="{28A0092B-C50C-407E-A947-70E740481C1C}">
                                 <a14:useLocalDpi xmlns:a14="http://schemas.microsoft.com/office/drawing/2010/main" val="0"/>
@@ -956,7 +956,7 @@
                           </pic:cNvPicPr>
                         </pic:nvPicPr>
                         <pic:blipFill>
-                          <a:blip r:embed="rId19">
+                          <a:blip r:embed="rId20">
                             <a:extLst>
                               <a:ext uri="{28A0092B-C50C-407E-A947-70E740481C1C}">
                                 <a14:useLocalDpi xmlns:a14="http://schemas.microsoft.com/office/drawing/2010/main" val="0"/>
@@ -1021,7 +1021,7 @@
                           </pic:cNvPicPr>
                         </pic:nvPicPr>
                         <pic:blipFill>
-                          <a:blip r:embed="rId20">
+                          <a:blip r:embed="rId21">
                             <a:extLst>
                               <a:ext uri="{28A0092B-C50C-407E-A947-70E740481C1C}">
                                 <a14:useLocalDpi xmlns:a14="http://schemas.microsoft.com/office/drawing/2010/main" val="0"/>
@@ -1081,7 +1081,7 @@
                           </pic:cNvPicPr>
                         </pic:nvPicPr>
                         <pic:blipFill>
-                          <a:blip r:embed="rId21">
+                          <a:blip r:embed="rId22">
                             <a:extLst>
                               <a:ext uri="{28A0092B-C50C-407E-A947-70E740481C1C}">
                                 <a14:useLocalDpi xmlns:a14="http://schemas.microsoft.com/office/drawing/2010/main" val="0"/>
@@ -1141,7 +1141,7 @@
                           </pic:cNvPicPr>
                         </pic:nvPicPr>
                         <pic:blipFill>
-                          <a:blip r:embed="rId22">
+                          <a:blip r:embed="rId23">
                             <a:extLst>
                               <a:ext uri="{28A0092B-C50C-407E-A947-70E740481C1C}">
                                 <a14:useLocalDpi xmlns:a14="http://schemas.microsoft.com/office/drawing/2010/main" val="0"/>
@@ -1201,7 +1201,7 @@
                           </pic:cNvPicPr>
                         </pic:nvPicPr>
                         <pic:blipFill>
-                          <a:blip r:embed="rId23">
+                          <a:blip r:embed="rId24">
                             <a:extLst>
                               <a:ext uri="{28A0092B-C50C-407E-A947-70E740481C1C}">
                                 <a14:useLocalDpi xmlns:a14="http://schemas.microsoft.com/office/drawing/2010/main" val="0"/>
@@ -1261,7 +1261,7 @@
                           </pic:cNvPicPr>
                         </pic:nvPicPr>
                         <pic:blipFill>
-                          <a:blip r:embed="rId24">
+                          <a:blip r:embed="rId25">
                             <a:extLst>
                               <a:ext uri="{28A0092B-C50C-407E-A947-70E740481C1C}">
                                 <a14:useLocalDpi xmlns:a14="http://schemas.microsoft.com/office/drawing/2010/main" val="0"/>
@@ -1321,7 +1321,7 @@
                           </pic:cNvPicPr>
                         </pic:nvPicPr>
                         <pic:blipFill>
-                          <a:blip r:embed="rId25">
+                          <a:blip r:embed="rId26">
                             <a:extLst>
                               <a:ext uri="{28A0092B-C50C-407E-A947-70E740481C1C}">
                                 <a14:useLocalDpi xmlns:a14="http://schemas.microsoft.com/office/drawing/2010/main" val="0"/>
@@ -1381,7 +1381,7 @@
                           </pic:cNvPicPr>
                         </pic:nvPicPr>
                         <pic:blipFill>
-                          <a:blip r:embed="rId26">
+                          <a:blip r:embed="rId27">
                             <a:extLst>
                               <a:ext uri="{28A0092B-C50C-407E-A947-70E740481C1C}">
                                 <a14:useLocalDpi xmlns:a14="http://schemas.microsoft.com/office/drawing/2010/main" val="0"/>
@@ -1441,7 +1441,7 @@
                           </pic:cNvPicPr>
                         </pic:nvPicPr>
                         <pic:blipFill>
-                          <a:blip r:embed="rId27">
+                          <a:blip r:embed="rId28">
                             <a:extLst>
                               <a:ext uri="{28A0092B-C50C-407E-A947-70E740481C1C}">
                                 <a14:useLocalDpi xmlns:a14="http://schemas.microsoft.com/office/drawing/2010/main" val="0"/>
@@ -1506,7 +1506,7 @@
                           </pic:cNvPicPr>
                         </pic:nvPicPr>
                         <pic:blipFill>
-                          <a:blip r:embed="rId28">
+                          <a:blip r:embed="rId29">
                             <a:extLst>
                               <a:ext uri="{28A0092B-C50C-407E-A947-70E740481C1C}">
                                 <a14:useLocalDpi xmlns:a14="http://schemas.microsoft.com/office/drawing/2010/main" val="0"/>
@@ -1566,7 +1566,7 @@
                           </pic:cNvPicPr>
                         </pic:nvPicPr>
                         <pic:blipFill>
-                          <a:blip r:embed="rId29">
+                          <a:blip r:embed="rId30">
                             <a:extLst>
                               <a:ext uri="{28A0092B-C50C-407E-A947-70E740481C1C}">
                                 <a14:useLocalDpi xmlns:a14="http://schemas.microsoft.com/office/drawing/2010/main" val="0"/>
@@ -1626,7 +1626,7 @@
                           </pic:cNvPicPr>
                         </pic:nvPicPr>
                         <pic:blipFill>
-                          <a:blip r:embed="rId30">
+                          <a:blip r:embed="rId31">
                             <a:extLst>
                               <a:ext uri="{28A0092B-C50C-407E-A947-70E740481C1C}">
                                 <a14:useLocalDpi xmlns:a14="http://schemas.microsoft.com/office/drawing/2010/main" val="0"/>
@@ -1686,7 +1686,7 @@
                           </pic:cNvPicPr>
                         </pic:nvPicPr>
                         <pic:blipFill>
-                          <a:blip r:embed="rId31">
+                          <a:blip r:embed="rId32">
                             <a:extLst>
                               <a:ext uri="{28A0092B-C50C-407E-A947-70E740481C1C}">
                                 <a14:useLocalDpi xmlns:a14="http://schemas.microsoft.com/office/drawing/2010/main" val="0"/>
@@ -1746,7 +1746,7 @@
                           </pic:cNvPicPr>
                         </pic:nvPicPr>
                         <pic:blipFill>
-                          <a:blip r:embed="rId32">
+                          <a:blip r:embed="rId33">
                             <a:extLst>
                               <a:ext uri="{28A0092B-C50C-407E-A947-70E740481C1C}">
                                 <a14:useLocalDpi xmlns:a14="http://schemas.microsoft.com/office/drawing/2010/main" val="0"/>
@@ -1806,7 +1806,7 @@
                           </pic:cNvPicPr>
                         </pic:nvPicPr>
                         <pic:blipFill>
-                          <a:blip r:embed="rId33">
+                          <a:blip r:embed="rId34">
                             <a:extLst>
                               <a:ext uri="{28A0092B-C50C-407E-A947-70E740481C1C}">
                                 <a14:useLocalDpi xmlns:a14="http://schemas.microsoft.com/office/drawing/2010/main" val="0"/>
@@ -1866,7 +1866,7 @@
                           </pic:cNvPicPr>
                         </pic:nvPicPr>
                         <pic:blipFill>
-                          <a:blip r:embed="rId34">
+                          <a:blip r:embed="rId35">
                             <a:extLst>
                               <a:ext uri="{28A0092B-C50C-407E-A947-70E740481C1C}">
                                 <a14:useLocalDpi xmlns:a14="http://schemas.microsoft.com/office/drawing/2010/main" val="0"/>
@@ -1926,7 +1926,7 @@
                           </pic:cNvPicPr>
                         </pic:nvPicPr>
                         <pic:blipFill>
-                          <a:blip r:embed="rId35">
+                          <a:blip r:embed="rId36">
                             <a:extLst>
                               <a:ext uri="{28A0092B-C50C-407E-A947-70E740481C1C}">
                                 <a14:useLocalDpi xmlns:a14="http://schemas.microsoft.com/office/drawing/2010/main" val="0"/>
@@ -1991,7 +1991,7 @@
                           </pic:cNvPicPr>
                         </pic:nvPicPr>
                         <pic:blipFill>
-                          <a:blip r:embed="rId36">
+                          <a:blip r:embed="rId37">
                             <a:extLst>
                               <a:ext uri="{28A0092B-C50C-407E-A947-70E740481C1C}">
                                 <a14:useLocalDpi xmlns:a14="http://schemas.microsoft.com/office/drawing/2010/main" val="0"/>
@@ -2051,7 +2051,7 @@
                           </pic:cNvPicPr>
                         </pic:nvPicPr>
                         <pic:blipFill>
-                          <a:blip r:embed="rId37">
+                          <a:blip r:embed="rId38">
                             <a:extLst>
                               <a:ext uri="{28A0092B-C50C-407E-A947-70E740481C1C}">
                                 <a14:useLocalDpi xmlns:a14="http://schemas.microsoft.com/office/drawing/2010/main" val="0"/>
@@ -2111,7 +2111,7 @@
                           </pic:cNvPicPr>
                         </pic:nvPicPr>
                         <pic:blipFill>
-                          <a:blip r:embed="rId38">
+                          <a:blip r:embed="rId39">
                             <a:extLst>
                               <a:ext uri="{28A0092B-C50C-407E-A947-70E740481C1C}">
                                 <a14:useLocalDpi xmlns:a14="http://schemas.microsoft.com/office/drawing/2010/main" val="0"/>
@@ -2171,7 +2171,7 @@
                           </pic:cNvPicPr>
                         </pic:nvPicPr>
                         <pic:blipFill>
-                          <a:blip r:embed="rId39">
+                          <a:blip r:embed="rId40">
                             <a:extLst>
                               <a:ext uri="{28A0092B-C50C-407E-A947-70E740481C1C}">
                                 <a14:useLocalDpi xmlns:a14="http://schemas.microsoft.com/office/drawing/2010/main" val="0"/>
@@ -2231,7 +2231,7 @@
                           </pic:cNvPicPr>
                         </pic:nvPicPr>
                         <pic:blipFill>
-                          <a:blip r:embed="rId40">
+                          <a:blip r:embed="rId41">
                             <a:extLst>
                               <a:ext uri="{28A0092B-C50C-407E-A947-70E740481C1C}">
                                 <a14:useLocalDpi xmlns:a14="http://schemas.microsoft.com/office/drawing/2010/main" val="0"/>
@@ -2291,7 +2291,7 @@
                           </pic:cNvPicPr>
                         </pic:nvPicPr>
                         <pic:blipFill>
-                          <a:blip r:embed="rId41">
+                          <a:blip r:embed="rId42">
                             <a:extLst>
                               <a:ext uri="{28A0092B-C50C-407E-A947-70E740481C1C}">
                                 <a14:useLocalDpi xmlns:a14="http://schemas.microsoft.com/office/drawing/2010/main" val="0"/>
@@ -2351,7 +2351,7 @@
                           </pic:cNvPicPr>
                         </pic:nvPicPr>
                         <pic:blipFill>
-                          <a:blip r:embed="rId42">
+                          <a:blip r:embed="rId43">
                             <a:extLst>
                               <a:ext uri="{28A0092B-C50C-407E-A947-70E740481C1C}">
                                 <a14:useLocalDpi xmlns:a14="http://schemas.microsoft.com/office/drawing/2010/main" val="0"/>
@@ -2411,7 +2411,7 @@
                           </pic:cNvPicPr>
                         </pic:nvPicPr>
                         <pic:blipFill>
-                          <a:blip r:embed="rId43">
+                          <a:blip r:embed="rId44">
                             <a:extLst>
                               <a:ext uri="{28A0092B-C50C-407E-A947-70E740481C1C}">
                                 <a14:useLocalDpi xmlns:a14="http://schemas.microsoft.com/office/drawing/2010/main" val="0"/>
@@ -2476,7 +2476,7 @@
                           </pic:cNvPicPr>
                         </pic:nvPicPr>
                         <pic:blipFill>
-                          <a:blip r:embed="rId44">
+                          <a:blip r:embed="rId45">
                             <a:extLst>
                               <a:ext uri="{28A0092B-C50C-407E-A947-70E740481C1C}">
                                 <a14:useLocalDpi xmlns:a14="http://schemas.microsoft.com/office/drawing/2010/main" val="0"/>
@@ -2536,7 +2536,7 @@
                           </pic:cNvPicPr>
                         </pic:nvPicPr>
                         <pic:blipFill>
-                          <a:blip r:embed="rId45">
+                          <a:blip r:embed="rId46">
                             <a:extLst>
                               <a:ext uri="{28A0092B-C50C-407E-A947-70E740481C1C}">
                                 <a14:useLocalDpi xmlns:a14="http://schemas.microsoft.com/office/drawing/2010/main" val="0"/>
@@ -2596,7 +2596,7 @@
                           </pic:cNvPicPr>
                         </pic:nvPicPr>
                         <pic:blipFill>
-                          <a:blip r:embed="rId46">
+                          <a:blip r:embed="rId47">
                             <a:extLst>
                               <a:ext uri="{28A0092B-C50C-407E-A947-70E740481C1C}">
                                 <a14:useLocalDpi xmlns:a14="http://schemas.microsoft.com/office/drawing/2010/main" val="0"/>
@@ -2656,7 +2656,7 @@
                           </pic:cNvPicPr>
                         </pic:nvPicPr>
                         <pic:blipFill>
-                          <a:blip r:embed="rId47">
+                          <a:blip r:embed="rId48">
                             <a:extLst>
                               <a:ext uri="{28A0092B-C50C-407E-A947-70E740481C1C}">
                                 <a14:useLocalDpi xmlns:a14="http://schemas.microsoft.com/office/drawing/2010/main" val="0"/>
@@ -2716,7 +2716,7 @@
                           </pic:cNvPicPr>
                         </pic:nvPicPr>
                         <pic:blipFill>
-                          <a:blip r:embed="rId48">
+                          <a:blip r:embed="rId49">
                             <a:extLst>
                               <a:ext uri="{28A0092B-C50C-407E-A947-70E740481C1C}">
                                 <a14:useLocalDpi xmlns:a14="http://schemas.microsoft.com/office/drawing/2010/main" val="0"/>
@@ -2776,7 +2776,7 @@
                           </pic:cNvPicPr>
                         </pic:nvPicPr>
                         <pic:blipFill>
-                          <a:blip r:embed="rId49">
+                          <a:blip r:embed="rId50">
                             <a:extLst>
                               <a:ext uri="{28A0092B-C50C-407E-A947-70E740481C1C}">
                                 <a14:useLocalDpi xmlns:a14="http://schemas.microsoft.com/office/drawing/2010/main" val="0"/>
@@ -2836,7 +2836,7 @@
                           </pic:cNvPicPr>
                         </pic:nvPicPr>
                         <pic:blipFill>
-                          <a:blip r:embed="rId50">
+                          <a:blip r:embed="rId51">
                             <a:extLst>
                               <a:ext uri="{28A0092B-C50C-407E-A947-70E740481C1C}">
                                 <a14:useLocalDpi xmlns:a14="http://schemas.microsoft.com/office/drawing/2010/main" val="0"/>
@@ -2896,7 +2896,7 @@
                           </pic:cNvPicPr>
                         </pic:nvPicPr>
                         <pic:blipFill>
-                          <a:blip r:embed="rId51">
+                          <a:blip r:embed="rId52">
                             <a:extLst>
                               <a:ext uri="{28A0092B-C50C-407E-A947-70E740481C1C}">
                                 <a14:useLocalDpi xmlns:a14="http://schemas.microsoft.com/office/drawing/2010/main" val="0"/>
@@ -2961,7 +2961,7 @@
                           </pic:cNvPicPr>
                         </pic:nvPicPr>
                         <pic:blipFill>
-                          <a:blip r:embed="rId52">
+                          <a:blip r:embed="rId53">
                             <a:extLst>
                               <a:ext uri="{28A0092B-C50C-407E-A947-70E740481C1C}">
                                 <a14:useLocalDpi xmlns:a14="http://schemas.microsoft.com/office/drawing/2010/main" val="0"/>
@@ -3021,7 +3021,7 @@
                           </pic:cNvPicPr>
                         </pic:nvPicPr>
                         <pic:blipFill>
-                          <a:blip r:embed="rId53">
+                          <a:blip r:embed="rId54">
                             <a:extLst>
                               <a:ext uri="{28A0092B-C50C-407E-A947-70E740481C1C}">
                                 <a14:useLocalDpi xmlns:a14="http://schemas.microsoft.com/office/drawing/2010/main" val="0"/>
@@ -3081,7 +3081,7 @@
                           </pic:cNvPicPr>
                         </pic:nvPicPr>
                         <pic:blipFill>
-                          <a:blip r:embed="rId54">
+                          <a:blip r:embed="rId55">
                             <a:extLst>
                               <a:ext uri="{28A0092B-C50C-407E-A947-70E740481C1C}">
                                 <a14:useLocalDpi xmlns:a14="http://schemas.microsoft.com/office/drawing/2010/main" val="0"/>
@@ -3141,7 +3141,7 @@
                           </pic:cNvPicPr>
                         </pic:nvPicPr>
                         <pic:blipFill>
-                          <a:blip r:embed="rId55">
+                          <a:blip r:embed="rId56">
                             <a:extLst>
                               <a:ext uri="{28A0092B-C50C-407E-A947-70E740481C1C}">
                                 <a14:useLocalDpi xmlns:a14="http://schemas.microsoft.com/office/drawing/2010/main" val="0"/>
@@ -3201,7 +3201,7 @@
                           </pic:cNvPicPr>
                         </pic:nvPicPr>
                         <pic:blipFill>
-                          <a:blip r:embed="rId56">
+                          <a:blip r:embed="rId57">
                             <a:extLst>
                               <a:ext uri="{28A0092B-C50C-407E-A947-70E740481C1C}">
                                 <a14:useLocalDpi xmlns:a14="http://schemas.microsoft.com/office/drawing/2010/main" val="0"/>
@@ -3261,7 +3261,7 @@
                           </pic:cNvPicPr>
                         </pic:nvPicPr>
                         <pic:blipFill>
-                          <a:blip r:embed="rId57">
+                          <a:blip r:embed="rId58">
                             <a:extLst>
                               <a:ext uri="{28A0092B-C50C-407E-A947-70E740481C1C}">
                                 <a14:useLocalDpi xmlns:a14="http://schemas.microsoft.com/office/drawing/2010/main" val="0"/>
@@ -3321,7 +3321,7 @@
                           </pic:cNvPicPr>
                         </pic:nvPicPr>
                         <pic:blipFill>
-                          <a:blip r:embed="rId58">
+                          <a:blip r:embed="rId59">
                             <a:extLst>
                               <a:ext uri="{28A0092B-C50C-407E-A947-70E740481C1C}">
                                 <a14:useLocalDpi xmlns:a14="http://schemas.microsoft.com/office/drawing/2010/main" val="0"/>
@@ -3381,7 +3381,7 @@
                           </pic:cNvPicPr>
                         </pic:nvPicPr>
                         <pic:blipFill>
-                          <a:blip r:embed="rId59">
+                          <a:blip r:embed="rId60">
                             <a:extLst>
                               <a:ext uri="{28A0092B-C50C-407E-A947-70E740481C1C}">
                                 <a14:useLocalDpi xmlns:a14="http://schemas.microsoft.com/office/drawing/2010/main" val="0"/>
@@ -3446,7 +3446,7 @@
                           </pic:cNvPicPr>
                         </pic:nvPicPr>
                         <pic:blipFill>
-                          <a:blip r:embed="rId60">
+                          <a:blip r:embed="rId61">
                             <a:extLst>
                               <a:ext uri="{28A0092B-C50C-407E-A947-70E740481C1C}">
                                 <a14:useLocalDpi xmlns:a14="http://schemas.microsoft.com/office/drawing/2010/main" val="0"/>
@@ -3506,7 +3506,7 @@
                           </pic:cNvPicPr>
                         </pic:nvPicPr>
                         <pic:blipFill>
-                          <a:blip r:embed="rId61">
+                          <a:blip r:embed="rId62">
                             <a:extLst>
                               <a:ext uri="{28A0092B-C50C-407E-A947-70E740481C1C}">
                                 <a14:useLocalDpi xmlns:a14="http://schemas.microsoft.com/office/drawing/2010/main" val="0"/>
@@ -3566,7 +3566,7 @@
                           </pic:cNvPicPr>
                         </pic:nvPicPr>
                         <pic:blipFill>
-                          <a:blip r:embed="rId62">
+                          <a:blip r:embed="rId63">
                             <a:extLst>
                               <a:ext uri="{28A0092B-C50C-407E-A947-70E740481C1C}">
                                 <a14:useLocalDpi xmlns:a14="http://schemas.microsoft.com/office/drawing/2010/main" val="0"/>
@@ -3626,7 +3626,7 @@
                           </pic:cNvPicPr>
                         </pic:nvPicPr>
                         <pic:blipFill>
-                          <a:blip r:embed="rId63">
+                          <a:blip r:embed="rId64">
                             <a:extLst>
                               <a:ext uri="{28A0092B-C50C-407E-A947-70E740481C1C}">
                                 <a14:useLocalDpi xmlns:a14="http://schemas.microsoft.com/office/drawing/2010/main" val="0"/>
@@ -3686,7 +3686,7 @@
                           </pic:cNvPicPr>
                         </pic:nvPicPr>
                         <pic:blipFill>
-                          <a:blip r:embed="rId64">
+                          <a:blip r:embed="rId65">
                             <a:extLst>
                               <a:ext uri="{28A0092B-C50C-407E-A947-70E740481C1C}">
                                 <a14:useLocalDpi xmlns:a14="http://schemas.microsoft.com/office/drawing/2010/main" val="0"/>
@@ -3746,7 +3746,7 @@
                           </pic:cNvPicPr>
                         </pic:nvPicPr>
                         <pic:blipFill>
-                          <a:blip r:embed="rId65">
+                          <a:blip r:embed="rId66">
                             <a:extLst>
                               <a:ext uri="{28A0092B-C50C-407E-A947-70E740481C1C}">
                                 <a14:useLocalDpi xmlns:a14="http://schemas.microsoft.com/office/drawing/2010/main" val="0"/>
@@ -3806,7 +3806,7 @@
                           </pic:cNvPicPr>
                         </pic:nvPicPr>
                         <pic:blipFill>
-                          <a:blip r:embed="rId66">
+                          <a:blip r:embed="rId67">
                             <a:extLst>
                               <a:ext uri="{28A0092B-C50C-407E-A947-70E740481C1C}">
                                 <a14:useLocalDpi xmlns:a14="http://schemas.microsoft.com/office/drawing/2010/main" val="0"/>
@@ -3866,7 +3866,7 @@
                           </pic:cNvPicPr>
                         </pic:nvPicPr>
                         <pic:blipFill>
-                          <a:blip r:embed="rId67">
+                          <a:blip r:embed="rId68">
                             <a:extLst>
                               <a:ext uri="{28A0092B-C50C-407E-A947-70E740481C1C}">
                                 <a14:useLocalDpi xmlns:a14="http://schemas.microsoft.com/office/drawing/2010/main" val="0"/>
@@ -3960,7 +3960,7 @@
                           </pic:cNvPicPr>
                         </pic:nvPicPr>
                         <pic:blipFill>
-                          <a:blip r:embed="rId68">
+                          <a:blip r:embed="rId69">
                             <a:extLst>
                               <a:ext uri="{28A0092B-C50C-407E-A947-70E740481C1C}">
                                 <a14:useLocalDpi xmlns:a14="http://schemas.microsoft.com/office/drawing/2010/main" val="0"/>
@@ -4021,7 +4021,7 @@
                           </pic:cNvPicPr>
                         </pic:nvPicPr>
                         <pic:blipFill>
-                          <a:blip r:embed="rId69">
+                          <a:blip r:embed="rId70">
                             <a:extLst>
                               <a:ext uri="{28A0092B-C50C-407E-A947-70E740481C1C}">
                                 <a14:useLocalDpi xmlns:a14="http://schemas.microsoft.com/office/drawing/2010/main" val="0"/>
@@ -4082,7 +4082,7 @@
                           </pic:cNvPicPr>
                         </pic:nvPicPr>
                         <pic:blipFill>
-                          <a:blip r:embed="rId70">
+                          <a:blip r:embed="rId71">
                             <a:extLst>
                               <a:ext uri="{28A0092B-C50C-407E-A947-70E740481C1C}">
                                 <a14:useLocalDpi xmlns:a14="http://schemas.microsoft.com/office/drawing/2010/main" val="0"/>
@@ -4143,7 +4143,7 @@
                           </pic:cNvPicPr>
                         </pic:nvPicPr>
                         <pic:blipFill>
-                          <a:blip r:embed="rId71">
+                          <a:blip r:embed="rId72">
                             <a:extLst>
                               <a:ext uri="{28A0092B-C50C-407E-A947-70E740481C1C}">
                                 <a14:useLocalDpi xmlns:a14="http://schemas.microsoft.com/office/drawing/2010/main" val="0"/>
@@ -4204,7 +4204,7 @@
                           </pic:cNvPicPr>
                         </pic:nvPicPr>
                         <pic:blipFill>
-                          <a:blip r:embed="rId72">
+                          <a:blip r:embed="rId73">
                             <a:extLst>
                               <a:ext uri="{28A0092B-C50C-407E-A947-70E740481C1C}">
                                 <a14:useLocalDpi xmlns:a14="http://schemas.microsoft.com/office/drawing/2010/main" val="0"/>
@@ -4265,7 +4265,7 @@
                           </pic:cNvPicPr>
                         </pic:nvPicPr>
                         <pic:blipFill>
-                          <a:blip r:embed="rId73">
+                          <a:blip r:embed="rId74">
                             <a:extLst>
                               <a:ext uri="{28A0092B-C50C-407E-A947-70E740481C1C}">
                                 <a14:useLocalDpi xmlns:a14="http://schemas.microsoft.com/office/drawing/2010/main" val="0"/>
@@ -4326,7 +4326,7 @@
                           </pic:cNvPicPr>
                         </pic:nvPicPr>
                         <pic:blipFill>
-                          <a:blip r:embed="rId74">
+                          <a:blip r:embed="rId75">
                             <a:extLst>
                               <a:ext uri="{28A0092B-C50C-407E-A947-70E740481C1C}">
                                 <a14:useLocalDpi xmlns:a14="http://schemas.microsoft.com/office/drawing/2010/main" val="0"/>
@@ -4387,7 +4387,7 @@
                           </pic:cNvPicPr>
                         </pic:nvPicPr>
                         <pic:blipFill>
-                          <a:blip r:embed="rId75">
+                          <a:blip r:embed="rId76">
                             <a:extLst>
                               <a:ext uri="{28A0092B-C50C-407E-A947-70E740481C1C}">
                                 <a14:useLocalDpi xmlns:a14="http://schemas.microsoft.com/office/drawing/2010/main" val="0"/>
@@ -4454,7 +4454,7 @@
                           </pic:cNvPicPr>
                         </pic:nvPicPr>
                         <pic:blipFill>
-                          <a:blip r:embed="rId76">
+                          <a:blip r:embed="rId77">
                             <a:extLst>
                               <a:ext uri="{28A0092B-C50C-407E-A947-70E740481C1C}">
                                 <a14:useLocalDpi xmlns:a14="http://schemas.microsoft.com/office/drawing/2010/main" val="0"/>
@@ -4515,7 +4515,7 @@
                           </pic:cNvPicPr>
                         </pic:nvPicPr>
                         <pic:blipFill>
-                          <a:blip r:embed="rId77">
+                          <a:blip r:embed="rId78">
                             <a:extLst>
                               <a:ext uri="{28A0092B-C50C-407E-A947-70E740481C1C}">
                                 <a14:useLocalDpi xmlns:a14="http://schemas.microsoft.com/office/drawing/2010/main" val="0"/>
@@ -4576,7 +4576,7 @@
                           </pic:cNvPicPr>
                         </pic:nvPicPr>
                         <pic:blipFill>
-                          <a:blip r:embed="rId78">
+                          <a:blip r:embed="rId79">
                             <a:extLst>
                               <a:ext uri="{28A0092B-C50C-407E-A947-70E740481C1C}">
                                 <a14:useLocalDpi xmlns:a14="http://schemas.microsoft.com/office/drawing/2010/main" val="0"/>
@@ -4637,7 +4637,7 @@
                           </pic:cNvPicPr>
                         </pic:nvPicPr>
                         <pic:blipFill>
-                          <a:blip r:embed="rId79">
+                          <a:blip r:embed="rId80">
                             <a:extLst>
                               <a:ext uri="{28A0092B-C50C-407E-A947-70E740481C1C}">
                                 <a14:useLocalDpi xmlns:a14="http://schemas.microsoft.com/office/drawing/2010/main" val="0"/>
@@ -4698,7 +4698,7 @@
                           </pic:cNvPicPr>
                         </pic:nvPicPr>
                         <pic:blipFill>
-                          <a:blip r:embed="rId80">
+                          <a:blip r:embed="rId81">
                             <a:extLst>
                               <a:ext uri="{28A0092B-C50C-407E-A947-70E740481C1C}">
                                 <a14:useLocalDpi xmlns:a14="http://schemas.microsoft.com/office/drawing/2010/main" val="0"/>
@@ -4759,7 +4759,7 @@
                           </pic:cNvPicPr>
                         </pic:nvPicPr>
                         <pic:blipFill>
-                          <a:blip r:embed="rId81">
+                          <a:blip r:embed="rId82">
                             <a:extLst>
                               <a:ext uri="{28A0092B-C50C-407E-A947-70E740481C1C}">
                                 <a14:useLocalDpi xmlns:a14="http://schemas.microsoft.com/office/drawing/2010/main" val="0"/>
@@ -4820,7 +4820,7 @@
                           </pic:cNvPicPr>
                         </pic:nvPicPr>
                         <pic:blipFill>
-                          <a:blip r:embed="rId82">
+                          <a:blip r:embed="rId83">
                             <a:extLst>
                               <a:ext uri="{28A0092B-C50C-407E-A947-70E740481C1C}">
                                 <a14:useLocalDpi xmlns:a14="http://schemas.microsoft.com/office/drawing/2010/main" val="0"/>
@@ -4881,7 +4881,7 @@
                           </pic:cNvPicPr>
                         </pic:nvPicPr>
                         <pic:blipFill>
-                          <a:blip r:embed="rId83">
+                          <a:blip r:embed="rId84">
                             <a:extLst>
                               <a:ext uri="{28A0092B-C50C-407E-A947-70E740481C1C}">
                                 <a14:useLocalDpi xmlns:a14="http://schemas.microsoft.com/office/drawing/2010/main" val="0"/>
@@ -4948,7 +4948,7 @@
                           </pic:cNvPicPr>
                         </pic:nvPicPr>
                         <pic:blipFill>
-                          <a:blip r:embed="rId84">
+                          <a:blip r:embed="rId85">
                             <a:extLst>
                               <a:ext uri="{28A0092B-C50C-407E-A947-70E740481C1C}">
                                 <a14:useLocalDpi xmlns:a14="http://schemas.microsoft.com/office/drawing/2010/main" val="0"/>
@@ -5009,7 +5009,7 @@
                           </pic:cNvPicPr>
                         </pic:nvPicPr>
                         <pic:blipFill>
-                          <a:blip r:embed="rId85">
+                          <a:blip r:embed="rId86">
                             <a:extLst>
                               <a:ext uri="{28A0092B-C50C-407E-A947-70E740481C1C}">
                                 <a14:useLocalDpi xmlns:a14="http://schemas.microsoft.com/office/drawing/2010/main" val="0"/>
@@ -5070,7 +5070,7 @@
                           </pic:cNvPicPr>
                         </pic:nvPicPr>
                         <pic:blipFill>
-                          <a:blip r:embed="rId86">
+                          <a:blip r:embed="rId87">
                             <a:extLst>
                               <a:ext uri="{28A0092B-C50C-407E-A947-70E740481C1C}">
                                 <a14:useLocalDpi xmlns:a14="http://schemas.microsoft.com/office/drawing/2010/main" val="0"/>
@@ -5131,7 +5131,7 @@
                           </pic:cNvPicPr>
                         </pic:nvPicPr>
                         <pic:blipFill>
-                          <a:blip r:embed="rId87">
+                          <a:blip r:embed="rId88">
                             <a:extLst>
                               <a:ext uri="{28A0092B-C50C-407E-A947-70E740481C1C}">
                                 <a14:useLocalDpi xmlns:a14="http://schemas.microsoft.com/office/drawing/2010/main" val="0"/>
@@ -5192,7 +5192,7 @@
                           </pic:cNvPicPr>
                         </pic:nvPicPr>
                         <pic:blipFill>
-                          <a:blip r:embed="rId88">
+                          <a:blip r:embed="rId89">
                             <a:extLst>
                               <a:ext uri="{28A0092B-C50C-407E-A947-70E740481C1C}">
                                 <a14:useLocalDpi xmlns:a14="http://schemas.microsoft.com/office/drawing/2010/main" val="0"/>
@@ -5253,7 +5253,7 @@
                           </pic:cNvPicPr>
                         </pic:nvPicPr>
                         <pic:blipFill>
-                          <a:blip r:embed="rId89">
+                          <a:blip r:embed="rId90">
                             <a:extLst>
                               <a:ext uri="{28A0092B-C50C-407E-A947-70E740481C1C}">
                                 <a14:useLocalDpi xmlns:a14="http://schemas.microsoft.com/office/drawing/2010/main" val="0"/>
@@ -5314,7 +5314,7 @@
                           </pic:cNvPicPr>
                         </pic:nvPicPr>
                         <pic:blipFill>
-                          <a:blip r:embed="rId90">
+                          <a:blip r:embed="rId91">
                             <a:extLst>
                               <a:ext uri="{28A0092B-C50C-407E-A947-70E740481C1C}">
                                 <a14:useLocalDpi xmlns:a14="http://schemas.microsoft.com/office/drawing/2010/main" val="0"/>
@@ -5375,7 +5375,7 @@
                           </pic:cNvPicPr>
                         </pic:nvPicPr>
                         <pic:blipFill>
-                          <a:blip r:embed="rId91">
+                          <a:blip r:embed="rId92">
                             <a:extLst>
                               <a:ext uri="{28A0092B-C50C-407E-A947-70E740481C1C}">
                                 <a14:useLocalDpi xmlns:a14="http://schemas.microsoft.com/office/drawing/2010/main" val="0"/>
@@ -5442,7 +5442,7 @@
                           </pic:cNvPicPr>
                         </pic:nvPicPr>
                         <pic:blipFill>
-                          <a:blip r:embed="rId92">
+                          <a:blip r:embed="rId93">
                             <a:extLst>
                               <a:ext uri="{28A0092B-C50C-407E-A947-70E740481C1C}">
                                 <a14:useLocalDpi xmlns:a14="http://schemas.microsoft.com/office/drawing/2010/main" val="0"/>
@@ -5503,7 +5503,7 @@
                           </pic:cNvPicPr>
                         </pic:nvPicPr>
                         <pic:blipFill>
-                          <a:blip r:embed="rId93">
+                          <a:blip r:embed="rId94">
                             <a:extLst>
                               <a:ext uri="{28A0092B-C50C-407E-A947-70E740481C1C}">
                                 <a14:useLocalDpi xmlns:a14="http://schemas.microsoft.com/office/drawing/2010/main" val="0"/>
@@ -5564,7 +5564,7 @@
                           </pic:cNvPicPr>
                         </pic:nvPicPr>
                         <pic:blipFill>
-                          <a:blip r:embed="rId94">
+                          <a:blip r:embed="rId95">
                             <a:extLst>
                               <a:ext uri="{28A0092B-C50C-407E-A947-70E740481C1C}">
                                 <a14:useLocalDpi xmlns:a14="http://schemas.microsoft.com/office/drawing/2010/main" val="0"/>
@@ -5625,7 +5625,7 @@
                           </pic:cNvPicPr>
                         </pic:nvPicPr>
                         <pic:blipFill>
-                          <a:blip r:embed="rId95">
+                          <a:blip r:embed="rId96">
                             <a:extLst>
                               <a:ext uri="{28A0092B-C50C-407E-A947-70E740481C1C}">
                                 <a14:useLocalDpi xmlns:a14="http://schemas.microsoft.com/office/drawing/2010/main" val="0"/>
@@ -5686,7 +5686,7 @@
                           </pic:cNvPicPr>
                         </pic:nvPicPr>
                         <pic:blipFill>
-                          <a:blip r:embed="rId96">
+                          <a:blip r:embed="rId97">
                             <a:extLst>
                               <a:ext uri="{28A0092B-C50C-407E-A947-70E740481C1C}">
                                 <a14:useLocalDpi xmlns:a14="http://schemas.microsoft.com/office/drawing/2010/main" val="0"/>
@@ -5747,7 +5747,7 @@
                           </pic:cNvPicPr>
                         </pic:nvPicPr>
                         <pic:blipFill>
-                          <a:blip r:embed="rId97">
+                          <a:blip r:embed="rId98">
                             <a:extLst>
                               <a:ext uri="{28A0092B-C50C-407E-A947-70E740481C1C}">
                                 <a14:useLocalDpi xmlns:a14="http://schemas.microsoft.com/office/drawing/2010/main" val="0"/>
@@ -5808,7 +5808,7 @@
                           </pic:cNvPicPr>
                         </pic:nvPicPr>
                         <pic:blipFill>
-                          <a:blip r:embed="rId98">
+                          <a:blip r:embed="rId99">
                             <a:extLst>
                               <a:ext uri="{28A0092B-C50C-407E-A947-70E740481C1C}">
                                 <a14:useLocalDpi xmlns:a14="http://schemas.microsoft.com/office/drawing/2010/main" val="0"/>
@@ -5869,7 +5869,7 @@
                           </pic:cNvPicPr>
                         </pic:nvPicPr>
                         <pic:blipFill>
-                          <a:blip r:embed="rId99">
+                          <a:blip r:embed="rId100">
                             <a:extLst>
                               <a:ext uri="{28A0092B-C50C-407E-A947-70E740481C1C}">
                                 <a14:useLocalDpi xmlns:a14="http://schemas.microsoft.com/office/drawing/2010/main" val="0"/>
@@ -5936,7 +5936,7 @@
                           </pic:cNvPicPr>
                         </pic:nvPicPr>
                         <pic:blipFill>
-                          <a:blip r:embed="rId100">
+                          <a:blip r:embed="rId101">
                             <a:extLst>
                               <a:ext uri="{28A0092B-C50C-407E-A947-70E740481C1C}">
                                 <a14:useLocalDpi xmlns:a14="http://schemas.microsoft.com/office/drawing/2010/main" val="0"/>
@@ -5997,7 +5997,7 @@
                           </pic:cNvPicPr>
                         </pic:nvPicPr>
                         <pic:blipFill>
-                          <a:blip r:embed="rId101">
+                          <a:blip r:embed="rId102">
                             <a:extLst>
                               <a:ext uri="{28A0092B-C50C-407E-A947-70E740481C1C}">
                                 <a14:useLocalDpi xmlns:a14="http://schemas.microsoft.com/office/drawing/2010/main" val="0"/>
@@ -6058,7 +6058,7 @@
                           </pic:cNvPicPr>
                         </pic:nvPicPr>
                         <pic:blipFill>
-                          <a:blip r:embed="rId102">
+                          <a:blip r:embed="rId103">
                             <a:extLst>
                               <a:ext uri="{28A0092B-C50C-407E-A947-70E740481C1C}">
                                 <a14:useLocalDpi xmlns:a14="http://schemas.microsoft.com/office/drawing/2010/main" val="0"/>
@@ -6119,7 +6119,7 @@
                           </pic:cNvPicPr>
                         </pic:nvPicPr>
                         <pic:blipFill>
-                          <a:blip r:embed="rId103">
+                          <a:blip r:embed="rId104">
                             <a:extLst>
                               <a:ext uri="{28A0092B-C50C-407E-A947-70E740481C1C}">
                                 <a14:useLocalDpi xmlns:a14="http://schemas.microsoft.com/office/drawing/2010/main" val="0"/>
@@ -6180,7 +6180,7 @@
                           </pic:cNvPicPr>
                         </pic:nvPicPr>
                         <pic:blipFill>
-                          <a:blip r:embed="rId104">
+                          <a:blip r:embed="rId105">
                             <a:extLst>
                               <a:ext uri="{28A0092B-C50C-407E-A947-70E740481C1C}">
                                 <a14:useLocalDpi xmlns:a14="http://schemas.microsoft.com/office/drawing/2010/main" val="0"/>
@@ -6241,7 +6241,7 @@
                           </pic:cNvPicPr>
                         </pic:nvPicPr>
                         <pic:blipFill>
-                          <a:blip r:embed="rId105">
+                          <a:blip r:embed="rId106">
                             <a:extLst>
                               <a:ext uri="{28A0092B-C50C-407E-A947-70E740481C1C}">
                                 <a14:useLocalDpi xmlns:a14="http://schemas.microsoft.com/office/drawing/2010/main" val="0"/>
@@ -6302,7 +6302,7 @@
                           </pic:cNvPicPr>
                         </pic:nvPicPr>
                         <pic:blipFill>
-                          <a:blip r:embed="rId106">
+                          <a:blip r:embed="rId107">
                             <a:extLst>
                               <a:ext uri="{28A0092B-C50C-407E-A947-70E740481C1C}">
                                 <a14:useLocalDpi xmlns:a14="http://schemas.microsoft.com/office/drawing/2010/main" val="0"/>
@@ -6363,7 +6363,7 @@
                           </pic:cNvPicPr>
                         </pic:nvPicPr>
                         <pic:blipFill>
-                          <a:blip r:embed="rId107">
+                          <a:blip r:embed="rId108">
                             <a:extLst>
                               <a:ext uri="{28A0092B-C50C-407E-A947-70E740481C1C}">
                                 <a14:useLocalDpi xmlns:a14="http://schemas.microsoft.com/office/drawing/2010/main" val="0"/>
@@ -6430,7 +6430,7 @@
                           </pic:cNvPicPr>
                         </pic:nvPicPr>
                         <pic:blipFill>
-                          <a:blip r:embed="rId108">
+                          <a:blip r:embed="rId109">
                             <a:extLst>
                               <a:ext uri="{28A0092B-C50C-407E-A947-70E740481C1C}">
                                 <a14:useLocalDpi xmlns:a14="http://schemas.microsoft.com/office/drawing/2010/main" val="0"/>
@@ -6491,7 +6491,7 @@
                           </pic:cNvPicPr>
                         </pic:nvPicPr>
                         <pic:blipFill>
-                          <a:blip r:embed="rId109">
+                          <a:blip r:embed="rId110">
                             <a:extLst>
                               <a:ext uri="{28A0092B-C50C-407E-A947-70E740481C1C}">
                                 <a14:useLocalDpi xmlns:a14="http://schemas.microsoft.com/office/drawing/2010/main" val="0"/>
@@ -6552,7 +6552,7 @@
                           </pic:cNvPicPr>
                         </pic:nvPicPr>
                         <pic:blipFill>
-                          <a:blip r:embed="rId110">
+                          <a:blip r:embed="rId111">
                             <a:extLst>
                               <a:ext uri="{28A0092B-C50C-407E-A947-70E740481C1C}">
                                 <a14:useLocalDpi xmlns:a14="http://schemas.microsoft.com/office/drawing/2010/main" val="0"/>
@@ -6613,7 +6613,7 @@
                           </pic:cNvPicPr>
                         </pic:nvPicPr>
                         <pic:blipFill>
-                          <a:blip r:embed="rId111">
+                          <a:blip r:embed="rId112">
                             <a:extLst>
                               <a:ext uri="{28A0092B-C50C-407E-A947-70E740481C1C}">
                                 <a14:useLocalDpi xmlns:a14="http://schemas.microsoft.com/office/drawing/2010/main" val="0"/>
@@ -6674,7 +6674,7 @@
                           </pic:cNvPicPr>
                         </pic:nvPicPr>
                         <pic:blipFill>
-                          <a:blip r:embed="rId112">
+                          <a:blip r:embed="rId113">
                             <a:extLst>
                               <a:ext uri="{28A0092B-C50C-407E-A947-70E740481C1C}">
                                 <a14:useLocalDpi xmlns:a14="http://schemas.microsoft.com/office/drawing/2010/main" val="0"/>
@@ -6735,7 +6735,7 @@
                           </pic:cNvPicPr>
                         </pic:nvPicPr>
                         <pic:blipFill>
-                          <a:blip r:embed="rId113">
+                          <a:blip r:embed="rId114">
                             <a:extLst>
                               <a:ext uri="{28A0092B-C50C-407E-A947-70E740481C1C}">
                                 <a14:useLocalDpi xmlns:a14="http://schemas.microsoft.com/office/drawing/2010/main" val="0"/>
@@ -6796,7 +6796,7 @@
                           </pic:cNvPicPr>
                         </pic:nvPicPr>
                         <pic:blipFill>
-                          <a:blip r:embed="rId114">
+                          <a:blip r:embed="rId115">
                             <a:extLst>
                               <a:ext uri="{28A0092B-C50C-407E-A947-70E740481C1C}">
                                 <a14:useLocalDpi xmlns:a14="http://schemas.microsoft.com/office/drawing/2010/main" val="0"/>
@@ -6857,7 +6857,7 @@
                           </pic:cNvPicPr>
                         </pic:nvPicPr>
                         <pic:blipFill>
-                          <a:blip r:embed="rId115">
+                          <a:blip r:embed="rId116">
                             <a:extLst>
                               <a:ext uri="{28A0092B-C50C-407E-A947-70E740481C1C}">
                                 <a14:useLocalDpi xmlns:a14="http://schemas.microsoft.com/office/drawing/2010/main" val="0"/>
@@ -6924,7 +6924,7 @@
                           </pic:cNvPicPr>
                         </pic:nvPicPr>
                         <pic:blipFill>
-                          <a:blip r:embed="rId116">
+                          <a:blip r:embed="rId117">
                             <a:extLst>
                               <a:ext uri="{28A0092B-C50C-407E-A947-70E740481C1C}">
                                 <a14:useLocalDpi xmlns:a14="http://schemas.microsoft.com/office/drawing/2010/main" val="0"/>
@@ -6985,7 +6985,7 @@
                           </pic:cNvPicPr>
                         </pic:nvPicPr>
                         <pic:blipFill>
-                          <a:blip r:embed="rId117">
+                          <a:blip r:embed="rId118">
                             <a:extLst>
                               <a:ext uri="{28A0092B-C50C-407E-A947-70E740481C1C}">
                                 <a14:useLocalDpi xmlns:a14="http://schemas.microsoft.com/office/drawing/2010/main" val="0"/>
@@ -7046,7 +7046,7 @@
                           </pic:cNvPicPr>
                         </pic:nvPicPr>
                         <pic:blipFill>
-                          <a:blip r:embed="rId118">
+                          <a:blip r:embed="rId119">
                             <a:extLst>
                               <a:ext uri="{28A0092B-C50C-407E-A947-70E740481C1C}">
                                 <a14:useLocalDpi xmlns:a14="http://schemas.microsoft.com/office/drawing/2010/main" val="0"/>
@@ -7107,7 +7107,7 @@
                           </pic:cNvPicPr>
                         </pic:nvPicPr>
                         <pic:blipFill>
-                          <a:blip r:embed="rId119">
+                          <a:blip r:embed="rId120">
                             <a:extLst>
                               <a:ext uri="{28A0092B-C50C-407E-A947-70E740481C1C}">
                                 <a14:useLocalDpi xmlns:a14="http://schemas.microsoft.com/office/drawing/2010/main" val="0"/>
@@ -7168,7 +7168,7 @@
                           </pic:cNvPicPr>
                         </pic:nvPicPr>
                         <pic:blipFill>
-                          <a:blip r:embed="rId120">
+                          <a:blip r:embed="rId121">
                             <a:extLst>
                               <a:ext uri="{28A0092B-C50C-407E-A947-70E740481C1C}">
                                 <a14:useLocalDpi xmlns:a14="http://schemas.microsoft.com/office/drawing/2010/main" val="0"/>
@@ -7229,7 +7229,7 @@
                           </pic:cNvPicPr>
                         </pic:nvPicPr>
                         <pic:blipFill>
-                          <a:blip r:embed="rId121">
+                          <a:blip r:embed="rId122">
                             <a:extLst>
                               <a:ext uri="{28A0092B-C50C-407E-A947-70E740481C1C}">
                                 <a14:useLocalDpi xmlns:a14="http://schemas.microsoft.com/office/drawing/2010/main" val="0"/>
@@ -7290,7 +7290,7 @@
                           </pic:cNvPicPr>
                         </pic:nvPicPr>
                         <pic:blipFill>
-                          <a:blip r:embed="rId122">
+                          <a:blip r:embed="rId123">
                             <a:extLst>
                               <a:ext uri="{28A0092B-C50C-407E-A947-70E740481C1C}">
                                 <a14:useLocalDpi xmlns:a14="http://schemas.microsoft.com/office/drawing/2010/main" val="0"/>
@@ -7351,7 +7351,7 @@
                           </pic:cNvPicPr>
                         </pic:nvPicPr>
                         <pic:blipFill>
-                          <a:blip r:embed="rId123">
+                          <a:blip r:embed="rId124">
                             <a:extLst>
                               <a:ext uri="{28A0092B-C50C-407E-A947-70E740481C1C}">
                                 <a14:useLocalDpi xmlns:a14="http://schemas.microsoft.com/office/drawing/2010/main" val="0"/>
@@ -7418,7 +7418,7 @@
                           </pic:cNvPicPr>
                         </pic:nvPicPr>
                         <pic:blipFill>
-                          <a:blip r:embed="rId124">
+                          <a:blip r:embed="rId125">
                             <a:extLst>
                               <a:ext uri="{28A0092B-C50C-407E-A947-70E740481C1C}">
                                 <a14:useLocalDpi xmlns:a14="http://schemas.microsoft.com/office/drawing/2010/main" val="0"/>
@@ -7479,7 +7479,7 @@
                           </pic:cNvPicPr>
                         </pic:nvPicPr>
                         <pic:blipFill>
-                          <a:blip r:embed="rId125">
+                          <a:blip r:embed="rId126">
                             <a:extLst>
                               <a:ext uri="{28A0092B-C50C-407E-A947-70E740481C1C}">
                                 <a14:useLocalDpi xmlns:a14="http://schemas.microsoft.com/office/drawing/2010/main" val="0"/>
@@ -7540,7 +7540,7 @@
                           </pic:cNvPicPr>
                         </pic:nvPicPr>
                         <pic:blipFill>
-                          <a:blip r:embed="rId126">
+                          <a:blip r:embed="rId127">
                             <a:extLst>
                               <a:ext uri="{28A0092B-C50C-407E-A947-70E740481C1C}">
                                 <a14:useLocalDpi xmlns:a14="http://schemas.microsoft.com/office/drawing/2010/main" val="0"/>
@@ -7601,7 +7601,7 @@
                           </pic:cNvPicPr>
                         </pic:nvPicPr>
                         <pic:blipFill>
-                          <a:blip r:embed="rId127">
+                          <a:blip r:embed="rId128">
                             <a:extLst>
                               <a:ext uri="{28A0092B-C50C-407E-A947-70E740481C1C}">
                                 <a14:useLocalDpi xmlns:a14="http://schemas.microsoft.com/office/drawing/2010/main" val="0"/>
@@ -7662,7 +7662,7 @@
                           </pic:cNvPicPr>
                         </pic:nvPicPr>
                         <pic:blipFill>
-                          <a:blip r:embed="rId128">
+                          <a:blip r:embed="rId129">
                             <a:extLst>
                               <a:ext uri="{28A0092B-C50C-407E-A947-70E740481C1C}">
                                 <a14:useLocalDpi xmlns:a14="http://schemas.microsoft.com/office/drawing/2010/main" val="0"/>
@@ -7723,7 +7723,7 @@
                           </pic:cNvPicPr>
                         </pic:nvPicPr>
                         <pic:blipFill>
-                          <a:blip r:embed="rId129">
+                          <a:blip r:embed="rId130">
                             <a:extLst>
                               <a:ext uri="{28A0092B-C50C-407E-A947-70E740481C1C}">
                                 <a14:useLocalDpi xmlns:a14="http://schemas.microsoft.com/office/drawing/2010/main" val="0"/>
@@ -7784,7 +7784,7 @@
                           </pic:cNvPicPr>
                         </pic:nvPicPr>
                         <pic:blipFill>
-                          <a:blip r:embed="rId130">
+                          <a:blip r:embed="rId131">
                             <a:extLst>
                               <a:ext uri="{28A0092B-C50C-407E-A947-70E740481C1C}">
                                 <a14:useLocalDpi xmlns:a14="http://schemas.microsoft.com/office/drawing/2010/main" val="0"/>
@@ -7845,7 +7845,7 @@
                           </pic:cNvPicPr>
                         </pic:nvPicPr>
                         <pic:blipFill>
-                          <a:blip r:embed="rId131">
+                          <a:blip r:embed="rId132">
                             <a:extLst>
                               <a:ext uri="{28A0092B-C50C-407E-A947-70E740481C1C}">
                                 <a14:useLocalDpi xmlns:a14="http://schemas.microsoft.com/office/drawing/2010/main" val="0"/>
@@ -7861,6 +7861,3984 @@
                           <a:xfrm>
                             <a:off x="0" y="0"/>
                             <a:ext cx="795655" cy="795655"/>
+                          </a:xfrm>
+                          <a:prstGeom prst="rect">
+                            <a:avLst/>
+                          </a:prstGeom>
+                          <a:noFill/>
+                          <a:ln>
+                            <a:noFill/>
+                          </a:ln>
+                        </pic:spPr>
+                      </pic:pic>
+                    </a:graphicData>
+                  </a:graphic>
+                </wp:inline>
+              </w:drawing>
+            </w:r>
+          </w:p>
+        </w:tc>
+      </w:tr>
+    </w:tbl>
+    <w:p/>
+    <w:p>
+      <w:r>
+        <w:br w:type="page"/>
+      </w:r>
+    </w:p>
+    <w:tbl>
+      <w:tblPr>
+        <w:tblStyle w:val="TableGrid"/>
+        <w:tblW w:w="11766" w:type="dxa"/>
+        <w:tblInd w:w="-1423" w:type="dxa"/>
+        <w:tblLayout w:type="fixed"/>
+        <w:tblLook w:val="04A0" w:firstRow="1" w:lastRow="0" w:firstColumn="1" w:lastColumn="0" w:noHBand="0" w:noVBand="1"/>
+      </w:tblPr>
+      <w:tblGrid>
+        <w:gridCol w:w="1470"/>
+        <w:gridCol w:w="1470"/>
+        <w:gridCol w:w="1471"/>
+        <w:gridCol w:w="1471"/>
+        <w:gridCol w:w="1471"/>
+        <w:gridCol w:w="1471"/>
+        <w:gridCol w:w="1471"/>
+        <w:gridCol w:w="1471"/>
+      </w:tblGrid>
+      <w:tr>
+        <w:trPr>
+          <w:trHeight w:val="1304"/>
+          <w:tblHeader/>
+        </w:trPr>
+        <w:tc>
+          <w:tcPr>
+            <w:tcW w:w="1470" w:type="dxa"/>
+            <w:vAlign w:val="center"/>
+          </w:tcPr>
+          <w:p>
+            <w:r>
+              <w:rPr>
+                <w:noProof/>
+              </w:rPr>
+              <w:lastRenderedPageBreak/>
+              <w:drawing>
+                <wp:inline distT="0" distB="0" distL="0" distR="0" wp14:anchorId="35850C7F" wp14:editId="6B791353">
+                  <wp:extent cx="795655" cy="599440"/>
+                  <wp:effectExtent l="0" t="0" r="4445" b="0"/>
+                  <wp:docPr id="258" name="Picture 258"/>
+                  <wp:cNvGraphicFramePr>
+                    <a:graphicFrameLocks xmlns:a="http://schemas.openxmlformats.org/drawingml/2006/main" noChangeAspect="1"/>
+                  </wp:cNvGraphicFramePr>
+                  <a:graphic xmlns:a="http://schemas.openxmlformats.org/drawingml/2006/main">
+                    <a:graphicData uri="http://schemas.openxmlformats.org/drawingml/2006/picture">
+                      <pic:pic xmlns:pic="http://schemas.openxmlformats.org/drawingml/2006/picture">
+                        <pic:nvPicPr>
+                          <pic:cNvPr id="0" name="Picture 2"/>
+                          <pic:cNvPicPr>
+                            <a:picLocks noChangeAspect="1" noChangeArrowheads="1"/>
+                          </pic:cNvPicPr>
+                        </pic:nvPicPr>
+                        <pic:blipFill>
+                          <a:blip r:embed="rId133">
+                            <a:extLst>
+                              <a:ext uri="{28A0092B-C50C-407E-A947-70E740481C1C}">
+                                <a14:useLocalDpi xmlns:a14="http://schemas.microsoft.com/office/drawing/2010/main" val="0"/>
+                              </a:ext>
+                            </a:extLst>
+                          </a:blip>
+                          <a:srcRect/>
+                          <a:stretch>
+                            <a:fillRect/>
+                          </a:stretch>
+                        </pic:blipFill>
+                        <pic:spPr bwMode="auto">
+                          <a:xfrm>
+                            <a:off x="0" y="0"/>
+                            <a:ext cx="795655" cy="599440"/>
+                          </a:xfrm>
+                          <a:prstGeom prst="rect">
+                            <a:avLst/>
+                          </a:prstGeom>
+                          <a:noFill/>
+                          <a:ln>
+                            <a:noFill/>
+                          </a:ln>
+                        </pic:spPr>
+                      </pic:pic>
+                    </a:graphicData>
+                  </a:graphic>
+                </wp:inline>
+              </w:drawing>
+            </w:r>
+          </w:p>
+        </w:tc>
+        <w:tc>
+          <w:tcPr>
+            <w:tcW w:w="1470" w:type="dxa"/>
+            <w:vAlign w:val="center"/>
+          </w:tcPr>
+          <w:p>
+            <w:r>
+              <w:rPr>
+                <w:noProof/>
+              </w:rPr>
+              <w:drawing>
+                <wp:inline distT="0" distB="0" distL="0" distR="0" wp14:anchorId="56EE40D7" wp14:editId="0D3A67D4">
+                  <wp:extent cx="795655" cy="599440"/>
+                  <wp:effectExtent l="0" t="0" r="4445" b="0"/>
+                  <wp:docPr id="257" name="Picture 257"/>
+                  <wp:cNvGraphicFramePr>
+                    <a:graphicFrameLocks xmlns:a="http://schemas.openxmlformats.org/drawingml/2006/main" noChangeAspect="1"/>
+                  </wp:cNvGraphicFramePr>
+                  <a:graphic xmlns:a="http://schemas.openxmlformats.org/drawingml/2006/main">
+                    <a:graphicData uri="http://schemas.openxmlformats.org/drawingml/2006/picture">
+                      <pic:pic xmlns:pic="http://schemas.openxmlformats.org/drawingml/2006/picture">
+                        <pic:nvPicPr>
+                          <pic:cNvPr id="0" name="Picture 1"/>
+                          <pic:cNvPicPr>
+                            <a:picLocks noChangeAspect="1" noChangeArrowheads="1"/>
+                          </pic:cNvPicPr>
+                        </pic:nvPicPr>
+                        <pic:blipFill>
+                          <a:blip r:embed="rId134">
+                            <a:extLst>
+                              <a:ext uri="{28A0092B-C50C-407E-A947-70E740481C1C}">
+                                <a14:useLocalDpi xmlns:a14="http://schemas.microsoft.com/office/drawing/2010/main" val="0"/>
+                              </a:ext>
+                            </a:extLst>
+                          </a:blip>
+                          <a:srcRect/>
+                          <a:stretch>
+                            <a:fillRect/>
+                          </a:stretch>
+                        </pic:blipFill>
+                        <pic:spPr bwMode="auto">
+                          <a:xfrm>
+                            <a:off x="0" y="0"/>
+                            <a:ext cx="795655" cy="599440"/>
+                          </a:xfrm>
+                          <a:prstGeom prst="rect">
+                            <a:avLst/>
+                          </a:prstGeom>
+                          <a:noFill/>
+                          <a:ln>
+                            <a:noFill/>
+                          </a:ln>
+                        </pic:spPr>
+                      </pic:pic>
+                    </a:graphicData>
+                  </a:graphic>
+                </wp:inline>
+              </w:drawing>
+            </w:r>
+          </w:p>
+        </w:tc>
+        <w:tc>
+          <w:tcPr>
+            <w:tcW w:w="1471" w:type="dxa"/>
+            <w:vAlign w:val="center"/>
+          </w:tcPr>
+          <w:p>
+            <w:r>
+              <w:rPr>
+                <w:noProof/>
+              </w:rPr>
+              <w:drawing>
+                <wp:inline distT="0" distB="0" distL="0" distR="0" wp14:anchorId="1B6CD4B4" wp14:editId="3928CB18">
+                  <wp:extent cx="795655" cy="599440"/>
+                  <wp:effectExtent l="0" t="0" r="4445" b="0"/>
+                  <wp:docPr id="344" name="Picture 344"/>
+                  <wp:cNvGraphicFramePr>
+                    <a:graphicFrameLocks xmlns:a="http://schemas.openxmlformats.org/drawingml/2006/main" noChangeAspect="1"/>
+                  </wp:cNvGraphicFramePr>
+                  <a:graphic xmlns:a="http://schemas.openxmlformats.org/drawingml/2006/main">
+                    <a:graphicData uri="http://schemas.openxmlformats.org/drawingml/2006/picture">
+                      <pic:pic xmlns:pic="http://schemas.openxmlformats.org/drawingml/2006/picture">
+                        <pic:nvPicPr>
+                          <pic:cNvPr id="0" name="Picture 24"/>
+                          <pic:cNvPicPr>
+                            <a:picLocks noChangeAspect="1" noChangeArrowheads="1"/>
+                          </pic:cNvPicPr>
+                        </pic:nvPicPr>
+                        <pic:blipFill>
+                          <a:blip r:embed="rId135">
+                            <a:extLst>
+                              <a:ext uri="{28A0092B-C50C-407E-A947-70E740481C1C}">
+                                <a14:useLocalDpi xmlns:a14="http://schemas.microsoft.com/office/drawing/2010/main" val="0"/>
+                              </a:ext>
+                            </a:extLst>
+                          </a:blip>
+                          <a:srcRect/>
+                          <a:stretch>
+                            <a:fillRect/>
+                          </a:stretch>
+                        </pic:blipFill>
+                        <pic:spPr bwMode="auto">
+                          <a:xfrm>
+                            <a:off x="0" y="0"/>
+                            <a:ext cx="795655" cy="599440"/>
+                          </a:xfrm>
+                          <a:prstGeom prst="rect">
+                            <a:avLst/>
+                          </a:prstGeom>
+                          <a:noFill/>
+                          <a:ln>
+                            <a:noFill/>
+                          </a:ln>
+                        </pic:spPr>
+                      </pic:pic>
+                    </a:graphicData>
+                  </a:graphic>
+                </wp:inline>
+              </w:drawing>
+            </w:r>
+          </w:p>
+        </w:tc>
+        <w:tc>
+          <w:tcPr>
+            <w:tcW w:w="1471" w:type="dxa"/>
+            <w:vAlign w:val="center"/>
+          </w:tcPr>
+          <w:p>
+            <w:r>
+              <w:rPr>
+                <w:noProof/>
+              </w:rPr>
+              <w:drawing>
+                <wp:inline distT="0" distB="0" distL="0" distR="0" wp14:anchorId="049722D9" wp14:editId="35208532">
+                  <wp:extent cx="795655" cy="599440"/>
+                  <wp:effectExtent l="0" t="0" r="4445" b="0"/>
+                  <wp:docPr id="330" name="Picture 330"/>
+                  <wp:cNvGraphicFramePr>
+                    <a:graphicFrameLocks xmlns:a="http://schemas.openxmlformats.org/drawingml/2006/main" noChangeAspect="1"/>
+                  </wp:cNvGraphicFramePr>
+                  <a:graphic xmlns:a="http://schemas.openxmlformats.org/drawingml/2006/main">
+                    <a:graphicData uri="http://schemas.openxmlformats.org/drawingml/2006/picture">
+                      <pic:pic xmlns:pic="http://schemas.openxmlformats.org/drawingml/2006/picture">
+                        <pic:nvPicPr>
+                          <pic:cNvPr id="0" name="Picture 10"/>
+                          <pic:cNvPicPr>
+                            <a:picLocks noChangeAspect="1" noChangeArrowheads="1"/>
+                          </pic:cNvPicPr>
+                        </pic:nvPicPr>
+                        <pic:blipFill>
+                          <a:blip r:embed="rId136">
+                            <a:extLst>
+                              <a:ext uri="{28A0092B-C50C-407E-A947-70E740481C1C}">
+                                <a14:useLocalDpi xmlns:a14="http://schemas.microsoft.com/office/drawing/2010/main" val="0"/>
+                              </a:ext>
+                            </a:extLst>
+                          </a:blip>
+                          <a:srcRect/>
+                          <a:stretch>
+                            <a:fillRect/>
+                          </a:stretch>
+                        </pic:blipFill>
+                        <pic:spPr bwMode="auto">
+                          <a:xfrm>
+                            <a:off x="0" y="0"/>
+                            <a:ext cx="795655" cy="599440"/>
+                          </a:xfrm>
+                          <a:prstGeom prst="rect">
+                            <a:avLst/>
+                          </a:prstGeom>
+                          <a:noFill/>
+                          <a:ln>
+                            <a:noFill/>
+                          </a:ln>
+                        </pic:spPr>
+                      </pic:pic>
+                    </a:graphicData>
+                  </a:graphic>
+                </wp:inline>
+              </w:drawing>
+            </w:r>
+          </w:p>
+        </w:tc>
+        <w:tc>
+          <w:tcPr>
+            <w:tcW w:w="1471" w:type="dxa"/>
+            <w:vAlign w:val="center"/>
+          </w:tcPr>
+          <w:p>
+            <w:r>
+              <w:rPr>
+                <w:noProof/>
+              </w:rPr>
+              <w:drawing>
+                <wp:inline distT="0" distB="0" distL="0" distR="0" wp14:anchorId="25F96B6E" wp14:editId="6C9B2CB5">
+                  <wp:extent cx="795655" cy="599440"/>
+                  <wp:effectExtent l="0" t="0" r="4445" b="0"/>
+                  <wp:docPr id="340" name="Picture 340"/>
+                  <wp:cNvGraphicFramePr>
+                    <a:graphicFrameLocks xmlns:a="http://schemas.openxmlformats.org/drawingml/2006/main" noChangeAspect="1"/>
+                  </wp:cNvGraphicFramePr>
+                  <a:graphic xmlns:a="http://schemas.openxmlformats.org/drawingml/2006/main">
+                    <a:graphicData uri="http://schemas.openxmlformats.org/drawingml/2006/picture">
+                      <pic:pic xmlns:pic="http://schemas.openxmlformats.org/drawingml/2006/picture">
+                        <pic:nvPicPr>
+                          <pic:cNvPr id="0" name="Picture 20"/>
+                          <pic:cNvPicPr>
+                            <a:picLocks noChangeAspect="1" noChangeArrowheads="1"/>
+                          </pic:cNvPicPr>
+                        </pic:nvPicPr>
+                        <pic:blipFill>
+                          <a:blip r:embed="rId137">
+                            <a:extLst>
+                              <a:ext uri="{28A0092B-C50C-407E-A947-70E740481C1C}">
+                                <a14:useLocalDpi xmlns:a14="http://schemas.microsoft.com/office/drawing/2010/main" val="0"/>
+                              </a:ext>
+                            </a:extLst>
+                          </a:blip>
+                          <a:srcRect/>
+                          <a:stretch>
+                            <a:fillRect/>
+                          </a:stretch>
+                        </pic:blipFill>
+                        <pic:spPr bwMode="auto">
+                          <a:xfrm>
+                            <a:off x="0" y="0"/>
+                            <a:ext cx="795655" cy="599440"/>
+                          </a:xfrm>
+                          <a:prstGeom prst="rect">
+                            <a:avLst/>
+                          </a:prstGeom>
+                          <a:noFill/>
+                          <a:ln>
+                            <a:noFill/>
+                          </a:ln>
+                        </pic:spPr>
+                      </pic:pic>
+                    </a:graphicData>
+                  </a:graphic>
+                </wp:inline>
+              </w:drawing>
+            </w:r>
+          </w:p>
+        </w:tc>
+        <w:tc>
+          <w:tcPr>
+            <w:tcW w:w="1471" w:type="dxa"/>
+            <w:vAlign w:val="center"/>
+          </w:tcPr>
+          <w:p>
+            <w:r>
+              <w:rPr>
+                <w:noProof/>
+              </w:rPr>
+              <w:drawing>
+                <wp:inline distT="0" distB="0" distL="0" distR="0" wp14:anchorId="6C95CDF9" wp14:editId="4A0BB355">
+                  <wp:extent cx="795655" cy="599440"/>
+                  <wp:effectExtent l="0" t="0" r="4445" b="0"/>
+                  <wp:docPr id="338" name="Picture 338"/>
+                  <wp:cNvGraphicFramePr>
+                    <a:graphicFrameLocks xmlns:a="http://schemas.openxmlformats.org/drawingml/2006/main" noChangeAspect="1"/>
+                  </wp:cNvGraphicFramePr>
+                  <a:graphic xmlns:a="http://schemas.openxmlformats.org/drawingml/2006/main">
+                    <a:graphicData uri="http://schemas.openxmlformats.org/drawingml/2006/picture">
+                      <pic:pic xmlns:pic="http://schemas.openxmlformats.org/drawingml/2006/picture">
+                        <pic:nvPicPr>
+                          <pic:cNvPr id="0" name="Picture 18"/>
+                          <pic:cNvPicPr>
+                            <a:picLocks noChangeAspect="1" noChangeArrowheads="1"/>
+                          </pic:cNvPicPr>
+                        </pic:nvPicPr>
+                        <pic:blipFill>
+                          <a:blip r:embed="rId138">
+                            <a:extLst>
+                              <a:ext uri="{28A0092B-C50C-407E-A947-70E740481C1C}">
+                                <a14:useLocalDpi xmlns:a14="http://schemas.microsoft.com/office/drawing/2010/main" val="0"/>
+                              </a:ext>
+                            </a:extLst>
+                          </a:blip>
+                          <a:srcRect/>
+                          <a:stretch>
+                            <a:fillRect/>
+                          </a:stretch>
+                        </pic:blipFill>
+                        <pic:spPr bwMode="auto">
+                          <a:xfrm>
+                            <a:off x="0" y="0"/>
+                            <a:ext cx="795655" cy="599440"/>
+                          </a:xfrm>
+                          <a:prstGeom prst="rect">
+                            <a:avLst/>
+                          </a:prstGeom>
+                          <a:noFill/>
+                          <a:ln>
+                            <a:noFill/>
+                          </a:ln>
+                        </pic:spPr>
+                      </pic:pic>
+                    </a:graphicData>
+                  </a:graphic>
+                </wp:inline>
+              </w:drawing>
+            </w:r>
+          </w:p>
+        </w:tc>
+        <w:tc>
+          <w:tcPr>
+            <w:tcW w:w="1471" w:type="dxa"/>
+            <w:vAlign w:val="center"/>
+          </w:tcPr>
+          <w:p>
+            <w:r>
+              <w:rPr>
+                <w:noProof/>
+              </w:rPr>
+              <w:drawing>
+                <wp:inline distT="0" distB="0" distL="0" distR="0" wp14:anchorId="24F9804B" wp14:editId="12BB7512">
+                  <wp:extent cx="795655" cy="599440"/>
+                  <wp:effectExtent l="0" t="0" r="4445" b="0"/>
+                  <wp:docPr id="341" name="Picture 341"/>
+                  <wp:cNvGraphicFramePr>
+                    <a:graphicFrameLocks xmlns:a="http://schemas.openxmlformats.org/drawingml/2006/main" noChangeAspect="1"/>
+                  </wp:cNvGraphicFramePr>
+                  <a:graphic xmlns:a="http://schemas.openxmlformats.org/drawingml/2006/main">
+                    <a:graphicData uri="http://schemas.openxmlformats.org/drawingml/2006/picture">
+                      <pic:pic xmlns:pic="http://schemas.openxmlformats.org/drawingml/2006/picture">
+                        <pic:nvPicPr>
+                          <pic:cNvPr id="0" name="Picture 21"/>
+                          <pic:cNvPicPr>
+                            <a:picLocks noChangeAspect="1" noChangeArrowheads="1"/>
+                          </pic:cNvPicPr>
+                        </pic:nvPicPr>
+                        <pic:blipFill>
+                          <a:blip r:embed="rId139">
+                            <a:extLst>
+                              <a:ext uri="{28A0092B-C50C-407E-A947-70E740481C1C}">
+                                <a14:useLocalDpi xmlns:a14="http://schemas.microsoft.com/office/drawing/2010/main" val="0"/>
+                              </a:ext>
+                            </a:extLst>
+                          </a:blip>
+                          <a:srcRect/>
+                          <a:stretch>
+                            <a:fillRect/>
+                          </a:stretch>
+                        </pic:blipFill>
+                        <pic:spPr bwMode="auto">
+                          <a:xfrm>
+                            <a:off x="0" y="0"/>
+                            <a:ext cx="795655" cy="599440"/>
+                          </a:xfrm>
+                          <a:prstGeom prst="rect">
+                            <a:avLst/>
+                          </a:prstGeom>
+                          <a:noFill/>
+                          <a:ln>
+                            <a:noFill/>
+                          </a:ln>
+                        </pic:spPr>
+                      </pic:pic>
+                    </a:graphicData>
+                  </a:graphic>
+                </wp:inline>
+              </w:drawing>
+            </w:r>
+          </w:p>
+        </w:tc>
+        <w:tc>
+          <w:tcPr>
+            <w:tcW w:w="1471" w:type="dxa"/>
+            <w:vAlign w:val="center"/>
+          </w:tcPr>
+          <w:p>
+            <w:r>
+              <w:rPr>
+                <w:noProof/>
+              </w:rPr>
+              <w:drawing>
+                <wp:inline distT="0" distB="0" distL="0" distR="0" wp14:anchorId="10FE3AF1" wp14:editId="0427EC8C">
+                  <wp:extent cx="795655" cy="599440"/>
+                  <wp:effectExtent l="0" t="0" r="4445" b="0"/>
+                  <wp:docPr id="345" name="Picture 345"/>
+                  <wp:cNvGraphicFramePr>
+                    <a:graphicFrameLocks xmlns:a="http://schemas.openxmlformats.org/drawingml/2006/main" noChangeAspect="1"/>
+                  </wp:cNvGraphicFramePr>
+                  <a:graphic xmlns:a="http://schemas.openxmlformats.org/drawingml/2006/main">
+                    <a:graphicData uri="http://schemas.openxmlformats.org/drawingml/2006/picture">
+                      <pic:pic xmlns:pic="http://schemas.openxmlformats.org/drawingml/2006/picture">
+                        <pic:nvPicPr>
+                          <pic:cNvPr id="0" name="Picture 25"/>
+                          <pic:cNvPicPr>
+                            <a:picLocks noChangeAspect="1" noChangeArrowheads="1"/>
+                          </pic:cNvPicPr>
+                        </pic:nvPicPr>
+                        <pic:blipFill>
+                          <a:blip r:embed="rId140">
+                            <a:extLst>
+                              <a:ext uri="{28A0092B-C50C-407E-A947-70E740481C1C}">
+                                <a14:useLocalDpi xmlns:a14="http://schemas.microsoft.com/office/drawing/2010/main" val="0"/>
+                              </a:ext>
+                            </a:extLst>
+                          </a:blip>
+                          <a:srcRect/>
+                          <a:stretch>
+                            <a:fillRect/>
+                          </a:stretch>
+                        </pic:blipFill>
+                        <pic:spPr bwMode="auto">
+                          <a:xfrm>
+                            <a:off x="0" y="0"/>
+                            <a:ext cx="795655" cy="599440"/>
+                          </a:xfrm>
+                          <a:prstGeom prst="rect">
+                            <a:avLst/>
+                          </a:prstGeom>
+                          <a:noFill/>
+                          <a:ln>
+                            <a:noFill/>
+                          </a:ln>
+                        </pic:spPr>
+                      </pic:pic>
+                    </a:graphicData>
+                  </a:graphic>
+                </wp:inline>
+              </w:drawing>
+            </w:r>
+          </w:p>
+        </w:tc>
+      </w:tr>
+      <w:tr>
+        <w:trPr>
+          <w:trHeight w:val="1304"/>
+          <w:tblHeader/>
+        </w:trPr>
+        <w:tc>
+          <w:tcPr>
+            <w:tcW w:w="1470" w:type="dxa"/>
+            <w:vAlign w:val="center"/>
+          </w:tcPr>
+          <w:p>
+            <w:r>
+              <w:rPr>
+                <w:noProof/>
+              </w:rPr>
+              <w:drawing>
+                <wp:inline distT="0" distB="0" distL="0" distR="0" wp14:anchorId="6A06B9EA" wp14:editId="1F1745EA">
+                  <wp:extent cx="795655" cy="599440"/>
+                  <wp:effectExtent l="0" t="0" r="4445" b="0"/>
+                  <wp:docPr id="334" name="Picture 334"/>
+                  <wp:cNvGraphicFramePr>
+                    <a:graphicFrameLocks xmlns:a="http://schemas.openxmlformats.org/drawingml/2006/main" noChangeAspect="1"/>
+                  </wp:cNvGraphicFramePr>
+                  <a:graphic xmlns:a="http://schemas.openxmlformats.org/drawingml/2006/main">
+                    <a:graphicData uri="http://schemas.openxmlformats.org/drawingml/2006/picture">
+                      <pic:pic xmlns:pic="http://schemas.openxmlformats.org/drawingml/2006/picture">
+                        <pic:nvPicPr>
+                          <pic:cNvPr id="0" name="Picture 14"/>
+                          <pic:cNvPicPr>
+                            <a:picLocks noChangeAspect="1" noChangeArrowheads="1"/>
+                          </pic:cNvPicPr>
+                        </pic:nvPicPr>
+                        <pic:blipFill>
+                          <a:blip r:embed="rId141">
+                            <a:extLst>
+                              <a:ext uri="{28A0092B-C50C-407E-A947-70E740481C1C}">
+                                <a14:useLocalDpi xmlns:a14="http://schemas.microsoft.com/office/drawing/2010/main" val="0"/>
+                              </a:ext>
+                            </a:extLst>
+                          </a:blip>
+                          <a:srcRect/>
+                          <a:stretch>
+                            <a:fillRect/>
+                          </a:stretch>
+                        </pic:blipFill>
+                        <pic:spPr bwMode="auto">
+                          <a:xfrm>
+                            <a:off x="0" y="0"/>
+                            <a:ext cx="795655" cy="599440"/>
+                          </a:xfrm>
+                          <a:prstGeom prst="rect">
+                            <a:avLst/>
+                          </a:prstGeom>
+                          <a:noFill/>
+                          <a:ln>
+                            <a:noFill/>
+                          </a:ln>
+                        </pic:spPr>
+                      </pic:pic>
+                    </a:graphicData>
+                  </a:graphic>
+                </wp:inline>
+              </w:drawing>
+            </w:r>
+          </w:p>
+        </w:tc>
+        <w:tc>
+          <w:tcPr>
+            <w:tcW w:w="1470" w:type="dxa"/>
+            <w:vAlign w:val="center"/>
+          </w:tcPr>
+          <w:p>
+            <w:r>
+              <w:rPr>
+                <w:noProof/>
+              </w:rPr>
+              <w:drawing>
+                <wp:inline distT="0" distB="0" distL="0" distR="0" wp14:anchorId="6823E290" wp14:editId="43B7A4D9">
+                  <wp:extent cx="795655" cy="593725"/>
+                  <wp:effectExtent l="0" t="0" r="4445" b="0"/>
+                  <wp:docPr id="347" name="Picture 347"/>
+                  <wp:cNvGraphicFramePr>
+                    <a:graphicFrameLocks xmlns:a="http://schemas.openxmlformats.org/drawingml/2006/main" noChangeAspect="1"/>
+                  </wp:cNvGraphicFramePr>
+                  <a:graphic xmlns:a="http://schemas.openxmlformats.org/drawingml/2006/main">
+                    <a:graphicData uri="http://schemas.openxmlformats.org/drawingml/2006/picture">
+                      <pic:pic xmlns:pic="http://schemas.openxmlformats.org/drawingml/2006/picture">
+                        <pic:nvPicPr>
+                          <pic:cNvPr id="0" name="Picture 27"/>
+                          <pic:cNvPicPr>
+                            <a:picLocks noChangeAspect="1" noChangeArrowheads="1"/>
+                          </pic:cNvPicPr>
+                        </pic:nvPicPr>
+                        <pic:blipFill>
+                          <a:blip r:embed="rId142">
+                            <a:extLst>
+                              <a:ext uri="{28A0092B-C50C-407E-A947-70E740481C1C}">
+                                <a14:useLocalDpi xmlns:a14="http://schemas.microsoft.com/office/drawing/2010/main" val="0"/>
+                              </a:ext>
+                            </a:extLst>
+                          </a:blip>
+                          <a:srcRect/>
+                          <a:stretch>
+                            <a:fillRect/>
+                          </a:stretch>
+                        </pic:blipFill>
+                        <pic:spPr bwMode="auto">
+                          <a:xfrm>
+                            <a:off x="0" y="0"/>
+                            <a:ext cx="795655" cy="593725"/>
+                          </a:xfrm>
+                          <a:prstGeom prst="rect">
+                            <a:avLst/>
+                          </a:prstGeom>
+                          <a:noFill/>
+                          <a:ln>
+                            <a:noFill/>
+                          </a:ln>
+                        </pic:spPr>
+                      </pic:pic>
+                    </a:graphicData>
+                  </a:graphic>
+                </wp:inline>
+              </w:drawing>
+            </w:r>
+          </w:p>
+        </w:tc>
+        <w:tc>
+          <w:tcPr>
+            <w:tcW w:w="1471" w:type="dxa"/>
+            <w:vAlign w:val="center"/>
+          </w:tcPr>
+          <w:p>
+            <w:r>
+              <w:rPr>
+                <w:noProof/>
+              </w:rPr>
+              <w:drawing>
+                <wp:inline distT="0" distB="0" distL="0" distR="0" wp14:anchorId="5BCC5007" wp14:editId="48270BE3">
+                  <wp:extent cx="795655" cy="599440"/>
+                  <wp:effectExtent l="0" t="0" r="4445" b="0"/>
+                  <wp:docPr id="348" name="Picture 348"/>
+                  <wp:cNvGraphicFramePr>
+                    <a:graphicFrameLocks xmlns:a="http://schemas.openxmlformats.org/drawingml/2006/main" noChangeAspect="1"/>
+                  </wp:cNvGraphicFramePr>
+                  <a:graphic xmlns:a="http://schemas.openxmlformats.org/drawingml/2006/main">
+                    <a:graphicData uri="http://schemas.openxmlformats.org/drawingml/2006/picture">
+                      <pic:pic xmlns:pic="http://schemas.openxmlformats.org/drawingml/2006/picture">
+                        <pic:nvPicPr>
+                          <pic:cNvPr id="0" name="Picture 28"/>
+                          <pic:cNvPicPr>
+                            <a:picLocks noChangeAspect="1" noChangeArrowheads="1"/>
+                          </pic:cNvPicPr>
+                        </pic:nvPicPr>
+                        <pic:blipFill>
+                          <a:blip r:embed="rId143">
+                            <a:extLst>
+                              <a:ext uri="{28A0092B-C50C-407E-A947-70E740481C1C}">
+                                <a14:useLocalDpi xmlns:a14="http://schemas.microsoft.com/office/drawing/2010/main" val="0"/>
+                              </a:ext>
+                            </a:extLst>
+                          </a:blip>
+                          <a:srcRect/>
+                          <a:stretch>
+                            <a:fillRect/>
+                          </a:stretch>
+                        </pic:blipFill>
+                        <pic:spPr bwMode="auto">
+                          <a:xfrm>
+                            <a:off x="0" y="0"/>
+                            <a:ext cx="795655" cy="599440"/>
+                          </a:xfrm>
+                          <a:prstGeom prst="rect">
+                            <a:avLst/>
+                          </a:prstGeom>
+                          <a:noFill/>
+                          <a:ln>
+                            <a:noFill/>
+                          </a:ln>
+                        </pic:spPr>
+                      </pic:pic>
+                    </a:graphicData>
+                  </a:graphic>
+                </wp:inline>
+              </w:drawing>
+            </w:r>
+          </w:p>
+        </w:tc>
+        <w:tc>
+          <w:tcPr>
+            <w:tcW w:w="1471" w:type="dxa"/>
+            <w:vAlign w:val="center"/>
+          </w:tcPr>
+          <w:p>
+            <w:r>
+              <w:rPr>
+                <w:noProof/>
+              </w:rPr>
+              <w:drawing>
+                <wp:inline distT="0" distB="0" distL="0" distR="0" wp14:anchorId="5A538569" wp14:editId="5131F465">
+                  <wp:extent cx="795655" cy="599440"/>
+                  <wp:effectExtent l="0" t="0" r="4445" b="0"/>
+                  <wp:docPr id="335" name="Picture 335"/>
+                  <wp:cNvGraphicFramePr>
+                    <a:graphicFrameLocks xmlns:a="http://schemas.openxmlformats.org/drawingml/2006/main" noChangeAspect="1"/>
+                  </wp:cNvGraphicFramePr>
+                  <a:graphic xmlns:a="http://schemas.openxmlformats.org/drawingml/2006/main">
+                    <a:graphicData uri="http://schemas.openxmlformats.org/drawingml/2006/picture">
+                      <pic:pic xmlns:pic="http://schemas.openxmlformats.org/drawingml/2006/picture">
+                        <pic:nvPicPr>
+                          <pic:cNvPr id="0" name="Picture 15"/>
+                          <pic:cNvPicPr>
+                            <a:picLocks noChangeAspect="1" noChangeArrowheads="1"/>
+                          </pic:cNvPicPr>
+                        </pic:nvPicPr>
+                        <pic:blipFill>
+                          <a:blip r:embed="rId144">
+                            <a:extLst>
+                              <a:ext uri="{28A0092B-C50C-407E-A947-70E740481C1C}">
+                                <a14:useLocalDpi xmlns:a14="http://schemas.microsoft.com/office/drawing/2010/main" val="0"/>
+                              </a:ext>
+                            </a:extLst>
+                          </a:blip>
+                          <a:srcRect/>
+                          <a:stretch>
+                            <a:fillRect/>
+                          </a:stretch>
+                        </pic:blipFill>
+                        <pic:spPr bwMode="auto">
+                          <a:xfrm>
+                            <a:off x="0" y="0"/>
+                            <a:ext cx="795655" cy="599440"/>
+                          </a:xfrm>
+                          <a:prstGeom prst="rect">
+                            <a:avLst/>
+                          </a:prstGeom>
+                          <a:noFill/>
+                          <a:ln>
+                            <a:noFill/>
+                          </a:ln>
+                        </pic:spPr>
+                      </pic:pic>
+                    </a:graphicData>
+                  </a:graphic>
+                </wp:inline>
+              </w:drawing>
+            </w:r>
+          </w:p>
+        </w:tc>
+        <w:tc>
+          <w:tcPr>
+            <w:tcW w:w="1471" w:type="dxa"/>
+            <w:vAlign w:val="center"/>
+          </w:tcPr>
+          <w:p>
+            <w:r>
+              <w:rPr>
+                <w:noProof/>
+              </w:rPr>
+              <w:drawing>
+                <wp:inline distT="0" distB="0" distL="0" distR="0" wp14:anchorId="4A24FBE3" wp14:editId="07E00451">
+                  <wp:extent cx="795655" cy="599440"/>
+                  <wp:effectExtent l="0" t="0" r="4445" b="0"/>
+                  <wp:docPr id="346" name="Picture 346"/>
+                  <wp:cNvGraphicFramePr>
+                    <a:graphicFrameLocks xmlns:a="http://schemas.openxmlformats.org/drawingml/2006/main" noChangeAspect="1"/>
+                  </wp:cNvGraphicFramePr>
+                  <a:graphic xmlns:a="http://schemas.openxmlformats.org/drawingml/2006/main">
+                    <a:graphicData uri="http://schemas.openxmlformats.org/drawingml/2006/picture">
+                      <pic:pic xmlns:pic="http://schemas.openxmlformats.org/drawingml/2006/picture">
+                        <pic:nvPicPr>
+                          <pic:cNvPr id="0" name="Picture 26"/>
+                          <pic:cNvPicPr>
+                            <a:picLocks noChangeAspect="1" noChangeArrowheads="1"/>
+                          </pic:cNvPicPr>
+                        </pic:nvPicPr>
+                        <pic:blipFill>
+                          <a:blip r:embed="rId145">
+                            <a:extLst>
+                              <a:ext uri="{28A0092B-C50C-407E-A947-70E740481C1C}">
+                                <a14:useLocalDpi xmlns:a14="http://schemas.microsoft.com/office/drawing/2010/main" val="0"/>
+                              </a:ext>
+                            </a:extLst>
+                          </a:blip>
+                          <a:srcRect/>
+                          <a:stretch>
+                            <a:fillRect/>
+                          </a:stretch>
+                        </pic:blipFill>
+                        <pic:spPr bwMode="auto">
+                          <a:xfrm>
+                            <a:off x="0" y="0"/>
+                            <a:ext cx="795655" cy="599440"/>
+                          </a:xfrm>
+                          <a:prstGeom prst="rect">
+                            <a:avLst/>
+                          </a:prstGeom>
+                          <a:noFill/>
+                          <a:ln>
+                            <a:noFill/>
+                          </a:ln>
+                        </pic:spPr>
+                      </pic:pic>
+                    </a:graphicData>
+                  </a:graphic>
+                </wp:inline>
+              </w:drawing>
+            </w:r>
+          </w:p>
+        </w:tc>
+        <w:tc>
+          <w:tcPr>
+            <w:tcW w:w="1471" w:type="dxa"/>
+            <w:vAlign w:val="center"/>
+          </w:tcPr>
+          <w:p>
+            <w:r>
+              <w:rPr>
+                <w:noProof/>
+              </w:rPr>
+              <w:drawing>
+                <wp:inline distT="0" distB="0" distL="0" distR="0" wp14:anchorId="2372380C" wp14:editId="6FDCE65E">
+                  <wp:extent cx="795655" cy="599440"/>
+                  <wp:effectExtent l="0" t="0" r="4445" b="0"/>
+                  <wp:docPr id="343" name="Picture 343"/>
+                  <wp:cNvGraphicFramePr>
+                    <a:graphicFrameLocks xmlns:a="http://schemas.openxmlformats.org/drawingml/2006/main" noChangeAspect="1"/>
+                  </wp:cNvGraphicFramePr>
+                  <a:graphic xmlns:a="http://schemas.openxmlformats.org/drawingml/2006/main">
+                    <a:graphicData uri="http://schemas.openxmlformats.org/drawingml/2006/picture">
+                      <pic:pic xmlns:pic="http://schemas.openxmlformats.org/drawingml/2006/picture">
+                        <pic:nvPicPr>
+                          <pic:cNvPr id="0" name="Picture 23"/>
+                          <pic:cNvPicPr>
+                            <a:picLocks noChangeAspect="1" noChangeArrowheads="1"/>
+                          </pic:cNvPicPr>
+                        </pic:nvPicPr>
+                        <pic:blipFill>
+                          <a:blip r:embed="rId146">
+                            <a:extLst>
+                              <a:ext uri="{28A0092B-C50C-407E-A947-70E740481C1C}">
+                                <a14:useLocalDpi xmlns:a14="http://schemas.microsoft.com/office/drawing/2010/main" val="0"/>
+                              </a:ext>
+                            </a:extLst>
+                          </a:blip>
+                          <a:srcRect/>
+                          <a:stretch>
+                            <a:fillRect/>
+                          </a:stretch>
+                        </pic:blipFill>
+                        <pic:spPr bwMode="auto">
+                          <a:xfrm>
+                            <a:off x="0" y="0"/>
+                            <a:ext cx="795655" cy="599440"/>
+                          </a:xfrm>
+                          <a:prstGeom prst="rect">
+                            <a:avLst/>
+                          </a:prstGeom>
+                          <a:noFill/>
+                          <a:ln>
+                            <a:noFill/>
+                          </a:ln>
+                        </pic:spPr>
+                      </pic:pic>
+                    </a:graphicData>
+                  </a:graphic>
+                </wp:inline>
+              </w:drawing>
+            </w:r>
+          </w:p>
+        </w:tc>
+        <w:tc>
+          <w:tcPr>
+            <w:tcW w:w="1471" w:type="dxa"/>
+            <w:vAlign w:val="center"/>
+          </w:tcPr>
+          <w:p>
+            <w:r>
+              <w:rPr>
+                <w:noProof/>
+              </w:rPr>
+              <w:drawing>
+                <wp:inline distT="0" distB="0" distL="0" distR="0" wp14:anchorId="53209511" wp14:editId="2403A0CB">
+                  <wp:extent cx="795655" cy="599440"/>
+                  <wp:effectExtent l="0" t="0" r="4445" b="0"/>
+                  <wp:docPr id="352" name="Picture 352"/>
+                  <wp:cNvGraphicFramePr>
+                    <a:graphicFrameLocks xmlns:a="http://schemas.openxmlformats.org/drawingml/2006/main" noChangeAspect="1"/>
+                  </wp:cNvGraphicFramePr>
+                  <a:graphic xmlns:a="http://schemas.openxmlformats.org/drawingml/2006/main">
+                    <a:graphicData uri="http://schemas.openxmlformats.org/drawingml/2006/picture">
+                      <pic:pic xmlns:pic="http://schemas.openxmlformats.org/drawingml/2006/picture">
+                        <pic:nvPicPr>
+                          <pic:cNvPr id="0" name="Picture 32"/>
+                          <pic:cNvPicPr>
+                            <a:picLocks noChangeAspect="1" noChangeArrowheads="1"/>
+                          </pic:cNvPicPr>
+                        </pic:nvPicPr>
+                        <pic:blipFill>
+                          <a:blip r:embed="rId147">
+                            <a:extLst>
+                              <a:ext uri="{28A0092B-C50C-407E-A947-70E740481C1C}">
+                                <a14:useLocalDpi xmlns:a14="http://schemas.microsoft.com/office/drawing/2010/main" val="0"/>
+                              </a:ext>
+                            </a:extLst>
+                          </a:blip>
+                          <a:srcRect/>
+                          <a:stretch>
+                            <a:fillRect/>
+                          </a:stretch>
+                        </pic:blipFill>
+                        <pic:spPr bwMode="auto">
+                          <a:xfrm>
+                            <a:off x="0" y="0"/>
+                            <a:ext cx="795655" cy="599440"/>
+                          </a:xfrm>
+                          <a:prstGeom prst="rect">
+                            <a:avLst/>
+                          </a:prstGeom>
+                          <a:noFill/>
+                          <a:ln>
+                            <a:noFill/>
+                          </a:ln>
+                        </pic:spPr>
+                      </pic:pic>
+                    </a:graphicData>
+                  </a:graphic>
+                </wp:inline>
+              </w:drawing>
+            </w:r>
+          </w:p>
+        </w:tc>
+        <w:tc>
+          <w:tcPr>
+            <w:tcW w:w="1471" w:type="dxa"/>
+            <w:vAlign w:val="center"/>
+          </w:tcPr>
+          <w:p>
+            <w:r>
+              <w:rPr>
+                <w:noProof/>
+              </w:rPr>
+              <w:drawing>
+                <wp:inline distT="0" distB="0" distL="0" distR="0" wp14:anchorId="59203910" wp14:editId="443A04C3">
+                  <wp:extent cx="795655" cy="599440"/>
+                  <wp:effectExtent l="0" t="0" r="4445" b="0"/>
+                  <wp:docPr id="349" name="Picture 349"/>
+                  <wp:cNvGraphicFramePr>
+                    <a:graphicFrameLocks xmlns:a="http://schemas.openxmlformats.org/drawingml/2006/main" noChangeAspect="1"/>
+                  </wp:cNvGraphicFramePr>
+                  <a:graphic xmlns:a="http://schemas.openxmlformats.org/drawingml/2006/main">
+                    <a:graphicData uri="http://schemas.openxmlformats.org/drawingml/2006/picture">
+                      <pic:pic xmlns:pic="http://schemas.openxmlformats.org/drawingml/2006/picture">
+                        <pic:nvPicPr>
+                          <pic:cNvPr id="0" name="Picture 29"/>
+                          <pic:cNvPicPr>
+                            <a:picLocks noChangeAspect="1" noChangeArrowheads="1"/>
+                          </pic:cNvPicPr>
+                        </pic:nvPicPr>
+                        <pic:blipFill>
+                          <a:blip r:embed="rId148">
+                            <a:extLst>
+                              <a:ext uri="{28A0092B-C50C-407E-A947-70E740481C1C}">
+                                <a14:useLocalDpi xmlns:a14="http://schemas.microsoft.com/office/drawing/2010/main" val="0"/>
+                              </a:ext>
+                            </a:extLst>
+                          </a:blip>
+                          <a:srcRect/>
+                          <a:stretch>
+                            <a:fillRect/>
+                          </a:stretch>
+                        </pic:blipFill>
+                        <pic:spPr bwMode="auto">
+                          <a:xfrm>
+                            <a:off x="0" y="0"/>
+                            <a:ext cx="795655" cy="599440"/>
+                          </a:xfrm>
+                          <a:prstGeom prst="rect">
+                            <a:avLst/>
+                          </a:prstGeom>
+                          <a:noFill/>
+                          <a:ln>
+                            <a:noFill/>
+                          </a:ln>
+                        </pic:spPr>
+                      </pic:pic>
+                    </a:graphicData>
+                  </a:graphic>
+                </wp:inline>
+              </w:drawing>
+            </w:r>
+          </w:p>
+        </w:tc>
+      </w:tr>
+      <w:tr>
+        <w:trPr>
+          <w:trHeight w:val="1304"/>
+          <w:tblHeader/>
+        </w:trPr>
+        <w:tc>
+          <w:tcPr>
+            <w:tcW w:w="1470" w:type="dxa"/>
+            <w:vAlign w:val="center"/>
+          </w:tcPr>
+          <w:p>
+            <w:r>
+              <w:rPr>
+                <w:noProof/>
+              </w:rPr>
+              <w:drawing>
+                <wp:inline distT="0" distB="0" distL="0" distR="0" wp14:anchorId="03D84EC3" wp14:editId="1C52476A">
+                  <wp:extent cx="795655" cy="599440"/>
+                  <wp:effectExtent l="0" t="0" r="4445" b="0"/>
+                  <wp:docPr id="362" name="Picture 362"/>
+                  <wp:cNvGraphicFramePr>
+                    <a:graphicFrameLocks xmlns:a="http://schemas.openxmlformats.org/drawingml/2006/main" noChangeAspect="1"/>
+                  </wp:cNvGraphicFramePr>
+                  <a:graphic xmlns:a="http://schemas.openxmlformats.org/drawingml/2006/main">
+                    <a:graphicData uri="http://schemas.openxmlformats.org/drawingml/2006/picture">
+                      <pic:pic xmlns:pic="http://schemas.openxmlformats.org/drawingml/2006/picture">
+                        <pic:nvPicPr>
+                          <pic:cNvPr id="0" name="Picture 42"/>
+                          <pic:cNvPicPr>
+                            <a:picLocks noChangeAspect="1" noChangeArrowheads="1"/>
+                          </pic:cNvPicPr>
+                        </pic:nvPicPr>
+                        <pic:blipFill>
+                          <a:blip r:embed="rId149">
+                            <a:extLst>
+                              <a:ext uri="{28A0092B-C50C-407E-A947-70E740481C1C}">
+                                <a14:useLocalDpi xmlns:a14="http://schemas.microsoft.com/office/drawing/2010/main" val="0"/>
+                              </a:ext>
+                            </a:extLst>
+                          </a:blip>
+                          <a:srcRect/>
+                          <a:stretch>
+                            <a:fillRect/>
+                          </a:stretch>
+                        </pic:blipFill>
+                        <pic:spPr bwMode="auto">
+                          <a:xfrm>
+                            <a:off x="0" y="0"/>
+                            <a:ext cx="795655" cy="599440"/>
+                          </a:xfrm>
+                          <a:prstGeom prst="rect">
+                            <a:avLst/>
+                          </a:prstGeom>
+                          <a:noFill/>
+                          <a:ln>
+                            <a:noFill/>
+                          </a:ln>
+                        </pic:spPr>
+                      </pic:pic>
+                    </a:graphicData>
+                  </a:graphic>
+                </wp:inline>
+              </w:drawing>
+            </w:r>
+          </w:p>
+        </w:tc>
+        <w:tc>
+          <w:tcPr>
+            <w:tcW w:w="1470" w:type="dxa"/>
+            <w:vAlign w:val="center"/>
+          </w:tcPr>
+          <w:p>
+            <w:r>
+              <w:rPr>
+                <w:noProof/>
+              </w:rPr>
+              <w:drawing>
+                <wp:inline distT="0" distB="0" distL="0" distR="0" wp14:anchorId="708ECD32" wp14:editId="3162E490">
+                  <wp:extent cx="795655" cy="599440"/>
+                  <wp:effectExtent l="0" t="0" r="4445" b="0"/>
+                  <wp:docPr id="357" name="Picture 357"/>
+                  <wp:cNvGraphicFramePr>
+                    <a:graphicFrameLocks xmlns:a="http://schemas.openxmlformats.org/drawingml/2006/main" noChangeAspect="1"/>
+                  </wp:cNvGraphicFramePr>
+                  <a:graphic xmlns:a="http://schemas.openxmlformats.org/drawingml/2006/main">
+                    <a:graphicData uri="http://schemas.openxmlformats.org/drawingml/2006/picture">
+                      <pic:pic xmlns:pic="http://schemas.openxmlformats.org/drawingml/2006/picture">
+                        <pic:nvPicPr>
+                          <pic:cNvPr id="0" name="Picture 37"/>
+                          <pic:cNvPicPr>
+                            <a:picLocks noChangeAspect="1" noChangeArrowheads="1"/>
+                          </pic:cNvPicPr>
+                        </pic:nvPicPr>
+                        <pic:blipFill>
+                          <a:blip r:embed="rId150">
+                            <a:extLst>
+                              <a:ext uri="{28A0092B-C50C-407E-A947-70E740481C1C}">
+                                <a14:useLocalDpi xmlns:a14="http://schemas.microsoft.com/office/drawing/2010/main" val="0"/>
+                              </a:ext>
+                            </a:extLst>
+                          </a:blip>
+                          <a:srcRect/>
+                          <a:stretch>
+                            <a:fillRect/>
+                          </a:stretch>
+                        </pic:blipFill>
+                        <pic:spPr bwMode="auto">
+                          <a:xfrm>
+                            <a:off x="0" y="0"/>
+                            <a:ext cx="795655" cy="599440"/>
+                          </a:xfrm>
+                          <a:prstGeom prst="rect">
+                            <a:avLst/>
+                          </a:prstGeom>
+                          <a:noFill/>
+                          <a:ln>
+                            <a:noFill/>
+                          </a:ln>
+                        </pic:spPr>
+                      </pic:pic>
+                    </a:graphicData>
+                  </a:graphic>
+                </wp:inline>
+              </w:drawing>
+            </w:r>
+          </w:p>
+        </w:tc>
+        <w:tc>
+          <w:tcPr>
+            <w:tcW w:w="1471" w:type="dxa"/>
+            <w:vAlign w:val="center"/>
+          </w:tcPr>
+          <w:p>
+            <w:r>
+              <w:rPr>
+                <w:noProof/>
+              </w:rPr>
+              <w:drawing>
+                <wp:inline distT="0" distB="0" distL="0" distR="0" wp14:anchorId="3DDE21CC" wp14:editId="0DC36BF3">
+                  <wp:extent cx="795655" cy="599440"/>
+                  <wp:effectExtent l="0" t="0" r="4445" b="0"/>
+                  <wp:docPr id="358" name="Picture 358"/>
+                  <wp:cNvGraphicFramePr>
+                    <a:graphicFrameLocks xmlns:a="http://schemas.openxmlformats.org/drawingml/2006/main" noChangeAspect="1"/>
+                  </wp:cNvGraphicFramePr>
+                  <a:graphic xmlns:a="http://schemas.openxmlformats.org/drawingml/2006/main">
+                    <a:graphicData uri="http://schemas.openxmlformats.org/drawingml/2006/picture">
+                      <pic:pic xmlns:pic="http://schemas.openxmlformats.org/drawingml/2006/picture">
+                        <pic:nvPicPr>
+                          <pic:cNvPr id="0" name="Picture 38"/>
+                          <pic:cNvPicPr>
+                            <a:picLocks noChangeAspect="1" noChangeArrowheads="1"/>
+                          </pic:cNvPicPr>
+                        </pic:nvPicPr>
+                        <pic:blipFill>
+                          <a:blip r:embed="rId151">
+                            <a:extLst>
+                              <a:ext uri="{28A0092B-C50C-407E-A947-70E740481C1C}">
+                                <a14:useLocalDpi xmlns:a14="http://schemas.microsoft.com/office/drawing/2010/main" val="0"/>
+                              </a:ext>
+                            </a:extLst>
+                          </a:blip>
+                          <a:srcRect/>
+                          <a:stretch>
+                            <a:fillRect/>
+                          </a:stretch>
+                        </pic:blipFill>
+                        <pic:spPr bwMode="auto">
+                          <a:xfrm>
+                            <a:off x="0" y="0"/>
+                            <a:ext cx="795655" cy="599440"/>
+                          </a:xfrm>
+                          <a:prstGeom prst="rect">
+                            <a:avLst/>
+                          </a:prstGeom>
+                          <a:noFill/>
+                          <a:ln>
+                            <a:noFill/>
+                          </a:ln>
+                        </pic:spPr>
+                      </pic:pic>
+                    </a:graphicData>
+                  </a:graphic>
+                </wp:inline>
+              </w:drawing>
+            </w:r>
+          </w:p>
+        </w:tc>
+        <w:tc>
+          <w:tcPr>
+            <w:tcW w:w="1471" w:type="dxa"/>
+            <w:vAlign w:val="center"/>
+          </w:tcPr>
+          <w:p>
+            <w:r>
+              <w:rPr>
+                <w:noProof/>
+              </w:rPr>
+              <w:drawing>
+                <wp:inline distT="0" distB="0" distL="0" distR="0" wp14:anchorId="397055CF" wp14:editId="6B0C0BA9">
+                  <wp:extent cx="795655" cy="599440"/>
+                  <wp:effectExtent l="0" t="0" r="4445" b="0"/>
+                  <wp:docPr id="259" name="Picture 259"/>
+                  <wp:cNvGraphicFramePr>
+                    <a:graphicFrameLocks xmlns:a="http://schemas.openxmlformats.org/drawingml/2006/main" noChangeAspect="1"/>
+                  </wp:cNvGraphicFramePr>
+                  <a:graphic xmlns:a="http://schemas.openxmlformats.org/drawingml/2006/main">
+                    <a:graphicData uri="http://schemas.openxmlformats.org/drawingml/2006/picture">
+                      <pic:pic xmlns:pic="http://schemas.openxmlformats.org/drawingml/2006/picture">
+                        <pic:nvPicPr>
+                          <pic:cNvPr id="0" name="Picture 3"/>
+                          <pic:cNvPicPr>
+                            <a:picLocks noChangeAspect="1" noChangeArrowheads="1"/>
+                          </pic:cNvPicPr>
+                        </pic:nvPicPr>
+                        <pic:blipFill>
+                          <a:blip r:embed="rId152">
+                            <a:extLst>
+                              <a:ext uri="{28A0092B-C50C-407E-A947-70E740481C1C}">
+                                <a14:useLocalDpi xmlns:a14="http://schemas.microsoft.com/office/drawing/2010/main" val="0"/>
+                              </a:ext>
+                            </a:extLst>
+                          </a:blip>
+                          <a:srcRect/>
+                          <a:stretch>
+                            <a:fillRect/>
+                          </a:stretch>
+                        </pic:blipFill>
+                        <pic:spPr bwMode="auto">
+                          <a:xfrm>
+                            <a:off x="0" y="0"/>
+                            <a:ext cx="795655" cy="599440"/>
+                          </a:xfrm>
+                          <a:prstGeom prst="rect">
+                            <a:avLst/>
+                          </a:prstGeom>
+                          <a:noFill/>
+                          <a:ln>
+                            <a:noFill/>
+                          </a:ln>
+                        </pic:spPr>
+                      </pic:pic>
+                    </a:graphicData>
+                  </a:graphic>
+                </wp:inline>
+              </w:drawing>
+            </w:r>
+          </w:p>
+        </w:tc>
+        <w:tc>
+          <w:tcPr>
+            <w:tcW w:w="1471" w:type="dxa"/>
+            <w:vAlign w:val="center"/>
+          </w:tcPr>
+          <w:p>
+            <w:r>
+              <w:rPr>
+                <w:noProof/>
+              </w:rPr>
+              <w:drawing>
+                <wp:inline distT="0" distB="0" distL="0" distR="0" wp14:anchorId="14ACEC04" wp14:editId="48E71C2F">
+                  <wp:extent cx="795655" cy="599440"/>
+                  <wp:effectExtent l="0" t="0" r="4445" b="0"/>
+                  <wp:docPr id="353" name="Picture 353"/>
+                  <wp:cNvGraphicFramePr>
+                    <a:graphicFrameLocks xmlns:a="http://schemas.openxmlformats.org/drawingml/2006/main" noChangeAspect="1"/>
+                  </wp:cNvGraphicFramePr>
+                  <a:graphic xmlns:a="http://schemas.openxmlformats.org/drawingml/2006/main">
+                    <a:graphicData uri="http://schemas.openxmlformats.org/drawingml/2006/picture">
+                      <pic:pic xmlns:pic="http://schemas.openxmlformats.org/drawingml/2006/picture">
+                        <pic:nvPicPr>
+                          <pic:cNvPr id="0" name="Picture 33"/>
+                          <pic:cNvPicPr>
+                            <a:picLocks noChangeAspect="1" noChangeArrowheads="1"/>
+                          </pic:cNvPicPr>
+                        </pic:nvPicPr>
+                        <pic:blipFill>
+                          <a:blip r:embed="rId153">
+                            <a:extLst>
+                              <a:ext uri="{28A0092B-C50C-407E-A947-70E740481C1C}">
+                                <a14:useLocalDpi xmlns:a14="http://schemas.microsoft.com/office/drawing/2010/main" val="0"/>
+                              </a:ext>
+                            </a:extLst>
+                          </a:blip>
+                          <a:srcRect/>
+                          <a:stretch>
+                            <a:fillRect/>
+                          </a:stretch>
+                        </pic:blipFill>
+                        <pic:spPr bwMode="auto">
+                          <a:xfrm>
+                            <a:off x="0" y="0"/>
+                            <a:ext cx="795655" cy="599440"/>
+                          </a:xfrm>
+                          <a:prstGeom prst="rect">
+                            <a:avLst/>
+                          </a:prstGeom>
+                          <a:noFill/>
+                          <a:ln>
+                            <a:noFill/>
+                          </a:ln>
+                        </pic:spPr>
+                      </pic:pic>
+                    </a:graphicData>
+                  </a:graphic>
+                </wp:inline>
+              </w:drawing>
+            </w:r>
+          </w:p>
+        </w:tc>
+        <w:tc>
+          <w:tcPr>
+            <w:tcW w:w="1471" w:type="dxa"/>
+            <w:vAlign w:val="center"/>
+          </w:tcPr>
+          <w:p>
+            <w:r>
+              <w:rPr>
+                <w:noProof/>
+              </w:rPr>
+              <w:drawing>
+                <wp:inline distT="0" distB="0" distL="0" distR="0" wp14:anchorId="2912D48E" wp14:editId="52711145">
+                  <wp:extent cx="795655" cy="599440"/>
+                  <wp:effectExtent l="0" t="0" r="4445" b="0"/>
+                  <wp:docPr id="355" name="Picture 355"/>
+                  <wp:cNvGraphicFramePr>
+                    <a:graphicFrameLocks xmlns:a="http://schemas.openxmlformats.org/drawingml/2006/main" noChangeAspect="1"/>
+                  </wp:cNvGraphicFramePr>
+                  <a:graphic xmlns:a="http://schemas.openxmlformats.org/drawingml/2006/main">
+                    <a:graphicData uri="http://schemas.openxmlformats.org/drawingml/2006/picture">
+                      <pic:pic xmlns:pic="http://schemas.openxmlformats.org/drawingml/2006/picture">
+                        <pic:nvPicPr>
+                          <pic:cNvPr id="0" name="Picture 35"/>
+                          <pic:cNvPicPr>
+                            <a:picLocks noChangeAspect="1" noChangeArrowheads="1"/>
+                          </pic:cNvPicPr>
+                        </pic:nvPicPr>
+                        <pic:blipFill>
+                          <a:blip r:embed="rId154">
+                            <a:extLst>
+                              <a:ext uri="{28A0092B-C50C-407E-A947-70E740481C1C}">
+                                <a14:useLocalDpi xmlns:a14="http://schemas.microsoft.com/office/drawing/2010/main" val="0"/>
+                              </a:ext>
+                            </a:extLst>
+                          </a:blip>
+                          <a:srcRect/>
+                          <a:stretch>
+                            <a:fillRect/>
+                          </a:stretch>
+                        </pic:blipFill>
+                        <pic:spPr bwMode="auto">
+                          <a:xfrm>
+                            <a:off x="0" y="0"/>
+                            <a:ext cx="795655" cy="599440"/>
+                          </a:xfrm>
+                          <a:prstGeom prst="rect">
+                            <a:avLst/>
+                          </a:prstGeom>
+                          <a:noFill/>
+                          <a:ln>
+                            <a:noFill/>
+                          </a:ln>
+                        </pic:spPr>
+                      </pic:pic>
+                    </a:graphicData>
+                  </a:graphic>
+                </wp:inline>
+              </w:drawing>
+            </w:r>
+          </w:p>
+        </w:tc>
+        <w:tc>
+          <w:tcPr>
+            <w:tcW w:w="1471" w:type="dxa"/>
+            <w:vAlign w:val="center"/>
+          </w:tcPr>
+          <w:p>
+            <w:r>
+              <w:rPr>
+                <w:noProof/>
+              </w:rPr>
+              <w:drawing>
+                <wp:inline distT="0" distB="0" distL="0" distR="0" wp14:anchorId="13F68914" wp14:editId="73F5781D">
+                  <wp:extent cx="795655" cy="599440"/>
+                  <wp:effectExtent l="0" t="0" r="4445" b="0"/>
+                  <wp:docPr id="350" name="Picture 350"/>
+                  <wp:cNvGraphicFramePr>
+                    <a:graphicFrameLocks xmlns:a="http://schemas.openxmlformats.org/drawingml/2006/main" noChangeAspect="1"/>
+                  </wp:cNvGraphicFramePr>
+                  <a:graphic xmlns:a="http://schemas.openxmlformats.org/drawingml/2006/main">
+                    <a:graphicData uri="http://schemas.openxmlformats.org/drawingml/2006/picture">
+                      <pic:pic xmlns:pic="http://schemas.openxmlformats.org/drawingml/2006/picture">
+                        <pic:nvPicPr>
+                          <pic:cNvPr id="0" name="Picture 30"/>
+                          <pic:cNvPicPr>
+                            <a:picLocks noChangeAspect="1" noChangeArrowheads="1"/>
+                          </pic:cNvPicPr>
+                        </pic:nvPicPr>
+                        <pic:blipFill>
+                          <a:blip r:embed="rId155">
+                            <a:extLst>
+                              <a:ext uri="{28A0092B-C50C-407E-A947-70E740481C1C}">
+                                <a14:useLocalDpi xmlns:a14="http://schemas.microsoft.com/office/drawing/2010/main" val="0"/>
+                              </a:ext>
+                            </a:extLst>
+                          </a:blip>
+                          <a:srcRect/>
+                          <a:stretch>
+                            <a:fillRect/>
+                          </a:stretch>
+                        </pic:blipFill>
+                        <pic:spPr bwMode="auto">
+                          <a:xfrm>
+                            <a:off x="0" y="0"/>
+                            <a:ext cx="795655" cy="599440"/>
+                          </a:xfrm>
+                          <a:prstGeom prst="rect">
+                            <a:avLst/>
+                          </a:prstGeom>
+                          <a:noFill/>
+                          <a:ln>
+                            <a:noFill/>
+                          </a:ln>
+                        </pic:spPr>
+                      </pic:pic>
+                    </a:graphicData>
+                  </a:graphic>
+                </wp:inline>
+              </w:drawing>
+            </w:r>
+          </w:p>
+        </w:tc>
+        <w:tc>
+          <w:tcPr>
+            <w:tcW w:w="1471" w:type="dxa"/>
+            <w:vAlign w:val="center"/>
+          </w:tcPr>
+          <w:p>
+            <w:r>
+              <w:rPr>
+                <w:noProof/>
+              </w:rPr>
+              <w:drawing>
+                <wp:inline distT="0" distB="0" distL="0" distR="0" wp14:anchorId="34776723" wp14:editId="63BC87AC">
+                  <wp:extent cx="795655" cy="599440"/>
+                  <wp:effectExtent l="0" t="0" r="4445" b="0"/>
+                  <wp:docPr id="336" name="Picture 336"/>
+                  <wp:cNvGraphicFramePr>
+                    <a:graphicFrameLocks xmlns:a="http://schemas.openxmlformats.org/drawingml/2006/main" noChangeAspect="1"/>
+                  </wp:cNvGraphicFramePr>
+                  <a:graphic xmlns:a="http://schemas.openxmlformats.org/drawingml/2006/main">
+                    <a:graphicData uri="http://schemas.openxmlformats.org/drawingml/2006/picture">
+                      <pic:pic xmlns:pic="http://schemas.openxmlformats.org/drawingml/2006/picture">
+                        <pic:nvPicPr>
+                          <pic:cNvPr id="0" name="Picture 16"/>
+                          <pic:cNvPicPr>
+                            <a:picLocks noChangeAspect="1" noChangeArrowheads="1"/>
+                          </pic:cNvPicPr>
+                        </pic:nvPicPr>
+                        <pic:blipFill>
+                          <a:blip r:embed="rId156">
+                            <a:extLst>
+                              <a:ext uri="{28A0092B-C50C-407E-A947-70E740481C1C}">
+                                <a14:useLocalDpi xmlns:a14="http://schemas.microsoft.com/office/drawing/2010/main" val="0"/>
+                              </a:ext>
+                            </a:extLst>
+                          </a:blip>
+                          <a:srcRect/>
+                          <a:stretch>
+                            <a:fillRect/>
+                          </a:stretch>
+                        </pic:blipFill>
+                        <pic:spPr bwMode="auto">
+                          <a:xfrm>
+                            <a:off x="0" y="0"/>
+                            <a:ext cx="795655" cy="599440"/>
+                          </a:xfrm>
+                          <a:prstGeom prst="rect">
+                            <a:avLst/>
+                          </a:prstGeom>
+                          <a:noFill/>
+                          <a:ln>
+                            <a:noFill/>
+                          </a:ln>
+                        </pic:spPr>
+                      </pic:pic>
+                    </a:graphicData>
+                  </a:graphic>
+                </wp:inline>
+              </w:drawing>
+            </w:r>
+          </w:p>
+        </w:tc>
+      </w:tr>
+      <w:tr>
+        <w:trPr>
+          <w:trHeight w:val="1304"/>
+          <w:tblHeader/>
+        </w:trPr>
+        <w:tc>
+          <w:tcPr>
+            <w:tcW w:w="1470" w:type="dxa"/>
+            <w:vAlign w:val="center"/>
+          </w:tcPr>
+          <w:p>
+            <w:r>
+              <w:rPr>
+                <w:noProof/>
+              </w:rPr>
+              <w:drawing>
+                <wp:inline distT="0" distB="0" distL="0" distR="0" wp14:anchorId="48B6E6C3" wp14:editId="2BBFB044">
+                  <wp:extent cx="795655" cy="599440"/>
+                  <wp:effectExtent l="0" t="0" r="4445" b="0"/>
+                  <wp:docPr id="365" name="Picture 365"/>
+                  <wp:cNvGraphicFramePr>
+                    <a:graphicFrameLocks xmlns:a="http://schemas.openxmlformats.org/drawingml/2006/main" noChangeAspect="1"/>
+                  </wp:cNvGraphicFramePr>
+                  <a:graphic xmlns:a="http://schemas.openxmlformats.org/drawingml/2006/main">
+                    <a:graphicData uri="http://schemas.openxmlformats.org/drawingml/2006/picture">
+                      <pic:pic xmlns:pic="http://schemas.openxmlformats.org/drawingml/2006/picture">
+                        <pic:nvPicPr>
+                          <pic:cNvPr id="0" name="Picture 45"/>
+                          <pic:cNvPicPr>
+                            <a:picLocks noChangeAspect="1" noChangeArrowheads="1"/>
+                          </pic:cNvPicPr>
+                        </pic:nvPicPr>
+                        <pic:blipFill>
+                          <a:blip r:embed="rId157">
+                            <a:extLst>
+                              <a:ext uri="{28A0092B-C50C-407E-A947-70E740481C1C}">
+                                <a14:useLocalDpi xmlns:a14="http://schemas.microsoft.com/office/drawing/2010/main" val="0"/>
+                              </a:ext>
+                            </a:extLst>
+                          </a:blip>
+                          <a:srcRect/>
+                          <a:stretch>
+                            <a:fillRect/>
+                          </a:stretch>
+                        </pic:blipFill>
+                        <pic:spPr bwMode="auto">
+                          <a:xfrm>
+                            <a:off x="0" y="0"/>
+                            <a:ext cx="795655" cy="599440"/>
+                          </a:xfrm>
+                          <a:prstGeom prst="rect">
+                            <a:avLst/>
+                          </a:prstGeom>
+                          <a:noFill/>
+                          <a:ln>
+                            <a:noFill/>
+                          </a:ln>
+                        </pic:spPr>
+                      </pic:pic>
+                    </a:graphicData>
+                  </a:graphic>
+                </wp:inline>
+              </w:drawing>
+            </w:r>
+          </w:p>
+        </w:tc>
+        <w:tc>
+          <w:tcPr>
+            <w:tcW w:w="1470" w:type="dxa"/>
+            <w:vAlign w:val="center"/>
+          </w:tcPr>
+          <w:p>
+            <w:r>
+              <w:rPr>
+                <w:noProof/>
+              </w:rPr>
+              <w:drawing>
+                <wp:inline distT="0" distB="0" distL="0" distR="0" wp14:anchorId="14C5C264" wp14:editId="01BF3173">
+                  <wp:extent cx="795655" cy="599440"/>
+                  <wp:effectExtent l="0" t="0" r="4445" b="0"/>
+                  <wp:docPr id="354" name="Picture 354"/>
+                  <wp:cNvGraphicFramePr>
+                    <a:graphicFrameLocks xmlns:a="http://schemas.openxmlformats.org/drawingml/2006/main" noChangeAspect="1"/>
+                  </wp:cNvGraphicFramePr>
+                  <a:graphic xmlns:a="http://schemas.openxmlformats.org/drawingml/2006/main">
+                    <a:graphicData uri="http://schemas.openxmlformats.org/drawingml/2006/picture">
+                      <pic:pic xmlns:pic="http://schemas.openxmlformats.org/drawingml/2006/picture">
+                        <pic:nvPicPr>
+                          <pic:cNvPr id="0" name="Picture 34"/>
+                          <pic:cNvPicPr>
+                            <a:picLocks noChangeAspect="1" noChangeArrowheads="1"/>
+                          </pic:cNvPicPr>
+                        </pic:nvPicPr>
+                        <pic:blipFill>
+                          <a:blip r:embed="rId158">
+                            <a:extLst>
+                              <a:ext uri="{28A0092B-C50C-407E-A947-70E740481C1C}">
+                                <a14:useLocalDpi xmlns:a14="http://schemas.microsoft.com/office/drawing/2010/main" val="0"/>
+                              </a:ext>
+                            </a:extLst>
+                          </a:blip>
+                          <a:srcRect/>
+                          <a:stretch>
+                            <a:fillRect/>
+                          </a:stretch>
+                        </pic:blipFill>
+                        <pic:spPr bwMode="auto">
+                          <a:xfrm>
+                            <a:off x="0" y="0"/>
+                            <a:ext cx="795655" cy="599440"/>
+                          </a:xfrm>
+                          <a:prstGeom prst="rect">
+                            <a:avLst/>
+                          </a:prstGeom>
+                          <a:noFill/>
+                          <a:ln>
+                            <a:noFill/>
+                          </a:ln>
+                        </pic:spPr>
+                      </pic:pic>
+                    </a:graphicData>
+                  </a:graphic>
+                </wp:inline>
+              </w:drawing>
+            </w:r>
+          </w:p>
+        </w:tc>
+        <w:tc>
+          <w:tcPr>
+            <w:tcW w:w="1471" w:type="dxa"/>
+            <w:vAlign w:val="center"/>
+          </w:tcPr>
+          <w:p>
+            <w:r>
+              <w:rPr>
+                <w:noProof/>
+              </w:rPr>
+              <w:drawing>
+                <wp:inline distT="0" distB="0" distL="0" distR="0" wp14:anchorId="3439A0F2" wp14:editId="21E03F54">
+                  <wp:extent cx="795655" cy="599440"/>
+                  <wp:effectExtent l="0" t="0" r="4445" b="0"/>
+                  <wp:docPr id="359" name="Picture 359"/>
+                  <wp:cNvGraphicFramePr>
+                    <a:graphicFrameLocks xmlns:a="http://schemas.openxmlformats.org/drawingml/2006/main" noChangeAspect="1"/>
+                  </wp:cNvGraphicFramePr>
+                  <a:graphic xmlns:a="http://schemas.openxmlformats.org/drawingml/2006/main">
+                    <a:graphicData uri="http://schemas.openxmlformats.org/drawingml/2006/picture">
+                      <pic:pic xmlns:pic="http://schemas.openxmlformats.org/drawingml/2006/picture">
+                        <pic:nvPicPr>
+                          <pic:cNvPr id="0" name="Picture 39"/>
+                          <pic:cNvPicPr>
+                            <a:picLocks noChangeAspect="1" noChangeArrowheads="1"/>
+                          </pic:cNvPicPr>
+                        </pic:nvPicPr>
+                        <pic:blipFill>
+                          <a:blip r:embed="rId159">
+                            <a:extLst>
+                              <a:ext uri="{28A0092B-C50C-407E-A947-70E740481C1C}">
+                                <a14:useLocalDpi xmlns:a14="http://schemas.microsoft.com/office/drawing/2010/main" val="0"/>
+                              </a:ext>
+                            </a:extLst>
+                          </a:blip>
+                          <a:srcRect/>
+                          <a:stretch>
+                            <a:fillRect/>
+                          </a:stretch>
+                        </pic:blipFill>
+                        <pic:spPr bwMode="auto">
+                          <a:xfrm>
+                            <a:off x="0" y="0"/>
+                            <a:ext cx="795655" cy="599440"/>
+                          </a:xfrm>
+                          <a:prstGeom prst="rect">
+                            <a:avLst/>
+                          </a:prstGeom>
+                          <a:noFill/>
+                          <a:ln>
+                            <a:noFill/>
+                          </a:ln>
+                        </pic:spPr>
+                      </pic:pic>
+                    </a:graphicData>
+                  </a:graphic>
+                </wp:inline>
+              </w:drawing>
+            </w:r>
+          </w:p>
+        </w:tc>
+        <w:tc>
+          <w:tcPr>
+            <w:tcW w:w="1471" w:type="dxa"/>
+            <w:vAlign w:val="center"/>
+          </w:tcPr>
+          <w:p>
+            <w:r>
+              <w:rPr>
+                <w:noProof/>
+              </w:rPr>
+              <w:drawing>
+                <wp:inline distT="0" distB="0" distL="0" distR="0" wp14:anchorId="59E67ADA" wp14:editId="7A03EA36">
+                  <wp:extent cx="795655" cy="599440"/>
+                  <wp:effectExtent l="0" t="0" r="4445" b="0"/>
+                  <wp:docPr id="360" name="Picture 360"/>
+                  <wp:cNvGraphicFramePr>
+                    <a:graphicFrameLocks xmlns:a="http://schemas.openxmlformats.org/drawingml/2006/main" noChangeAspect="1"/>
+                  </wp:cNvGraphicFramePr>
+                  <a:graphic xmlns:a="http://schemas.openxmlformats.org/drawingml/2006/main">
+                    <a:graphicData uri="http://schemas.openxmlformats.org/drawingml/2006/picture">
+                      <pic:pic xmlns:pic="http://schemas.openxmlformats.org/drawingml/2006/picture">
+                        <pic:nvPicPr>
+                          <pic:cNvPr id="0" name="Picture 40"/>
+                          <pic:cNvPicPr>
+                            <a:picLocks noChangeAspect="1" noChangeArrowheads="1"/>
+                          </pic:cNvPicPr>
+                        </pic:nvPicPr>
+                        <pic:blipFill>
+                          <a:blip r:embed="rId160">
+                            <a:extLst>
+                              <a:ext uri="{28A0092B-C50C-407E-A947-70E740481C1C}">
+                                <a14:useLocalDpi xmlns:a14="http://schemas.microsoft.com/office/drawing/2010/main" val="0"/>
+                              </a:ext>
+                            </a:extLst>
+                          </a:blip>
+                          <a:srcRect/>
+                          <a:stretch>
+                            <a:fillRect/>
+                          </a:stretch>
+                        </pic:blipFill>
+                        <pic:spPr bwMode="auto">
+                          <a:xfrm>
+                            <a:off x="0" y="0"/>
+                            <a:ext cx="795655" cy="599440"/>
+                          </a:xfrm>
+                          <a:prstGeom prst="rect">
+                            <a:avLst/>
+                          </a:prstGeom>
+                          <a:noFill/>
+                          <a:ln>
+                            <a:noFill/>
+                          </a:ln>
+                        </pic:spPr>
+                      </pic:pic>
+                    </a:graphicData>
+                  </a:graphic>
+                </wp:inline>
+              </w:drawing>
+            </w:r>
+          </w:p>
+        </w:tc>
+        <w:tc>
+          <w:tcPr>
+            <w:tcW w:w="1471" w:type="dxa"/>
+            <w:vAlign w:val="center"/>
+          </w:tcPr>
+          <w:p>
+            <w:r>
+              <w:rPr>
+                <w:noProof/>
+              </w:rPr>
+              <w:drawing>
+                <wp:inline distT="0" distB="0" distL="0" distR="0" wp14:anchorId="0162F2E4" wp14:editId="4C0CB98B">
+                  <wp:extent cx="795655" cy="599440"/>
+                  <wp:effectExtent l="0" t="0" r="4445" b="0"/>
+                  <wp:docPr id="356" name="Picture 356"/>
+                  <wp:cNvGraphicFramePr>
+                    <a:graphicFrameLocks xmlns:a="http://schemas.openxmlformats.org/drawingml/2006/main" noChangeAspect="1"/>
+                  </wp:cNvGraphicFramePr>
+                  <a:graphic xmlns:a="http://schemas.openxmlformats.org/drawingml/2006/main">
+                    <a:graphicData uri="http://schemas.openxmlformats.org/drawingml/2006/picture">
+                      <pic:pic xmlns:pic="http://schemas.openxmlformats.org/drawingml/2006/picture">
+                        <pic:nvPicPr>
+                          <pic:cNvPr id="0" name="Picture 36"/>
+                          <pic:cNvPicPr>
+                            <a:picLocks noChangeAspect="1" noChangeArrowheads="1"/>
+                          </pic:cNvPicPr>
+                        </pic:nvPicPr>
+                        <pic:blipFill>
+                          <a:blip r:embed="rId161">
+                            <a:extLst>
+                              <a:ext uri="{28A0092B-C50C-407E-A947-70E740481C1C}">
+                                <a14:useLocalDpi xmlns:a14="http://schemas.microsoft.com/office/drawing/2010/main" val="0"/>
+                              </a:ext>
+                            </a:extLst>
+                          </a:blip>
+                          <a:srcRect/>
+                          <a:stretch>
+                            <a:fillRect/>
+                          </a:stretch>
+                        </pic:blipFill>
+                        <pic:spPr bwMode="auto">
+                          <a:xfrm>
+                            <a:off x="0" y="0"/>
+                            <a:ext cx="795655" cy="599440"/>
+                          </a:xfrm>
+                          <a:prstGeom prst="rect">
+                            <a:avLst/>
+                          </a:prstGeom>
+                          <a:noFill/>
+                          <a:ln>
+                            <a:noFill/>
+                          </a:ln>
+                        </pic:spPr>
+                      </pic:pic>
+                    </a:graphicData>
+                  </a:graphic>
+                </wp:inline>
+              </w:drawing>
+            </w:r>
+          </w:p>
+        </w:tc>
+        <w:tc>
+          <w:tcPr>
+            <w:tcW w:w="1471" w:type="dxa"/>
+            <w:vAlign w:val="center"/>
+          </w:tcPr>
+          <w:p>
+            <w:r>
+              <w:rPr>
+                <w:noProof/>
+              </w:rPr>
+              <w:drawing>
+                <wp:inline distT="0" distB="0" distL="0" distR="0" wp14:anchorId="77F4B1E4" wp14:editId="015969CC">
+                  <wp:extent cx="795655" cy="599440"/>
+                  <wp:effectExtent l="0" t="0" r="4445" b="0"/>
+                  <wp:docPr id="261" name="Picture 261"/>
+                  <wp:cNvGraphicFramePr>
+                    <a:graphicFrameLocks xmlns:a="http://schemas.openxmlformats.org/drawingml/2006/main" noChangeAspect="1"/>
+                  </wp:cNvGraphicFramePr>
+                  <a:graphic xmlns:a="http://schemas.openxmlformats.org/drawingml/2006/main">
+                    <a:graphicData uri="http://schemas.openxmlformats.org/drawingml/2006/picture">
+                      <pic:pic xmlns:pic="http://schemas.openxmlformats.org/drawingml/2006/picture">
+                        <pic:nvPicPr>
+                          <pic:cNvPr id="0" name="Picture 5"/>
+                          <pic:cNvPicPr>
+                            <a:picLocks noChangeAspect="1" noChangeArrowheads="1"/>
+                          </pic:cNvPicPr>
+                        </pic:nvPicPr>
+                        <pic:blipFill>
+                          <a:blip r:embed="rId162">
+                            <a:extLst>
+                              <a:ext uri="{28A0092B-C50C-407E-A947-70E740481C1C}">
+                                <a14:useLocalDpi xmlns:a14="http://schemas.microsoft.com/office/drawing/2010/main" val="0"/>
+                              </a:ext>
+                            </a:extLst>
+                          </a:blip>
+                          <a:srcRect/>
+                          <a:stretch>
+                            <a:fillRect/>
+                          </a:stretch>
+                        </pic:blipFill>
+                        <pic:spPr bwMode="auto">
+                          <a:xfrm>
+                            <a:off x="0" y="0"/>
+                            <a:ext cx="795655" cy="599440"/>
+                          </a:xfrm>
+                          <a:prstGeom prst="rect">
+                            <a:avLst/>
+                          </a:prstGeom>
+                          <a:noFill/>
+                          <a:ln>
+                            <a:noFill/>
+                          </a:ln>
+                        </pic:spPr>
+                      </pic:pic>
+                    </a:graphicData>
+                  </a:graphic>
+                </wp:inline>
+              </w:drawing>
+            </w:r>
+          </w:p>
+        </w:tc>
+        <w:tc>
+          <w:tcPr>
+            <w:tcW w:w="1471" w:type="dxa"/>
+            <w:vAlign w:val="center"/>
+          </w:tcPr>
+          <w:p>
+            <w:r>
+              <w:rPr>
+                <w:noProof/>
+              </w:rPr>
+              <w:drawing>
+                <wp:inline distT="0" distB="0" distL="0" distR="0" wp14:anchorId="5FC6C3FF" wp14:editId="7304058A">
+                  <wp:extent cx="795655" cy="599440"/>
+                  <wp:effectExtent l="0" t="0" r="4445" b="0"/>
+                  <wp:docPr id="263" name="Picture 263"/>
+                  <wp:cNvGraphicFramePr>
+                    <a:graphicFrameLocks xmlns:a="http://schemas.openxmlformats.org/drawingml/2006/main" noChangeAspect="1"/>
+                  </wp:cNvGraphicFramePr>
+                  <a:graphic xmlns:a="http://schemas.openxmlformats.org/drawingml/2006/main">
+                    <a:graphicData uri="http://schemas.openxmlformats.org/drawingml/2006/picture">
+                      <pic:pic xmlns:pic="http://schemas.openxmlformats.org/drawingml/2006/picture">
+                        <pic:nvPicPr>
+                          <pic:cNvPr id="0" name="Picture 7"/>
+                          <pic:cNvPicPr>
+                            <a:picLocks noChangeAspect="1" noChangeArrowheads="1"/>
+                          </pic:cNvPicPr>
+                        </pic:nvPicPr>
+                        <pic:blipFill>
+                          <a:blip r:embed="rId163">
+                            <a:extLst>
+                              <a:ext uri="{28A0092B-C50C-407E-A947-70E740481C1C}">
+                                <a14:useLocalDpi xmlns:a14="http://schemas.microsoft.com/office/drawing/2010/main" val="0"/>
+                              </a:ext>
+                            </a:extLst>
+                          </a:blip>
+                          <a:srcRect/>
+                          <a:stretch>
+                            <a:fillRect/>
+                          </a:stretch>
+                        </pic:blipFill>
+                        <pic:spPr bwMode="auto">
+                          <a:xfrm>
+                            <a:off x="0" y="0"/>
+                            <a:ext cx="795655" cy="599440"/>
+                          </a:xfrm>
+                          <a:prstGeom prst="rect">
+                            <a:avLst/>
+                          </a:prstGeom>
+                          <a:noFill/>
+                          <a:ln>
+                            <a:noFill/>
+                          </a:ln>
+                        </pic:spPr>
+                      </pic:pic>
+                    </a:graphicData>
+                  </a:graphic>
+                </wp:inline>
+              </w:drawing>
+            </w:r>
+          </w:p>
+        </w:tc>
+        <w:tc>
+          <w:tcPr>
+            <w:tcW w:w="1471" w:type="dxa"/>
+            <w:vAlign w:val="center"/>
+          </w:tcPr>
+          <w:p>
+            <w:r>
+              <w:rPr>
+                <w:noProof/>
+              </w:rPr>
+              <w:drawing>
+                <wp:inline distT="0" distB="0" distL="0" distR="0" wp14:anchorId="7559AB17" wp14:editId="0C057F21">
+                  <wp:extent cx="795655" cy="599440"/>
+                  <wp:effectExtent l="0" t="0" r="4445" b="0"/>
+                  <wp:docPr id="337" name="Picture 337"/>
+                  <wp:cNvGraphicFramePr>
+                    <a:graphicFrameLocks xmlns:a="http://schemas.openxmlformats.org/drawingml/2006/main" noChangeAspect="1"/>
+                  </wp:cNvGraphicFramePr>
+                  <a:graphic xmlns:a="http://schemas.openxmlformats.org/drawingml/2006/main">
+                    <a:graphicData uri="http://schemas.openxmlformats.org/drawingml/2006/picture">
+                      <pic:pic xmlns:pic="http://schemas.openxmlformats.org/drawingml/2006/picture">
+                        <pic:nvPicPr>
+                          <pic:cNvPr id="0" name="Picture 17"/>
+                          <pic:cNvPicPr>
+                            <a:picLocks noChangeAspect="1" noChangeArrowheads="1"/>
+                          </pic:cNvPicPr>
+                        </pic:nvPicPr>
+                        <pic:blipFill>
+                          <a:blip r:embed="rId164">
+                            <a:extLst>
+                              <a:ext uri="{28A0092B-C50C-407E-A947-70E740481C1C}">
+                                <a14:useLocalDpi xmlns:a14="http://schemas.microsoft.com/office/drawing/2010/main" val="0"/>
+                              </a:ext>
+                            </a:extLst>
+                          </a:blip>
+                          <a:srcRect/>
+                          <a:stretch>
+                            <a:fillRect/>
+                          </a:stretch>
+                        </pic:blipFill>
+                        <pic:spPr bwMode="auto">
+                          <a:xfrm>
+                            <a:off x="0" y="0"/>
+                            <a:ext cx="795655" cy="599440"/>
+                          </a:xfrm>
+                          <a:prstGeom prst="rect">
+                            <a:avLst/>
+                          </a:prstGeom>
+                          <a:noFill/>
+                          <a:ln>
+                            <a:noFill/>
+                          </a:ln>
+                        </pic:spPr>
+                      </pic:pic>
+                    </a:graphicData>
+                  </a:graphic>
+                </wp:inline>
+              </w:drawing>
+            </w:r>
+          </w:p>
+        </w:tc>
+      </w:tr>
+      <w:tr>
+        <w:trPr>
+          <w:trHeight w:val="1304"/>
+          <w:tblHeader/>
+        </w:trPr>
+        <w:tc>
+          <w:tcPr>
+            <w:tcW w:w="1470" w:type="dxa"/>
+            <w:vAlign w:val="center"/>
+          </w:tcPr>
+          <w:p>
+            <w:r>
+              <w:rPr>
+                <w:noProof/>
+              </w:rPr>
+              <w:drawing>
+                <wp:inline distT="0" distB="0" distL="0" distR="0" wp14:anchorId="0BE2F1B5" wp14:editId="1C5F5B96">
+                  <wp:extent cx="795655" cy="599440"/>
+                  <wp:effectExtent l="0" t="0" r="4445" b="0"/>
+                  <wp:docPr id="361" name="Picture 361"/>
+                  <wp:cNvGraphicFramePr>
+                    <a:graphicFrameLocks xmlns:a="http://schemas.openxmlformats.org/drawingml/2006/main" noChangeAspect="1"/>
+                  </wp:cNvGraphicFramePr>
+                  <a:graphic xmlns:a="http://schemas.openxmlformats.org/drawingml/2006/main">
+                    <a:graphicData uri="http://schemas.openxmlformats.org/drawingml/2006/picture">
+                      <pic:pic xmlns:pic="http://schemas.openxmlformats.org/drawingml/2006/picture">
+                        <pic:nvPicPr>
+                          <pic:cNvPr id="0" name="Picture 41"/>
+                          <pic:cNvPicPr>
+                            <a:picLocks noChangeAspect="1" noChangeArrowheads="1"/>
+                          </pic:cNvPicPr>
+                        </pic:nvPicPr>
+                        <pic:blipFill>
+                          <a:blip r:embed="rId165">
+                            <a:extLst>
+                              <a:ext uri="{28A0092B-C50C-407E-A947-70E740481C1C}">
+                                <a14:useLocalDpi xmlns:a14="http://schemas.microsoft.com/office/drawing/2010/main" val="0"/>
+                              </a:ext>
+                            </a:extLst>
+                          </a:blip>
+                          <a:srcRect/>
+                          <a:stretch>
+                            <a:fillRect/>
+                          </a:stretch>
+                        </pic:blipFill>
+                        <pic:spPr bwMode="auto">
+                          <a:xfrm>
+                            <a:off x="0" y="0"/>
+                            <a:ext cx="795655" cy="599440"/>
+                          </a:xfrm>
+                          <a:prstGeom prst="rect">
+                            <a:avLst/>
+                          </a:prstGeom>
+                          <a:noFill/>
+                          <a:ln>
+                            <a:noFill/>
+                          </a:ln>
+                        </pic:spPr>
+                      </pic:pic>
+                    </a:graphicData>
+                  </a:graphic>
+                </wp:inline>
+              </w:drawing>
+            </w:r>
+          </w:p>
+        </w:tc>
+        <w:tc>
+          <w:tcPr>
+            <w:tcW w:w="1470" w:type="dxa"/>
+            <w:vAlign w:val="center"/>
+          </w:tcPr>
+          <w:p>
+            <w:r>
+              <w:rPr>
+                <w:noProof/>
+              </w:rPr>
+              <w:drawing>
+                <wp:inline distT="0" distB="0" distL="0" distR="0" wp14:anchorId="75D8107A" wp14:editId="7CFD0E7B">
+                  <wp:extent cx="795655" cy="599440"/>
+                  <wp:effectExtent l="0" t="0" r="4445" b="0"/>
+                  <wp:docPr id="351" name="Picture 351"/>
+                  <wp:cNvGraphicFramePr>
+                    <a:graphicFrameLocks xmlns:a="http://schemas.openxmlformats.org/drawingml/2006/main" noChangeAspect="1"/>
+                  </wp:cNvGraphicFramePr>
+                  <a:graphic xmlns:a="http://schemas.openxmlformats.org/drawingml/2006/main">
+                    <a:graphicData uri="http://schemas.openxmlformats.org/drawingml/2006/picture">
+                      <pic:pic xmlns:pic="http://schemas.openxmlformats.org/drawingml/2006/picture">
+                        <pic:nvPicPr>
+                          <pic:cNvPr id="0" name="Picture 31"/>
+                          <pic:cNvPicPr>
+                            <a:picLocks noChangeAspect="1" noChangeArrowheads="1"/>
+                          </pic:cNvPicPr>
+                        </pic:nvPicPr>
+                        <pic:blipFill>
+                          <a:blip r:embed="rId166">
+                            <a:extLst>
+                              <a:ext uri="{28A0092B-C50C-407E-A947-70E740481C1C}">
+                                <a14:useLocalDpi xmlns:a14="http://schemas.microsoft.com/office/drawing/2010/main" val="0"/>
+                              </a:ext>
+                            </a:extLst>
+                          </a:blip>
+                          <a:srcRect/>
+                          <a:stretch>
+                            <a:fillRect/>
+                          </a:stretch>
+                        </pic:blipFill>
+                        <pic:spPr bwMode="auto">
+                          <a:xfrm>
+                            <a:off x="0" y="0"/>
+                            <a:ext cx="795655" cy="599440"/>
+                          </a:xfrm>
+                          <a:prstGeom prst="rect">
+                            <a:avLst/>
+                          </a:prstGeom>
+                          <a:noFill/>
+                          <a:ln>
+                            <a:noFill/>
+                          </a:ln>
+                        </pic:spPr>
+                      </pic:pic>
+                    </a:graphicData>
+                  </a:graphic>
+                </wp:inline>
+              </w:drawing>
+            </w:r>
+          </w:p>
+        </w:tc>
+        <w:tc>
+          <w:tcPr>
+            <w:tcW w:w="1471" w:type="dxa"/>
+            <w:vAlign w:val="center"/>
+          </w:tcPr>
+          <w:p>
+            <w:r>
+              <w:rPr>
+                <w:noProof/>
+              </w:rPr>
+              <w:drawing>
+                <wp:inline distT="0" distB="0" distL="0" distR="0" wp14:anchorId="3CB75021" wp14:editId="19DA796C">
+                  <wp:extent cx="795655" cy="599440"/>
+                  <wp:effectExtent l="0" t="0" r="4445" b="0"/>
+                  <wp:docPr id="333" name="Picture 333"/>
+                  <wp:cNvGraphicFramePr>
+                    <a:graphicFrameLocks xmlns:a="http://schemas.openxmlformats.org/drawingml/2006/main" noChangeAspect="1"/>
+                  </wp:cNvGraphicFramePr>
+                  <a:graphic xmlns:a="http://schemas.openxmlformats.org/drawingml/2006/main">
+                    <a:graphicData uri="http://schemas.openxmlformats.org/drawingml/2006/picture">
+                      <pic:pic xmlns:pic="http://schemas.openxmlformats.org/drawingml/2006/picture">
+                        <pic:nvPicPr>
+                          <pic:cNvPr id="0" name="Picture 13"/>
+                          <pic:cNvPicPr>
+                            <a:picLocks noChangeAspect="1" noChangeArrowheads="1"/>
+                          </pic:cNvPicPr>
+                        </pic:nvPicPr>
+                        <pic:blipFill>
+                          <a:blip r:embed="rId167">
+                            <a:extLst>
+                              <a:ext uri="{28A0092B-C50C-407E-A947-70E740481C1C}">
+                                <a14:useLocalDpi xmlns:a14="http://schemas.microsoft.com/office/drawing/2010/main" val="0"/>
+                              </a:ext>
+                            </a:extLst>
+                          </a:blip>
+                          <a:srcRect/>
+                          <a:stretch>
+                            <a:fillRect/>
+                          </a:stretch>
+                        </pic:blipFill>
+                        <pic:spPr bwMode="auto">
+                          <a:xfrm>
+                            <a:off x="0" y="0"/>
+                            <a:ext cx="795655" cy="599440"/>
+                          </a:xfrm>
+                          <a:prstGeom prst="rect">
+                            <a:avLst/>
+                          </a:prstGeom>
+                          <a:noFill/>
+                          <a:ln>
+                            <a:noFill/>
+                          </a:ln>
+                        </pic:spPr>
+                      </pic:pic>
+                    </a:graphicData>
+                  </a:graphic>
+                </wp:inline>
+              </w:drawing>
+            </w:r>
+          </w:p>
+        </w:tc>
+        <w:tc>
+          <w:tcPr>
+            <w:tcW w:w="1471" w:type="dxa"/>
+            <w:vAlign w:val="center"/>
+          </w:tcPr>
+          <w:p>
+            <w:r>
+              <w:rPr>
+                <w:noProof/>
+              </w:rPr>
+              <w:drawing>
+                <wp:inline distT="0" distB="0" distL="0" distR="0" wp14:anchorId="50CF5373" wp14:editId="3CC155DE">
+                  <wp:extent cx="795655" cy="593725"/>
+                  <wp:effectExtent l="0" t="0" r="4445" b="0"/>
+                  <wp:docPr id="260" name="Picture 260"/>
+                  <wp:cNvGraphicFramePr>
+                    <a:graphicFrameLocks xmlns:a="http://schemas.openxmlformats.org/drawingml/2006/main" noChangeAspect="1"/>
+                  </wp:cNvGraphicFramePr>
+                  <a:graphic xmlns:a="http://schemas.openxmlformats.org/drawingml/2006/main">
+                    <a:graphicData uri="http://schemas.openxmlformats.org/drawingml/2006/picture">
+                      <pic:pic xmlns:pic="http://schemas.openxmlformats.org/drawingml/2006/picture">
+                        <pic:nvPicPr>
+                          <pic:cNvPr id="0" name="Picture 4"/>
+                          <pic:cNvPicPr>
+                            <a:picLocks noChangeAspect="1" noChangeArrowheads="1"/>
+                          </pic:cNvPicPr>
+                        </pic:nvPicPr>
+                        <pic:blipFill>
+                          <a:blip r:embed="rId168">
+                            <a:extLst>
+                              <a:ext uri="{28A0092B-C50C-407E-A947-70E740481C1C}">
+                                <a14:useLocalDpi xmlns:a14="http://schemas.microsoft.com/office/drawing/2010/main" val="0"/>
+                              </a:ext>
+                            </a:extLst>
+                          </a:blip>
+                          <a:srcRect/>
+                          <a:stretch>
+                            <a:fillRect/>
+                          </a:stretch>
+                        </pic:blipFill>
+                        <pic:spPr bwMode="auto">
+                          <a:xfrm>
+                            <a:off x="0" y="0"/>
+                            <a:ext cx="795655" cy="593725"/>
+                          </a:xfrm>
+                          <a:prstGeom prst="rect">
+                            <a:avLst/>
+                          </a:prstGeom>
+                          <a:noFill/>
+                          <a:ln>
+                            <a:noFill/>
+                          </a:ln>
+                        </pic:spPr>
+                      </pic:pic>
+                    </a:graphicData>
+                  </a:graphic>
+                </wp:inline>
+              </w:drawing>
+            </w:r>
+          </w:p>
+        </w:tc>
+        <w:tc>
+          <w:tcPr>
+            <w:tcW w:w="1471" w:type="dxa"/>
+            <w:vAlign w:val="center"/>
+          </w:tcPr>
+          <w:p>
+            <w:r>
+              <w:rPr>
+                <w:noProof/>
+              </w:rPr>
+              <w:drawing>
+                <wp:inline distT="0" distB="0" distL="0" distR="0" wp14:anchorId="3A8E5964" wp14:editId="67A852B8">
+                  <wp:extent cx="795655" cy="599440"/>
+                  <wp:effectExtent l="0" t="0" r="4445" b="0"/>
+                  <wp:docPr id="262" name="Picture 262"/>
+                  <wp:cNvGraphicFramePr>
+                    <a:graphicFrameLocks xmlns:a="http://schemas.openxmlformats.org/drawingml/2006/main" noChangeAspect="1"/>
+                  </wp:cNvGraphicFramePr>
+                  <a:graphic xmlns:a="http://schemas.openxmlformats.org/drawingml/2006/main">
+                    <a:graphicData uri="http://schemas.openxmlformats.org/drawingml/2006/picture">
+                      <pic:pic xmlns:pic="http://schemas.openxmlformats.org/drawingml/2006/picture">
+                        <pic:nvPicPr>
+                          <pic:cNvPr id="0" name="Picture 6"/>
+                          <pic:cNvPicPr>
+                            <a:picLocks noChangeAspect="1" noChangeArrowheads="1"/>
+                          </pic:cNvPicPr>
+                        </pic:nvPicPr>
+                        <pic:blipFill>
+                          <a:blip r:embed="rId169">
+                            <a:extLst>
+                              <a:ext uri="{28A0092B-C50C-407E-A947-70E740481C1C}">
+                                <a14:useLocalDpi xmlns:a14="http://schemas.microsoft.com/office/drawing/2010/main" val="0"/>
+                              </a:ext>
+                            </a:extLst>
+                          </a:blip>
+                          <a:srcRect/>
+                          <a:stretch>
+                            <a:fillRect/>
+                          </a:stretch>
+                        </pic:blipFill>
+                        <pic:spPr bwMode="auto">
+                          <a:xfrm>
+                            <a:off x="0" y="0"/>
+                            <a:ext cx="795655" cy="599440"/>
+                          </a:xfrm>
+                          <a:prstGeom prst="rect">
+                            <a:avLst/>
+                          </a:prstGeom>
+                          <a:noFill/>
+                          <a:ln>
+                            <a:noFill/>
+                          </a:ln>
+                        </pic:spPr>
+                      </pic:pic>
+                    </a:graphicData>
+                  </a:graphic>
+                </wp:inline>
+              </w:drawing>
+            </w:r>
+          </w:p>
+        </w:tc>
+        <w:tc>
+          <w:tcPr>
+            <w:tcW w:w="1471" w:type="dxa"/>
+            <w:vAlign w:val="center"/>
+          </w:tcPr>
+          <w:p>
+            <w:r>
+              <w:rPr>
+                <w:noProof/>
+              </w:rPr>
+              <w:drawing>
+                <wp:inline distT="0" distB="0" distL="0" distR="0" wp14:anchorId="7F99E04B" wp14:editId="1C6D773F">
+                  <wp:extent cx="795655" cy="599440"/>
+                  <wp:effectExtent l="0" t="0" r="4445" b="0"/>
+                  <wp:docPr id="329" name="Picture 329"/>
+                  <wp:cNvGraphicFramePr>
+                    <a:graphicFrameLocks xmlns:a="http://schemas.openxmlformats.org/drawingml/2006/main" noChangeAspect="1"/>
+                  </wp:cNvGraphicFramePr>
+                  <a:graphic xmlns:a="http://schemas.openxmlformats.org/drawingml/2006/main">
+                    <a:graphicData uri="http://schemas.openxmlformats.org/drawingml/2006/picture">
+                      <pic:pic xmlns:pic="http://schemas.openxmlformats.org/drawingml/2006/picture">
+                        <pic:nvPicPr>
+                          <pic:cNvPr id="0" name="Picture 9"/>
+                          <pic:cNvPicPr>
+                            <a:picLocks noChangeAspect="1" noChangeArrowheads="1"/>
+                          </pic:cNvPicPr>
+                        </pic:nvPicPr>
+                        <pic:blipFill>
+                          <a:blip r:embed="rId170">
+                            <a:extLst>
+                              <a:ext uri="{28A0092B-C50C-407E-A947-70E740481C1C}">
+                                <a14:useLocalDpi xmlns:a14="http://schemas.microsoft.com/office/drawing/2010/main" val="0"/>
+                              </a:ext>
+                            </a:extLst>
+                          </a:blip>
+                          <a:srcRect/>
+                          <a:stretch>
+                            <a:fillRect/>
+                          </a:stretch>
+                        </pic:blipFill>
+                        <pic:spPr bwMode="auto">
+                          <a:xfrm>
+                            <a:off x="0" y="0"/>
+                            <a:ext cx="795655" cy="599440"/>
+                          </a:xfrm>
+                          <a:prstGeom prst="rect">
+                            <a:avLst/>
+                          </a:prstGeom>
+                          <a:noFill/>
+                          <a:ln>
+                            <a:noFill/>
+                          </a:ln>
+                        </pic:spPr>
+                      </pic:pic>
+                    </a:graphicData>
+                  </a:graphic>
+                </wp:inline>
+              </w:drawing>
+            </w:r>
+          </w:p>
+        </w:tc>
+        <w:tc>
+          <w:tcPr>
+            <w:tcW w:w="1471" w:type="dxa"/>
+            <w:vAlign w:val="center"/>
+          </w:tcPr>
+          <w:p>
+            <w:r>
+              <w:rPr>
+                <w:noProof/>
+              </w:rPr>
+              <w:drawing>
+                <wp:inline distT="0" distB="0" distL="0" distR="0" wp14:anchorId="1FAF46F5" wp14:editId="2241EFB6">
+                  <wp:extent cx="795655" cy="599440"/>
+                  <wp:effectExtent l="0" t="0" r="4445" b="0"/>
+                  <wp:docPr id="342" name="Picture 342"/>
+                  <wp:cNvGraphicFramePr>
+                    <a:graphicFrameLocks xmlns:a="http://schemas.openxmlformats.org/drawingml/2006/main" noChangeAspect="1"/>
+                  </wp:cNvGraphicFramePr>
+                  <a:graphic xmlns:a="http://schemas.openxmlformats.org/drawingml/2006/main">
+                    <a:graphicData uri="http://schemas.openxmlformats.org/drawingml/2006/picture">
+                      <pic:pic xmlns:pic="http://schemas.openxmlformats.org/drawingml/2006/picture">
+                        <pic:nvPicPr>
+                          <pic:cNvPr id="0" name="Picture 22"/>
+                          <pic:cNvPicPr>
+                            <a:picLocks noChangeAspect="1" noChangeArrowheads="1"/>
+                          </pic:cNvPicPr>
+                        </pic:nvPicPr>
+                        <pic:blipFill>
+                          <a:blip r:embed="rId171">
+                            <a:extLst>
+                              <a:ext uri="{28A0092B-C50C-407E-A947-70E740481C1C}">
+                                <a14:useLocalDpi xmlns:a14="http://schemas.microsoft.com/office/drawing/2010/main" val="0"/>
+                              </a:ext>
+                            </a:extLst>
+                          </a:blip>
+                          <a:srcRect/>
+                          <a:stretch>
+                            <a:fillRect/>
+                          </a:stretch>
+                        </pic:blipFill>
+                        <pic:spPr bwMode="auto">
+                          <a:xfrm>
+                            <a:off x="0" y="0"/>
+                            <a:ext cx="795655" cy="599440"/>
+                          </a:xfrm>
+                          <a:prstGeom prst="rect">
+                            <a:avLst/>
+                          </a:prstGeom>
+                          <a:noFill/>
+                          <a:ln>
+                            <a:noFill/>
+                          </a:ln>
+                        </pic:spPr>
+                      </pic:pic>
+                    </a:graphicData>
+                  </a:graphic>
+                </wp:inline>
+              </w:drawing>
+            </w:r>
+          </w:p>
+        </w:tc>
+        <w:tc>
+          <w:tcPr>
+            <w:tcW w:w="1471" w:type="dxa"/>
+            <w:vAlign w:val="center"/>
+          </w:tcPr>
+          <w:p>
+            <w:r>
+              <w:rPr>
+                <w:noProof/>
+              </w:rPr>
+              <w:drawing>
+                <wp:inline distT="0" distB="0" distL="0" distR="0" wp14:anchorId="6A35797B" wp14:editId="20826084">
+                  <wp:extent cx="795655" cy="599440"/>
+                  <wp:effectExtent l="0" t="0" r="4445" b="0"/>
+                  <wp:docPr id="339" name="Picture 339"/>
+                  <wp:cNvGraphicFramePr>
+                    <a:graphicFrameLocks xmlns:a="http://schemas.openxmlformats.org/drawingml/2006/main" noChangeAspect="1"/>
+                  </wp:cNvGraphicFramePr>
+                  <a:graphic xmlns:a="http://schemas.openxmlformats.org/drawingml/2006/main">
+                    <a:graphicData uri="http://schemas.openxmlformats.org/drawingml/2006/picture">
+                      <pic:pic xmlns:pic="http://schemas.openxmlformats.org/drawingml/2006/picture">
+                        <pic:nvPicPr>
+                          <pic:cNvPr id="0" name="Picture 19"/>
+                          <pic:cNvPicPr>
+                            <a:picLocks noChangeAspect="1" noChangeArrowheads="1"/>
+                          </pic:cNvPicPr>
+                        </pic:nvPicPr>
+                        <pic:blipFill>
+                          <a:blip r:embed="rId172">
+                            <a:extLst>
+                              <a:ext uri="{28A0092B-C50C-407E-A947-70E740481C1C}">
+                                <a14:useLocalDpi xmlns:a14="http://schemas.microsoft.com/office/drawing/2010/main" val="0"/>
+                              </a:ext>
+                            </a:extLst>
+                          </a:blip>
+                          <a:srcRect/>
+                          <a:stretch>
+                            <a:fillRect/>
+                          </a:stretch>
+                        </pic:blipFill>
+                        <pic:spPr bwMode="auto">
+                          <a:xfrm>
+                            <a:off x="0" y="0"/>
+                            <a:ext cx="795655" cy="599440"/>
+                          </a:xfrm>
+                          <a:prstGeom prst="rect">
+                            <a:avLst/>
+                          </a:prstGeom>
+                          <a:noFill/>
+                          <a:ln>
+                            <a:noFill/>
+                          </a:ln>
+                        </pic:spPr>
+                      </pic:pic>
+                    </a:graphicData>
+                  </a:graphic>
+                </wp:inline>
+              </w:drawing>
+            </w:r>
+          </w:p>
+        </w:tc>
+      </w:tr>
+      <w:tr>
+        <w:trPr>
+          <w:trHeight w:val="1304"/>
+          <w:tblHeader/>
+        </w:trPr>
+        <w:tc>
+          <w:tcPr>
+            <w:tcW w:w="1470" w:type="dxa"/>
+            <w:vAlign w:val="center"/>
+          </w:tcPr>
+          <w:p>
+            <w:r>
+              <w:rPr>
+                <w:noProof/>
+              </w:rPr>
+              <w:drawing>
+                <wp:inline distT="0" distB="0" distL="0" distR="0" wp14:anchorId="71289F44" wp14:editId="432A96BD">
+                  <wp:extent cx="795655" cy="599440"/>
+                  <wp:effectExtent l="0" t="0" r="4445" b="0"/>
+                  <wp:docPr id="264" name="Picture 264"/>
+                  <wp:cNvGraphicFramePr>
+                    <a:graphicFrameLocks xmlns:a="http://schemas.openxmlformats.org/drawingml/2006/main" noChangeAspect="1"/>
+                  </wp:cNvGraphicFramePr>
+                  <a:graphic xmlns:a="http://schemas.openxmlformats.org/drawingml/2006/main">
+                    <a:graphicData uri="http://schemas.openxmlformats.org/drawingml/2006/picture">
+                      <pic:pic xmlns:pic="http://schemas.openxmlformats.org/drawingml/2006/picture">
+                        <pic:nvPicPr>
+                          <pic:cNvPr id="0" name="Picture 8"/>
+                          <pic:cNvPicPr>
+                            <a:picLocks noChangeAspect="1" noChangeArrowheads="1"/>
+                          </pic:cNvPicPr>
+                        </pic:nvPicPr>
+                        <pic:blipFill>
+                          <a:blip r:embed="rId173">
+                            <a:extLst>
+                              <a:ext uri="{28A0092B-C50C-407E-A947-70E740481C1C}">
+                                <a14:useLocalDpi xmlns:a14="http://schemas.microsoft.com/office/drawing/2010/main" val="0"/>
+                              </a:ext>
+                            </a:extLst>
+                          </a:blip>
+                          <a:srcRect/>
+                          <a:stretch>
+                            <a:fillRect/>
+                          </a:stretch>
+                        </pic:blipFill>
+                        <pic:spPr bwMode="auto">
+                          <a:xfrm>
+                            <a:off x="0" y="0"/>
+                            <a:ext cx="795655" cy="599440"/>
+                          </a:xfrm>
+                          <a:prstGeom prst="rect">
+                            <a:avLst/>
+                          </a:prstGeom>
+                          <a:noFill/>
+                          <a:ln>
+                            <a:noFill/>
+                          </a:ln>
+                        </pic:spPr>
+                      </pic:pic>
+                    </a:graphicData>
+                  </a:graphic>
+                </wp:inline>
+              </w:drawing>
+            </w:r>
+          </w:p>
+        </w:tc>
+        <w:tc>
+          <w:tcPr>
+            <w:tcW w:w="1470" w:type="dxa"/>
+            <w:vAlign w:val="center"/>
+          </w:tcPr>
+          <w:p>
+            <w:r>
+              <w:rPr>
+                <w:noProof/>
+              </w:rPr>
+              <w:drawing>
+                <wp:inline distT="0" distB="0" distL="0" distR="0" wp14:anchorId="076206BF" wp14:editId="56A99158">
+                  <wp:extent cx="795655" cy="599440"/>
+                  <wp:effectExtent l="0" t="0" r="4445" b="0"/>
+                  <wp:docPr id="376" name="Picture 376"/>
+                  <wp:cNvGraphicFramePr>
+                    <a:graphicFrameLocks xmlns:a="http://schemas.openxmlformats.org/drawingml/2006/main" noChangeAspect="1"/>
+                  </wp:cNvGraphicFramePr>
+                  <a:graphic xmlns:a="http://schemas.openxmlformats.org/drawingml/2006/main">
+                    <a:graphicData uri="http://schemas.openxmlformats.org/drawingml/2006/picture">
+                      <pic:pic xmlns:pic="http://schemas.openxmlformats.org/drawingml/2006/picture">
+                        <pic:nvPicPr>
+                          <pic:cNvPr id="0" name="Picture 56"/>
+                          <pic:cNvPicPr>
+                            <a:picLocks noChangeAspect="1" noChangeArrowheads="1"/>
+                          </pic:cNvPicPr>
+                        </pic:nvPicPr>
+                        <pic:blipFill>
+                          <a:blip r:embed="rId174">
+                            <a:extLst>
+                              <a:ext uri="{28A0092B-C50C-407E-A947-70E740481C1C}">
+                                <a14:useLocalDpi xmlns:a14="http://schemas.microsoft.com/office/drawing/2010/main" val="0"/>
+                              </a:ext>
+                            </a:extLst>
+                          </a:blip>
+                          <a:srcRect/>
+                          <a:stretch>
+                            <a:fillRect/>
+                          </a:stretch>
+                        </pic:blipFill>
+                        <pic:spPr bwMode="auto">
+                          <a:xfrm>
+                            <a:off x="0" y="0"/>
+                            <a:ext cx="795655" cy="599440"/>
+                          </a:xfrm>
+                          <a:prstGeom prst="rect">
+                            <a:avLst/>
+                          </a:prstGeom>
+                          <a:noFill/>
+                          <a:ln>
+                            <a:noFill/>
+                          </a:ln>
+                        </pic:spPr>
+                      </pic:pic>
+                    </a:graphicData>
+                  </a:graphic>
+                </wp:inline>
+              </w:drawing>
+            </w:r>
+          </w:p>
+        </w:tc>
+        <w:tc>
+          <w:tcPr>
+            <w:tcW w:w="1471" w:type="dxa"/>
+            <w:vAlign w:val="center"/>
+          </w:tcPr>
+          <w:p>
+            <w:r>
+              <w:rPr>
+                <w:noProof/>
+              </w:rPr>
+              <w:drawing>
+                <wp:inline distT="0" distB="0" distL="0" distR="0" wp14:anchorId="705437B7" wp14:editId="69EA6283">
+                  <wp:extent cx="795655" cy="599440"/>
+                  <wp:effectExtent l="0" t="0" r="4445" b="0"/>
+                  <wp:docPr id="380" name="Picture 380"/>
+                  <wp:cNvGraphicFramePr>
+                    <a:graphicFrameLocks xmlns:a="http://schemas.openxmlformats.org/drawingml/2006/main" noChangeAspect="1"/>
+                  </wp:cNvGraphicFramePr>
+                  <a:graphic xmlns:a="http://schemas.openxmlformats.org/drawingml/2006/main">
+                    <a:graphicData uri="http://schemas.openxmlformats.org/drawingml/2006/picture">
+                      <pic:pic xmlns:pic="http://schemas.openxmlformats.org/drawingml/2006/picture">
+                        <pic:nvPicPr>
+                          <pic:cNvPr id="0" name="Picture 60"/>
+                          <pic:cNvPicPr>
+                            <a:picLocks noChangeAspect="1" noChangeArrowheads="1"/>
+                          </pic:cNvPicPr>
+                        </pic:nvPicPr>
+                        <pic:blipFill>
+                          <a:blip r:embed="rId175">
+                            <a:extLst>
+                              <a:ext uri="{28A0092B-C50C-407E-A947-70E740481C1C}">
+                                <a14:useLocalDpi xmlns:a14="http://schemas.microsoft.com/office/drawing/2010/main" val="0"/>
+                              </a:ext>
+                            </a:extLst>
+                          </a:blip>
+                          <a:srcRect/>
+                          <a:stretch>
+                            <a:fillRect/>
+                          </a:stretch>
+                        </pic:blipFill>
+                        <pic:spPr bwMode="auto">
+                          <a:xfrm>
+                            <a:off x="0" y="0"/>
+                            <a:ext cx="795655" cy="599440"/>
+                          </a:xfrm>
+                          <a:prstGeom prst="rect">
+                            <a:avLst/>
+                          </a:prstGeom>
+                          <a:noFill/>
+                          <a:ln>
+                            <a:noFill/>
+                          </a:ln>
+                        </pic:spPr>
+                      </pic:pic>
+                    </a:graphicData>
+                  </a:graphic>
+                </wp:inline>
+              </w:drawing>
+            </w:r>
+          </w:p>
+        </w:tc>
+        <w:tc>
+          <w:tcPr>
+            <w:tcW w:w="1471" w:type="dxa"/>
+            <w:vAlign w:val="center"/>
+          </w:tcPr>
+          <w:p>
+            <w:r>
+              <w:rPr>
+                <w:noProof/>
+              </w:rPr>
+              <w:drawing>
+                <wp:inline distT="0" distB="0" distL="0" distR="0" wp14:anchorId="26FB9CDA" wp14:editId="775E31F4">
+                  <wp:extent cx="795655" cy="599440"/>
+                  <wp:effectExtent l="0" t="0" r="4445" b="0"/>
+                  <wp:docPr id="363" name="Picture 363"/>
+                  <wp:cNvGraphicFramePr>
+                    <a:graphicFrameLocks xmlns:a="http://schemas.openxmlformats.org/drawingml/2006/main" noChangeAspect="1"/>
+                  </wp:cNvGraphicFramePr>
+                  <a:graphic xmlns:a="http://schemas.openxmlformats.org/drawingml/2006/main">
+                    <a:graphicData uri="http://schemas.openxmlformats.org/drawingml/2006/picture">
+                      <pic:pic xmlns:pic="http://schemas.openxmlformats.org/drawingml/2006/picture">
+                        <pic:nvPicPr>
+                          <pic:cNvPr id="0" name="Picture 43"/>
+                          <pic:cNvPicPr>
+                            <a:picLocks noChangeAspect="1" noChangeArrowheads="1"/>
+                          </pic:cNvPicPr>
+                        </pic:nvPicPr>
+                        <pic:blipFill>
+                          <a:blip r:embed="rId176">
+                            <a:extLst>
+                              <a:ext uri="{28A0092B-C50C-407E-A947-70E740481C1C}">
+                                <a14:useLocalDpi xmlns:a14="http://schemas.microsoft.com/office/drawing/2010/main" val="0"/>
+                              </a:ext>
+                            </a:extLst>
+                          </a:blip>
+                          <a:srcRect/>
+                          <a:stretch>
+                            <a:fillRect/>
+                          </a:stretch>
+                        </pic:blipFill>
+                        <pic:spPr bwMode="auto">
+                          <a:xfrm>
+                            <a:off x="0" y="0"/>
+                            <a:ext cx="795655" cy="599440"/>
+                          </a:xfrm>
+                          <a:prstGeom prst="rect">
+                            <a:avLst/>
+                          </a:prstGeom>
+                          <a:noFill/>
+                          <a:ln>
+                            <a:noFill/>
+                          </a:ln>
+                        </pic:spPr>
+                      </pic:pic>
+                    </a:graphicData>
+                  </a:graphic>
+                </wp:inline>
+              </w:drawing>
+            </w:r>
+          </w:p>
+        </w:tc>
+        <w:tc>
+          <w:tcPr>
+            <w:tcW w:w="1471" w:type="dxa"/>
+            <w:vAlign w:val="center"/>
+          </w:tcPr>
+          <w:p>
+            <w:r>
+              <w:rPr>
+                <w:noProof/>
+              </w:rPr>
+              <w:drawing>
+                <wp:inline distT="0" distB="0" distL="0" distR="0" wp14:anchorId="12F0068A" wp14:editId="1D37A797">
+                  <wp:extent cx="795655" cy="599440"/>
+                  <wp:effectExtent l="0" t="0" r="4445" b="0"/>
+                  <wp:docPr id="373" name="Picture 373"/>
+                  <wp:cNvGraphicFramePr>
+                    <a:graphicFrameLocks xmlns:a="http://schemas.openxmlformats.org/drawingml/2006/main" noChangeAspect="1"/>
+                  </wp:cNvGraphicFramePr>
+                  <a:graphic xmlns:a="http://schemas.openxmlformats.org/drawingml/2006/main">
+                    <a:graphicData uri="http://schemas.openxmlformats.org/drawingml/2006/picture">
+                      <pic:pic xmlns:pic="http://schemas.openxmlformats.org/drawingml/2006/picture">
+                        <pic:nvPicPr>
+                          <pic:cNvPr id="0" name="Picture 53"/>
+                          <pic:cNvPicPr>
+                            <a:picLocks noChangeAspect="1" noChangeArrowheads="1"/>
+                          </pic:cNvPicPr>
+                        </pic:nvPicPr>
+                        <pic:blipFill>
+                          <a:blip r:embed="rId177">
+                            <a:extLst>
+                              <a:ext uri="{28A0092B-C50C-407E-A947-70E740481C1C}">
+                                <a14:useLocalDpi xmlns:a14="http://schemas.microsoft.com/office/drawing/2010/main" val="0"/>
+                              </a:ext>
+                            </a:extLst>
+                          </a:blip>
+                          <a:srcRect/>
+                          <a:stretch>
+                            <a:fillRect/>
+                          </a:stretch>
+                        </pic:blipFill>
+                        <pic:spPr bwMode="auto">
+                          <a:xfrm>
+                            <a:off x="0" y="0"/>
+                            <a:ext cx="795655" cy="599440"/>
+                          </a:xfrm>
+                          <a:prstGeom prst="rect">
+                            <a:avLst/>
+                          </a:prstGeom>
+                          <a:noFill/>
+                          <a:ln>
+                            <a:noFill/>
+                          </a:ln>
+                        </pic:spPr>
+                      </pic:pic>
+                    </a:graphicData>
+                  </a:graphic>
+                </wp:inline>
+              </w:drawing>
+            </w:r>
+          </w:p>
+        </w:tc>
+        <w:tc>
+          <w:tcPr>
+            <w:tcW w:w="1471" w:type="dxa"/>
+            <w:vAlign w:val="center"/>
+          </w:tcPr>
+          <w:p>
+            <w:r>
+              <w:rPr>
+                <w:noProof/>
+              </w:rPr>
+              <w:drawing>
+                <wp:inline distT="0" distB="0" distL="0" distR="0" wp14:anchorId="533CB718" wp14:editId="5B49072F">
+                  <wp:extent cx="795655" cy="599440"/>
+                  <wp:effectExtent l="0" t="0" r="4445" b="0"/>
+                  <wp:docPr id="374" name="Picture 374"/>
+                  <wp:cNvGraphicFramePr>
+                    <a:graphicFrameLocks xmlns:a="http://schemas.openxmlformats.org/drawingml/2006/main" noChangeAspect="1"/>
+                  </wp:cNvGraphicFramePr>
+                  <a:graphic xmlns:a="http://schemas.openxmlformats.org/drawingml/2006/main">
+                    <a:graphicData uri="http://schemas.openxmlformats.org/drawingml/2006/picture">
+                      <pic:pic xmlns:pic="http://schemas.openxmlformats.org/drawingml/2006/picture">
+                        <pic:nvPicPr>
+                          <pic:cNvPr id="0" name="Picture 54"/>
+                          <pic:cNvPicPr>
+                            <a:picLocks noChangeAspect="1" noChangeArrowheads="1"/>
+                          </pic:cNvPicPr>
+                        </pic:nvPicPr>
+                        <pic:blipFill>
+                          <a:blip r:embed="rId178">
+                            <a:extLst>
+                              <a:ext uri="{28A0092B-C50C-407E-A947-70E740481C1C}">
+                                <a14:useLocalDpi xmlns:a14="http://schemas.microsoft.com/office/drawing/2010/main" val="0"/>
+                              </a:ext>
+                            </a:extLst>
+                          </a:blip>
+                          <a:srcRect/>
+                          <a:stretch>
+                            <a:fillRect/>
+                          </a:stretch>
+                        </pic:blipFill>
+                        <pic:spPr bwMode="auto">
+                          <a:xfrm>
+                            <a:off x="0" y="0"/>
+                            <a:ext cx="795655" cy="599440"/>
+                          </a:xfrm>
+                          <a:prstGeom prst="rect">
+                            <a:avLst/>
+                          </a:prstGeom>
+                          <a:noFill/>
+                          <a:ln>
+                            <a:noFill/>
+                          </a:ln>
+                        </pic:spPr>
+                      </pic:pic>
+                    </a:graphicData>
+                  </a:graphic>
+                </wp:inline>
+              </w:drawing>
+            </w:r>
+          </w:p>
+        </w:tc>
+        <w:tc>
+          <w:tcPr>
+            <w:tcW w:w="1471" w:type="dxa"/>
+            <w:vAlign w:val="center"/>
+          </w:tcPr>
+          <w:p>
+            <w:r>
+              <w:rPr>
+                <w:noProof/>
+              </w:rPr>
+              <w:drawing>
+                <wp:inline distT="0" distB="0" distL="0" distR="0" wp14:anchorId="2A5DBA6B" wp14:editId="68C56007">
+                  <wp:extent cx="795655" cy="599440"/>
+                  <wp:effectExtent l="0" t="0" r="4445" b="0"/>
+                  <wp:docPr id="377" name="Picture 377"/>
+                  <wp:cNvGraphicFramePr>
+                    <a:graphicFrameLocks xmlns:a="http://schemas.openxmlformats.org/drawingml/2006/main" noChangeAspect="1"/>
+                  </wp:cNvGraphicFramePr>
+                  <a:graphic xmlns:a="http://schemas.openxmlformats.org/drawingml/2006/main">
+                    <a:graphicData uri="http://schemas.openxmlformats.org/drawingml/2006/picture">
+                      <pic:pic xmlns:pic="http://schemas.openxmlformats.org/drawingml/2006/picture">
+                        <pic:nvPicPr>
+                          <pic:cNvPr id="0" name="Picture 57"/>
+                          <pic:cNvPicPr>
+                            <a:picLocks noChangeAspect="1" noChangeArrowheads="1"/>
+                          </pic:cNvPicPr>
+                        </pic:nvPicPr>
+                        <pic:blipFill>
+                          <a:blip r:embed="rId179">
+                            <a:extLst>
+                              <a:ext uri="{28A0092B-C50C-407E-A947-70E740481C1C}">
+                                <a14:useLocalDpi xmlns:a14="http://schemas.microsoft.com/office/drawing/2010/main" val="0"/>
+                              </a:ext>
+                            </a:extLst>
+                          </a:blip>
+                          <a:srcRect/>
+                          <a:stretch>
+                            <a:fillRect/>
+                          </a:stretch>
+                        </pic:blipFill>
+                        <pic:spPr bwMode="auto">
+                          <a:xfrm>
+                            <a:off x="0" y="0"/>
+                            <a:ext cx="795655" cy="599440"/>
+                          </a:xfrm>
+                          <a:prstGeom prst="rect">
+                            <a:avLst/>
+                          </a:prstGeom>
+                          <a:noFill/>
+                          <a:ln>
+                            <a:noFill/>
+                          </a:ln>
+                        </pic:spPr>
+                      </pic:pic>
+                    </a:graphicData>
+                  </a:graphic>
+                </wp:inline>
+              </w:drawing>
+            </w:r>
+          </w:p>
+        </w:tc>
+        <w:tc>
+          <w:tcPr>
+            <w:tcW w:w="1471" w:type="dxa"/>
+            <w:vAlign w:val="center"/>
+          </w:tcPr>
+          <w:p>
+            <w:r>
+              <w:rPr>
+                <w:noProof/>
+              </w:rPr>
+              <w:drawing>
+                <wp:inline distT="0" distB="0" distL="0" distR="0" wp14:anchorId="740CE2C9" wp14:editId="2D653F38">
+                  <wp:extent cx="795655" cy="599440"/>
+                  <wp:effectExtent l="0" t="0" r="4445" b="0"/>
+                  <wp:docPr id="375" name="Picture 375"/>
+                  <wp:cNvGraphicFramePr>
+                    <a:graphicFrameLocks xmlns:a="http://schemas.openxmlformats.org/drawingml/2006/main" noChangeAspect="1"/>
+                  </wp:cNvGraphicFramePr>
+                  <a:graphic xmlns:a="http://schemas.openxmlformats.org/drawingml/2006/main">
+                    <a:graphicData uri="http://schemas.openxmlformats.org/drawingml/2006/picture">
+                      <pic:pic xmlns:pic="http://schemas.openxmlformats.org/drawingml/2006/picture">
+                        <pic:nvPicPr>
+                          <pic:cNvPr id="0" name="Picture 55"/>
+                          <pic:cNvPicPr>
+                            <a:picLocks noChangeAspect="1" noChangeArrowheads="1"/>
+                          </pic:cNvPicPr>
+                        </pic:nvPicPr>
+                        <pic:blipFill>
+                          <a:blip r:embed="rId180">
+                            <a:extLst>
+                              <a:ext uri="{28A0092B-C50C-407E-A947-70E740481C1C}">
+                                <a14:useLocalDpi xmlns:a14="http://schemas.microsoft.com/office/drawing/2010/main" val="0"/>
+                              </a:ext>
+                            </a:extLst>
+                          </a:blip>
+                          <a:srcRect/>
+                          <a:stretch>
+                            <a:fillRect/>
+                          </a:stretch>
+                        </pic:blipFill>
+                        <pic:spPr bwMode="auto">
+                          <a:xfrm>
+                            <a:off x="0" y="0"/>
+                            <a:ext cx="795655" cy="599440"/>
+                          </a:xfrm>
+                          <a:prstGeom prst="rect">
+                            <a:avLst/>
+                          </a:prstGeom>
+                          <a:noFill/>
+                          <a:ln>
+                            <a:noFill/>
+                          </a:ln>
+                        </pic:spPr>
+                      </pic:pic>
+                    </a:graphicData>
+                  </a:graphic>
+                </wp:inline>
+              </w:drawing>
+            </w:r>
+          </w:p>
+        </w:tc>
+      </w:tr>
+      <w:tr>
+        <w:trPr>
+          <w:trHeight w:val="1304"/>
+          <w:tblHeader/>
+        </w:trPr>
+        <w:tc>
+          <w:tcPr>
+            <w:tcW w:w="1470" w:type="dxa"/>
+            <w:vAlign w:val="center"/>
+          </w:tcPr>
+          <w:p>
+            <w:r>
+              <w:rPr>
+                <w:noProof/>
+              </w:rPr>
+              <w:drawing>
+                <wp:inline distT="0" distB="0" distL="0" distR="0" wp14:anchorId="61A7D24E" wp14:editId="7DBBE420">
+                  <wp:extent cx="795655" cy="599440"/>
+                  <wp:effectExtent l="0" t="0" r="4445" b="0"/>
+                  <wp:docPr id="371" name="Picture 371"/>
+                  <wp:cNvGraphicFramePr>
+                    <a:graphicFrameLocks xmlns:a="http://schemas.openxmlformats.org/drawingml/2006/main" noChangeAspect="1"/>
+                  </wp:cNvGraphicFramePr>
+                  <a:graphic xmlns:a="http://schemas.openxmlformats.org/drawingml/2006/main">
+                    <a:graphicData uri="http://schemas.openxmlformats.org/drawingml/2006/picture">
+                      <pic:pic xmlns:pic="http://schemas.openxmlformats.org/drawingml/2006/picture">
+                        <pic:nvPicPr>
+                          <pic:cNvPr id="0" name="Picture 51"/>
+                          <pic:cNvPicPr>
+                            <a:picLocks noChangeAspect="1" noChangeArrowheads="1"/>
+                          </pic:cNvPicPr>
+                        </pic:nvPicPr>
+                        <pic:blipFill>
+                          <a:blip r:embed="rId181">
+                            <a:extLst>
+                              <a:ext uri="{28A0092B-C50C-407E-A947-70E740481C1C}">
+                                <a14:useLocalDpi xmlns:a14="http://schemas.microsoft.com/office/drawing/2010/main" val="0"/>
+                              </a:ext>
+                            </a:extLst>
+                          </a:blip>
+                          <a:srcRect/>
+                          <a:stretch>
+                            <a:fillRect/>
+                          </a:stretch>
+                        </pic:blipFill>
+                        <pic:spPr bwMode="auto">
+                          <a:xfrm>
+                            <a:off x="0" y="0"/>
+                            <a:ext cx="795655" cy="599440"/>
+                          </a:xfrm>
+                          <a:prstGeom prst="rect">
+                            <a:avLst/>
+                          </a:prstGeom>
+                          <a:noFill/>
+                          <a:ln>
+                            <a:noFill/>
+                          </a:ln>
+                        </pic:spPr>
+                      </pic:pic>
+                    </a:graphicData>
+                  </a:graphic>
+                </wp:inline>
+              </w:drawing>
+            </w:r>
+          </w:p>
+        </w:tc>
+        <w:tc>
+          <w:tcPr>
+            <w:tcW w:w="1470" w:type="dxa"/>
+            <w:vAlign w:val="center"/>
+          </w:tcPr>
+          <w:p>
+            <w:r>
+              <w:rPr>
+                <w:noProof/>
+              </w:rPr>
+              <w:drawing>
+                <wp:inline distT="0" distB="0" distL="0" distR="0" wp14:anchorId="4B354C9D" wp14:editId="56C8FDD9">
+                  <wp:extent cx="795655" cy="599440"/>
+                  <wp:effectExtent l="0" t="0" r="4445" b="0"/>
+                  <wp:docPr id="367" name="Picture 367"/>
+                  <wp:cNvGraphicFramePr>
+                    <a:graphicFrameLocks xmlns:a="http://schemas.openxmlformats.org/drawingml/2006/main" noChangeAspect="1"/>
+                  </wp:cNvGraphicFramePr>
+                  <a:graphic xmlns:a="http://schemas.openxmlformats.org/drawingml/2006/main">
+                    <a:graphicData uri="http://schemas.openxmlformats.org/drawingml/2006/picture">
+                      <pic:pic xmlns:pic="http://schemas.openxmlformats.org/drawingml/2006/picture">
+                        <pic:nvPicPr>
+                          <pic:cNvPr id="0" name="Picture 47"/>
+                          <pic:cNvPicPr>
+                            <a:picLocks noChangeAspect="1" noChangeArrowheads="1"/>
+                          </pic:cNvPicPr>
+                        </pic:nvPicPr>
+                        <pic:blipFill>
+                          <a:blip r:embed="rId182">
+                            <a:extLst>
+                              <a:ext uri="{28A0092B-C50C-407E-A947-70E740481C1C}">
+                                <a14:useLocalDpi xmlns:a14="http://schemas.microsoft.com/office/drawing/2010/main" val="0"/>
+                              </a:ext>
+                            </a:extLst>
+                          </a:blip>
+                          <a:srcRect/>
+                          <a:stretch>
+                            <a:fillRect/>
+                          </a:stretch>
+                        </pic:blipFill>
+                        <pic:spPr bwMode="auto">
+                          <a:xfrm>
+                            <a:off x="0" y="0"/>
+                            <a:ext cx="795655" cy="599440"/>
+                          </a:xfrm>
+                          <a:prstGeom prst="rect">
+                            <a:avLst/>
+                          </a:prstGeom>
+                          <a:noFill/>
+                          <a:ln>
+                            <a:noFill/>
+                          </a:ln>
+                        </pic:spPr>
+                      </pic:pic>
+                    </a:graphicData>
+                  </a:graphic>
+                </wp:inline>
+              </w:drawing>
+            </w:r>
+          </w:p>
+        </w:tc>
+        <w:tc>
+          <w:tcPr>
+            <w:tcW w:w="1471" w:type="dxa"/>
+            <w:vAlign w:val="center"/>
+          </w:tcPr>
+          <w:p>
+            <w:r>
+              <w:rPr>
+                <w:noProof/>
+              </w:rPr>
+              <w:drawing>
+                <wp:inline distT="0" distB="0" distL="0" distR="0" wp14:anchorId="01D45E06" wp14:editId="4B27B41E">
+                  <wp:extent cx="795655" cy="599440"/>
+                  <wp:effectExtent l="0" t="0" r="4445" b="0"/>
+                  <wp:docPr id="381" name="Picture 381"/>
+                  <wp:cNvGraphicFramePr>
+                    <a:graphicFrameLocks xmlns:a="http://schemas.openxmlformats.org/drawingml/2006/main" noChangeAspect="1"/>
+                  </wp:cNvGraphicFramePr>
+                  <a:graphic xmlns:a="http://schemas.openxmlformats.org/drawingml/2006/main">
+                    <a:graphicData uri="http://schemas.openxmlformats.org/drawingml/2006/picture">
+                      <pic:pic xmlns:pic="http://schemas.openxmlformats.org/drawingml/2006/picture">
+                        <pic:nvPicPr>
+                          <pic:cNvPr id="0" name="Picture 61"/>
+                          <pic:cNvPicPr>
+                            <a:picLocks noChangeAspect="1" noChangeArrowheads="1"/>
+                          </pic:cNvPicPr>
+                        </pic:nvPicPr>
+                        <pic:blipFill>
+                          <a:blip r:embed="rId183">
+                            <a:extLst>
+                              <a:ext uri="{28A0092B-C50C-407E-A947-70E740481C1C}">
+                                <a14:useLocalDpi xmlns:a14="http://schemas.microsoft.com/office/drawing/2010/main" val="0"/>
+                              </a:ext>
+                            </a:extLst>
+                          </a:blip>
+                          <a:srcRect/>
+                          <a:stretch>
+                            <a:fillRect/>
+                          </a:stretch>
+                        </pic:blipFill>
+                        <pic:spPr bwMode="auto">
+                          <a:xfrm>
+                            <a:off x="0" y="0"/>
+                            <a:ext cx="795655" cy="599440"/>
+                          </a:xfrm>
+                          <a:prstGeom prst="rect">
+                            <a:avLst/>
+                          </a:prstGeom>
+                          <a:noFill/>
+                          <a:ln>
+                            <a:noFill/>
+                          </a:ln>
+                        </pic:spPr>
+                      </pic:pic>
+                    </a:graphicData>
+                  </a:graphic>
+                </wp:inline>
+              </w:drawing>
+            </w:r>
+          </w:p>
+        </w:tc>
+        <w:tc>
+          <w:tcPr>
+            <w:tcW w:w="1471" w:type="dxa"/>
+            <w:vAlign w:val="center"/>
+          </w:tcPr>
+          <w:p>
+            <w:r>
+              <w:rPr>
+                <w:noProof/>
+              </w:rPr>
+              <w:drawing>
+                <wp:inline distT="0" distB="0" distL="0" distR="0" wp14:anchorId="65CF08E9" wp14:editId="5295CF7A">
+                  <wp:extent cx="795655" cy="599440"/>
+                  <wp:effectExtent l="0" t="0" r="4445" b="0"/>
+                  <wp:docPr id="366" name="Picture 366"/>
+                  <wp:cNvGraphicFramePr>
+                    <a:graphicFrameLocks xmlns:a="http://schemas.openxmlformats.org/drawingml/2006/main" noChangeAspect="1"/>
+                  </wp:cNvGraphicFramePr>
+                  <a:graphic xmlns:a="http://schemas.openxmlformats.org/drawingml/2006/main">
+                    <a:graphicData uri="http://schemas.openxmlformats.org/drawingml/2006/picture">
+                      <pic:pic xmlns:pic="http://schemas.openxmlformats.org/drawingml/2006/picture">
+                        <pic:nvPicPr>
+                          <pic:cNvPr id="0" name="Picture 46"/>
+                          <pic:cNvPicPr>
+                            <a:picLocks noChangeAspect="1" noChangeArrowheads="1"/>
+                          </pic:cNvPicPr>
+                        </pic:nvPicPr>
+                        <pic:blipFill>
+                          <a:blip r:embed="rId184">
+                            <a:extLst>
+                              <a:ext uri="{28A0092B-C50C-407E-A947-70E740481C1C}">
+                                <a14:useLocalDpi xmlns:a14="http://schemas.microsoft.com/office/drawing/2010/main" val="0"/>
+                              </a:ext>
+                            </a:extLst>
+                          </a:blip>
+                          <a:srcRect/>
+                          <a:stretch>
+                            <a:fillRect/>
+                          </a:stretch>
+                        </pic:blipFill>
+                        <pic:spPr bwMode="auto">
+                          <a:xfrm>
+                            <a:off x="0" y="0"/>
+                            <a:ext cx="795655" cy="599440"/>
+                          </a:xfrm>
+                          <a:prstGeom prst="rect">
+                            <a:avLst/>
+                          </a:prstGeom>
+                          <a:noFill/>
+                          <a:ln>
+                            <a:noFill/>
+                          </a:ln>
+                        </pic:spPr>
+                      </pic:pic>
+                    </a:graphicData>
+                  </a:graphic>
+                </wp:inline>
+              </w:drawing>
+            </w:r>
+          </w:p>
+        </w:tc>
+        <w:tc>
+          <w:tcPr>
+            <w:tcW w:w="1471" w:type="dxa"/>
+            <w:vAlign w:val="center"/>
+          </w:tcPr>
+          <w:p>
+            <w:r>
+              <w:rPr>
+                <w:noProof/>
+              </w:rPr>
+              <w:drawing>
+                <wp:inline distT="0" distB="0" distL="0" distR="0" wp14:anchorId="4693D83C" wp14:editId="30DB55EE">
+                  <wp:extent cx="795655" cy="599440"/>
+                  <wp:effectExtent l="0" t="0" r="4445" b="0"/>
+                  <wp:docPr id="368" name="Picture 368"/>
+                  <wp:cNvGraphicFramePr>
+                    <a:graphicFrameLocks xmlns:a="http://schemas.openxmlformats.org/drawingml/2006/main" noChangeAspect="1"/>
+                  </wp:cNvGraphicFramePr>
+                  <a:graphic xmlns:a="http://schemas.openxmlformats.org/drawingml/2006/main">
+                    <a:graphicData uri="http://schemas.openxmlformats.org/drawingml/2006/picture">
+                      <pic:pic xmlns:pic="http://schemas.openxmlformats.org/drawingml/2006/picture">
+                        <pic:nvPicPr>
+                          <pic:cNvPr id="0" name="Picture 48"/>
+                          <pic:cNvPicPr>
+                            <a:picLocks noChangeAspect="1" noChangeArrowheads="1"/>
+                          </pic:cNvPicPr>
+                        </pic:nvPicPr>
+                        <pic:blipFill>
+                          <a:blip r:embed="rId185">
+                            <a:extLst>
+                              <a:ext uri="{28A0092B-C50C-407E-A947-70E740481C1C}">
+                                <a14:useLocalDpi xmlns:a14="http://schemas.microsoft.com/office/drawing/2010/main" val="0"/>
+                              </a:ext>
+                            </a:extLst>
+                          </a:blip>
+                          <a:srcRect/>
+                          <a:stretch>
+                            <a:fillRect/>
+                          </a:stretch>
+                        </pic:blipFill>
+                        <pic:spPr bwMode="auto">
+                          <a:xfrm>
+                            <a:off x="0" y="0"/>
+                            <a:ext cx="795655" cy="599440"/>
+                          </a:xfrm>
+                          <a:prstGeom prst="rect">
+                            <a:avLst/>
+                          </a:prstGeom>
+                          <a:noFill/>
+                          <a:ln>
+                            <a:noFill/>
+                          </a:ln>
+                        </pic:spPr>
+                      </pic:pic>
+                    </a:graphicData>
+                  </a:graphic>
+                </wp:inline>
+              </w:drawing>
+            </w:r>
+          </w:p>
+        </w:tc>
+        <w:tc>
+          <w:tcPr>
+            <w:tcW w:w="1471" w:type="dxa"/>
+            <w:vAlign w:val="center"/>
+          </w:tcPr>
+          <w:p>
+            <w:r>
+              <w:rPr>
+                <w:noProof/>
+              </w:rPr>
+              <w:drawing>
+                <wp:inline distT="0" distB="0" distL="0" distR="0" wp14:anchorId="50593291" wp14:editId="08F5CE2E">
+                  <wp:extent cx="795655" cy="599440"/>
+                  <wp:effectExtent l="0" t="0" r="4445" b="0"/>
+                  <wp:docPr id="370" name="Picture 370"/>
+                  <wp:cNvGraphicFramePr>
+                    <a:graphicFrameLocks xmlns:a="http://schemas.openxmlformats.org/drawingml/2006/main" noChangeAspect="1"/>
+                  </wp:cNvGraphicFramePr>
+                  <a:graphic xmlns:a="http://schemas.openxmlformats.org/drawingml/2006/main">
+                    <a:graphicData uri="http://schemas.openxmlformats.org/drawingml/2006/picture">
+                      <pic:pic xmlns:pic="http://schemas.openxmlformats.org/drawingml/2006/picture">
+                        <pic:nvPicPr>
+                          <pic:cNvPr id="0" name="Picture 50"/>
+                          <pic:cNvPicPr>
+                            <a:picLocks noChangeAspect="1" noChangeArrowheads="1"/>
+                          </pic:cNvPicPr>
+                        </pic:nvPicPr>
+                        <pic:blipFill>
+                          <a:blip r:embed="rId186">
+                            <a:extLst>
+                              <a:ext uri="{28A0092B-C50C-407E-A947-70E740481C1C}">
+                                <a14:useLocalDpi xmlns:a14="http://schemas.microsoft.com/office/drawing/2010/main" val="0"/>
+                              </a:ext>
+                            </a:extLst>
+                          </a:blip>
+                          <a:srcRect/>
+                          <a:stretch>
+                            <a:fillRect/>
+                          </a:stretch>
+                        </pic:blipFill>
+                        <pic:spPr bwMode="auto">
+                          <a:xfrm>
+                            <a:off x="0" y="0"/>
+                            <a:ext cx="795655" cy="599440"/>
+                          </a:xfrm>
+                          <a:prstGeom prst="rect">
+                            <a:avLst/>
+                          </a:prstGeom>
+                          <a:noFill/>
+                          <a:ln>
+                            <a:noFill/>
+                          </a:ln>
+                        </pic:spPr>
+                      </pic:pic>
+                    </a:graphicData>
+                  </a:graphic>
+                </wp:inline>
+              </w:drawing>
+            </w:r>
+          </w:p>
+        </w:tc>
+        <w:tc>
+          <w:tcPr>
+            <w:tcW w:w="1471" w:type="dxa"/>
+            <w:vAlign w:val="center"/>
+          </w:tcPr>
+          <w:p>
+            <w:r>
+              <w:rPr>
+                <w:noProof/>
+              </w:rPr>
+              <w:drawing>
+                <wp:inline distT="0" distB="0" distL="0" distR="0" wp14:anchorId="5AA4BEBC" wp14:editId="7D36283B">
+                  <wp:extent cx="795655" cy="599440"/>
+                  <wp:effectExtent l="0" t="0" r="4445" b="0"/>
+                  <wp:docPr id="372" name="Picture 372"/>
+                  <wp:cNvGraphicFramePr>
+                    <a:graphicFrameLocks xmlns:a="http://schemas.openxmlformats.org/drawingml/2006/main" noChangeAspect="1"/>
+                  </wp:cNvGraphicFramePr>
+                  <a:graphic xmlns:a="http://schemas.openxmlformats.org/drawingml/2006/main">
+                    <a:graphicData uri="http://schemas.openxmlformats.org/drawingml/2006/picture">
+                      <pic:pic xmlns:pic="http://schemas.openxmlformats.org/drawingml/2006/picture">
+                        <pic:nvPicPr>
+                          <pic:cNvPr id="0" name="Picture 52"/>
+                          <pic:cNvPicPr>
+                            <a:picLocks noChangeAspect="1" noChangeArrowheads="1"/>
+                          </pic:cNvPicPr>
+                        </pic:nvPicPr>
+                        <pic:blipFill>
+                          <a:blip r:embed="rId187">
+                            <a:extLst>
+                              <a:ext uri="{28A0092B-C50C-407E-A947-70E740481C1C}">
+                                <a14:useLocalDpi xmlns:a14="http://schemas.microsoft.com/office/drawing/2010/main" val="0"/>
+                              </a:ext>
+                            </a:extLst>
+                          </a:blip>
+                          <a:srcRect/>
+                          <a:stretch>
+                            <a:fillRect/>
+                          </a:stretch>
+                        </pic:blipFill>
+                        <pic:spPr bwMode="auto">
+                          <a:xfrm>
+                            <a:off x="0" y="0"/>
+                            <a:ext cx="795655" cy="599440"/>
+                          </a:xfrm>
+                          <a:prstGeom prst="rect">
+                            <a:avLst/>
+                          </a:prstGeom>
+                          <a:noFill/>
+                          <a:ln>
+                            <a:noFill/>
+                          </a:ln>
+                        </pic:spPr>
+                      </pic:pic>
+                    </a:graphicData>
+                  </a:graphic>
+                </wp:inline>
+              </w:drawing>
+            </w:r>
+          </w:p>
+        </w:tc>
+        <w:tc>
+          <w:tcPr>
+            <w:tcW w:w="1471" w:type="dxa"/>
+            <w:vAlign w:val="center"/>
+          </w:tcPr>
+          <w:p>
+            <w:r>
+              <w:rPr>
+                <w:noProof/>
+              </w:rPr>
+              <w:drawing>
+                <wp:inline distT="0" distB="0" distL="0" distR="0" wp14:anchorId="3557EDB3" wp14:editId="0946BE3A">
+                  <wp:extent cx="795655" cy="599440"/>
+                  <wp:effectExtent l="0" t="0" r="4445" b="0"/>
+                  <wp:docPr id="378" name="Picture 378"/>
+                  <wp:cNvGraphicFramePr>
+                    <a:graphicFrameLocks xmlns:a="http://schemas.openxmlformats.org/drawingml/2006/main" noChangeAspect="1"/>
+                  </wp:cNvGraphicFramePr>
+                  <a:graphic xmlns:a="http://schemas.openxmlformats.org/drawingml/2006/main">
+                    <a:graphicData uri="http://schemas.openxmlformats.org/drawingml/2006/picture">
+                      <pic:pic xmlns:pic="http://schemas.openxmlformats.org/drawingml/2006/picture">
+                        <pic:nvPicPr>
+                          <pic:cNvPr id="0" name="Picture 58"/>
+                          <pic:cNvPicPr>
+                            <a:picLocks noChangeAspect="1" noChangeArrowheads="1"/>
+                          </pic:cNvPicPr>
+                        </pic:nvPicPr>
+                        <pic:blipFill>
+                          <a:blip r:embed="rId188">
+                            <a:extLst>
+                              <a:ext uri="{28A0092B-C50C-407E-A947-70E740481C1C}">
+                                <a14:useLocalDpi xmlns:a14="http://schemas.microsoft.com/office/drawing/2010/main" val="0"/>
+                              </a:ext>
+                            </a:extLst>
+                          </a:blip>
+                          <a:srcRect/>
+                          <a:stretch>
+                            <a:fillRect/>
+                          </a:stretch>
+                        </pic:blipFill>
+                        <pic:spPr bwMode="auto">
+                          <a:xfrm>
+                            <a:off x="0" y="0"/>
+                            <a:ext cx="795655" cy="599440"/>
+                          </a:xfrm>
+                          <a:prstGeom prst="rect">
+                            <a:avLst/>
+                          </a:prstGeom>
+                          <a:noFill/>
+                          <a:ln>
+                            <a:noFill/>
+                          </a:ln>
+                        </pic:spPr>
+                      </pic:pic>
+                    </a:graphicData>
+                  </a:graphic>
+                </wp:inline>
+              </w:drawing>
+            </w:r>
+          </w:p>
+        </w:tc>
+      </w:tr>
+      <w:tr>
+        <w:trPr>
+          <w:trHeight w:val="1304"/>
+          <w:tblHeader/>
+        </w:trPr>
+        <w:tc>
+          <w:tcPr>
+            <w:tcW w:w="1470" w:type="dxa"/>
+            <w:vAlign w:val="center"/>
+          </w:tcPr>
+          <w:p>
+            <w:r>
+              <w:rPr>
+                <w:noProof/>
+              </w:rPr>
+              <w:drawing>
+                <wp:inline distT="0" distB="0" distL="0" distR="0" wp14:anchorId="74FC6FBA" wp14:editId="1357182D">
+                  <wp:extent cx="795655" cy="599440"/>
+                  <wp:effectExtent l="0" t="0" r="4445" b="0"/>
+                  <wp:docPr id="379" name="Picture 379"/>
+                  <wp:cNvGraphicFramePr>
+                    <a:graphicFrameLocks xmlns:a="http://schemas.openxmlformats.org/drawingml/2006/main" noChangeAspect="1"/>
+                  </wp:cNvGraphicFramePr>
+                  <a:graphic xmlns:a="http://schemas.openxmlformats.org/drawingml/2006/main">
+                    <a:graphicData uri="http://schemas.openxmlformats.org/drawingml/2006/picture">
+                      <pic:pic xmlns:pic="http://schemas.openxmlformats.org/drawingml/2006/picture">
+                        <pic:nvPicPr>
+                          <pic:cNvPr id="0" name="Picture 59"/>
+                          <pic:cNvPicPr>
+                            <a:picLocks noChangeAspect="1" noChangeArrowheads="1"/>
+                          </pic:cNvPicPr>
+                        </pic:nvPicPr>
+                        <pic:blipFill>
+                          <a:blip r:embed="rId189">
+                            <a:extLst>
+                              <a:ext uri="{28A0092B-C50C-407E-A947-70E740481C1C}">
+                                <a14:useLocalDpi xmlns:a14="http://schemas.microsoft.com/office/drawing/2010/main" val="0"/>
+                              </a:ext>
+                            </a:extLst>
+                          </a:blip>
+                          <a:srcRect/>
+                          <a:stretch>
+                            <a:fillRect/>
+                          </a:stretch>
+                        </pic:blipFill>
+                        <pic:spPr bwMode="auto">
+                          <a:xfrm>
+                            <a:off x="0" y="0"/>
+                            <a:ext cx="795655" cy="599440"/>
+                          </a:xfrm>
+                          <a:prstGeom prst="rect">
+                            <a:avLst/>
+                          </a:prstGeom>
+                          <a:noFill/>
+                          <a:ln>
+                            <a:noFill/>
+                          </a:ln>
+                        </pic:spPr>
+                      </pic:pic>
+                    </a:graphicData>
+                  </a:graphic>
+                </wp:inline>
+              </w:drawing>
+            </w:r>
+          </w:p>
+        </w:tc>
+        <w:tc>
+          <w:tcPr>
+            <w:tcW w:w="1470" w:type="dxa"/>
+            <w:vAlign w:val="center"/>
+          </w:tcPr>
+          <w:p>
+            <w:r>
+              <w:rPr>
+                <w:noProof/>
+              </w:rPr>
+              <w:drawing>
+                <wp:inline distT="0" distB="0" distL="0" distR="0" wp14:anchorId="57291223" wp14:editId="5DA99AD6">
+                  <wp:extent cx="795655" cy="599440"/>
+                  <wp:effectExtent l="0" t="0" r="4445" b="0"/>
+                  <wp:docPr id="364" name="Picture 364"/>
+                  <wp:cNvGraphicFramePr>
+                    <a:graphicFrameLocks xmlns:a="http://schemas.openxmlformats.org/drawingml/2006/main" noChangeAspect="1"/>
+                  </wp:cNvGraphicFramePr>
+                  <a:graphic xmlns:a="http://schemas.openxmlformats.org/drawingml/2006/main">
+                    <a:graphicData uri="http://schemas.openxmlformats.org/drawingml/2006/picture">
+                      <pic:pic xmlns:pic="http://schemas.openxmlformats.org/drawingml/2006/picture">
+                        <pic:nvPicPr>
+                          <pic:cNvPr id="0" name="Picture 44"/>
+                          <pic:cNvPicPr>
+                            <a:picLocks noChangeAspect="1" noChangeArrowheads="1"/>
+                          </pic:cNvPicPr>
+                        </pic:nvPicPr>
+                        <pic:blipFill>
+                          <a:blip r:embed="rId190">
+                            <a:extLst>
+                              <a:ext uri="{28A0092B-C50C-407E-A947-70E740481C1C}">
+                                <a14:useLocalDpi xmlns:a14="http://schemas.microsoft.com/office/drawing/2010/main" val="0"/>
+                              </a:ext>
+                            </a:extLst>
+                          </a:blip>
+                          <a:srcRect/>
+                          <a:stretch>
+                            <a:fillRect/>
+                          </a:stretch>
+                        </pic:blipFill>
+                        <pic:spPr bwMode="auto">
+                          <a:xfrm>
+                            <a:off x="0" y="0"/>
+                            <a:ext cx="795655" cy="599440"/>
+                          </a:xfrm>
+                          <a:prstGeom prst="rect">
+                            <a:avLst/>
+                          </a:prstGeom>
+                          <a:noFill/>
+                          <a:ln>
+                            <a:noFill/>
+                          </a:ln>
+                        </pic:spPr>
+                      </pic:pic>
+                    </a:graphicData>
+                  </a:graphic>
+                </wp:inline>
+              </w:drawing>
+            </w:r>
+          </w:p>
+        </w:tc>
+        <w:tc>
+          <w:tcPr>
+            <w:tcW w:w="1471" w:type="dxa"/>
+            <w:vAlign w:val="center"/>
+          </w:tcPr>
+          <w:p>
+            <w:r>
+              <w:rPr>
+                <w:noProof/>
+              </w:rPr>
+              <w:drawing>
+                <wp:inline distT="0" distB="0" distL="0" distR="0" wp14:anchorId="1BABA747" wp14:editId="233D0C9C">
+                  <wp:extent cx="795655" cy="599440"/>
+                  <wp:effectExtent l="0" t="0" r="4445" b="0"/>
+                  <wp:docPr id="384" name="Picture 384"/>
+                  <wp:cNvGraphicFramePr>
+                    <a:graphicFrameLocks xmlns:a="http://schemas.openxmlformats.org/drawingml/2006/main" noChangeAspect="1"/>
+                  </wp:cNvGraphicFramePr>
+                  <a:graphic xmlns:a="http://schemas.openxmlformats.org/drawingml/2006/main">
+                    <a:graphicData uri="http://schemas.openxmlformats.org/drawingml/2006/picture">
+                      <pic:pic xmlns:pic="http://schemas.openxmlformats.org/drawingml/2006/picture">
+                        <pic:nvPicPr>
+                          <pic:cNvPr id="0" name="Picture 64"/>
+                          <pic:cNvPicPr>
+                            <a:picLocks noChangeAspect="1" noChangeArrowheads="1"/>
+                          </pic:cNvPicPr>
+                        </pic:nvPicPr>
+                        <pic:blipFill>
+                          <a:blip r:embed="rId191">
+                            <a:extLst>
+                              <a:ext uri="{28A0092B-C50C-407E-A947-70E740481C1C}">
+                                <a14:useLocalDpi xmlns:a14="http://schemas.microsoft.com/office/drawing/2010/main" val="0"/>
+                              </a:ext>
+                            </a:extLst>
+                          </a:blip>
+                          <a:srcRect/>
+                          <a:stretch>
+                            <a:fillRect/>
+                          </a:stretch>
+                        </pic:blipFill>
+                        <pic:spPr bwMode="auto">
+                          <a:xfrm>
+                            <a:off x="0" y="0"/>
+                            <a:ext cx="795655" cy="599440"/>
+                          </a:xfrm>
+                          <a:prstGeom prst="rect">
+                            <a:avLst/>
+                          </a:prstGeom>
+                          <a:noFill/>
+                          <a:ln>
+                            <a:noFill/>
+                          </a:ln>
+                        </pic:spPr>
+                      </pic:pic>
+                    </a:graphicData>
+                  </a:graphic>
+                </wp:inline>
+              </w:drawing>
+            </w:r>
+          </w:p>
+        </w:tc>
+        <w:tc>
+          <w:tcPr>
+            <w:tcW w:w="1471" w:type="dxa"/>
+            <w:vAlign w:val="center"/>
+          </w:tcPr>
+          <w:p>
+            <w:r>
+              <w:rPr>
+                <w:noProof/>
+              </w:rPr>
+              <w:drawing>
+                <wp:inline distT="0" distB="0" distL="0" distR="0" wp14:anchorId="01E06AE0" wp14:editId="1970B578">
+                  <wp:extent cx="795655" cy="599440"/>
+                  <wp:effectExtent l="0" t="0" r="4445" b="0"/>
+                  <wp:docPr id="369" name="Picture 369"/>
+                  <wp:cNvGraphicFramePr>
+                    <a:graphicFrameLocks xmlns:a="http://schemas.openxmlformats.org/drawingml/2006/main" noChangeAspect="1"/>
+                  </wp:cNvGraphicFramePr>
+                  <a:graphic xmlns:a="http://schemas.openxmlformats.org/drawingml/2006/main">
+                    <a:graphicData uri="http://schemas.openxmlformats.org/drawingml/2006/picture">
+                      <pic:pic xmlns:pic="http://schemas.openxmlformats.org/drawingml/2006/picture">
+                        <pic:nvPicPr>
+                          <pic:cNvPr id="0" name="Picture 49"/>
+                          <pic:cNvPicPr>
+                            <a:picLocks noChangeAspect="1" noChangeArrowheads="1"/>
+                          </pic:cNvPicPr>
+                        </pic:nvPicPr>
+                        <pic:blipFill>
+                          <a:blip r:embed="rId192">
+                            <a:extLst>
+                              <a:ext uri="{28A0092B-C50C-407E-A947-70E740481C1C}">
+                                <a14:useLocalDpi xmlns:a14="http://schemas.microsoft.com/office/drawing/2010/main" val="0"/>
+                              </a:ext>
+                            </a:extLst>
+                          </a:blip>
+                          <a:srcRect/>
+                          <a:stretch>
+                            <a:fillRect/>
+                          </a:stretch>
+                        </pic:blipFill>
+                        <pic:spPr bwMode="auto">
+                          <a:xfrm>
+                            <a:off x="0" y="0"/>
+                            <a:ext cx="795655" cy="599440"/>
+                          </a:xfrm>
+                          <a:prstGeom prst="rect">
+                            <a:avLst/>
+                          </a:prstGeom>
+                          <a:noFill/>
+                          <a:ln>
+                            <a:noFill/>
+                          </a:ln>
+                        </pic:spPr>
+                      </pic:pic>
+                    </a:graphicData>
+                  </a:graphic>
+                </wp:inline>
+              </w:drawing>
+            </w:r>
+          </w:p>
+        </w:tc>
+        <w:tc>
+          <w:tcPr>
+            <w:tcW w:w="1471" w:type="dxa"/>
+            <w:vAlign w:val="center"/>
+          </w:tcPr>
+          <w:p>
+            <w:r>
+              <w:rPr>
+                <w:noProof/>
+              </w:rPr>
+              <w:drawing>
+                <wp:inline distT="0" distB="0" distL="0" distR="0" wp14:anchorId="2C879376" wp14:editId="6830DBEC">
+                  <wp:extent cx="795655" cy="599440"/>
+                  <wp:effectExtent l="0" t="0" r="4445" b="0"/>
+                  <wp:docPr id="383" name="Picture 383"/>
+                  <wp:cNvGraphicFramePr>
+                    <a:graphicFrameLocks xmlns:a="http://schemas.openxmlformats.org/drawingml/2006/main" noChangeAspect="1"/>
+                  </wp:cNvGraphicFramePr>
+                  <a:graphic xmlns:a="http://schemas.openxmlformats.org/drawingml/2006/main">
+                    <a:graphicData uri="http://schemas.openxmlformats.org/drawingml/2006/picture">
+                      <pic:pic xmlns:pic="http://schemas.openxmlformats.org/drawingml/2006/picture">
+                        <pic:nvPicPr>
+                          <pic:cNvPr id="0" name="Picture 63"/>
+                          <pic:cNvPicPr>
+                            <a:picLocks noChangeAspect="1" noChangeArrowheads="1"/>
+                          </pic:cNvPicPr>
+                        </pic:nvPicPr>
+                        <pic:blipFill>
+                          <a:blip r:embed="rId193">
+                            <a:extLst>
+                              <a:ext uri="{28A0092B-C50C-407E-A947-70E740481C1C}">
+                                <a14:useLocalDpi xmlns:a14="http://schemas.microsoft.com/office/drawing/2010/main" val="0"/>
+                              </a:ext>
+                            </a:extLst>
+                          </a:blip>
+                          <a:srcRect/>
+                          <a:stretch>
+                            <a:fillRect/>
+                          </a:stretch>
+                        </pic:blipFill>
+                        <pic:spPr bwMode="auto">
+                          <a:xfrm>
+                            <a:off x="0" y="0"/>
+                            <a:ext cx="795655" cy="599440"/>
+                          </a:xfrm>
+                          <a:prstGeom prst="rect">
+                            <a:avLst/>
+                          </a:prstGeom>
+                          <a:noFill/>
+                          <a:ln>
+                            <a:noFill/>
+                          </a:ln>
+                        </pic:spPr>
+                      </pic:pic>
+                    </a:graphicData>
+                  </a:graphic>
+                </wp:inline>
+              </w:drawing>
+            </w:r>
+          </w:p>
+        </w:tc>
+        <w:tc>
+          <w:tcPr>
+            <w:tcW w:w="1471" w:type="dxa"/>
+            <w:vAlign w:val="center"/>
+          </w:tcPr>
+          <w:p>
+            <w:r>
+              <w:rPr>
+                <w:noProof/>
+              </w:rPr>
+              <w:drawing>
+                <wp:inline distT="0" distB="0" distL="0" distR="0" wp14:anchorId="1FF80AFC" wp14:editId="09CA1607">
+                  <wp:extent cx="795655" cy="599440"/>
+                  <wp:effectExtent l="0" t="0" r="4445" b="0"/>
+                  <wp:docPr id="382" name="Picture 382"/>
+                  <wp:cNvGraphicFramePr>
+                    <a:graphicFrameLocks xmlns:a="http://schemas.openxmlformats.org/drawingml/2006/main" noChangeAspect="1"/>
+                  </wp:cNvGraphicFramePr>
+                  <a:graphic xmlns:a="http://schemas.openxmlformats.org/drawingml/2006/main">
+                    <a:graphicData uri="http://schemas.openxmlformats.org/drawingml/2006/picture">
+                      <pic:pic xmlns:pic="http://schemas.openxmlformats.org/drawingml/2006/picture">
+                        <pic:nvPicPr>
+                          <pic:cNvPr id="0" name="Picture 62"/>
+                          <pic:cNvPicPr>
+                            <a:picLocks noChangeAspect="1" noChangeArrowheads="1"/>
+                          </pic:cNvPicPr>
+                        </pic:nvPicPr>
+                        <pic:blipFill>
+                          <a:blip r:embed="rId194">
+                            <a:extLst>
+                              <a:ext uri="{28A0092B-C50C-407E-A947-70E740481C1C}">
+                                <a14:useLocalDpi xmlns:a14="http://schemas.microsoft.com/office/drawing/2010/main" val="0"/>
+                              </a:ext>
+                            </a:extLst>
+                          </a:blip>
+                          <a:srcRect/>
+                          <a:stretch>
+                            <a:fillRect/>
+                          </a:stretch>
+                        </pic:blipFill>
+                        <pic:spPr bwMode="auto">
+                          <a:xfrm>
+                            <a:off x="0" y="0"/>
+                            <a:ext cx="795655" cy="599440"/>
+                          </a:xfrm>
+                          <a:prstGeom prst="rect">
+                            <a:avLst/>
+                          </a:prstGeom>
+                          <a:noFill/>
+                          <a:ln>
+                            <a:noFill/>
+                          </a:ln>
+                        </pic:spPr>
+                      </pic:pic>
+                    </a:graphicData>
+                  </a:graphic>
+                </wp:inline>
+              </w:drawing>
+            </w:r>
+          </w:p>
+        </w:tc>
+        <w:tc>
+          <w:tcPr>
+            <w:tcW w:w="1471" w:type="dxa"/>
+            <w:vAlign w:val="center"/>
+          </w:tcPr>
+          <w:p>
+            <w:r>
+              <w:rPr>
+                <w:noProof/>
+              </w:rPr>
+              <w:drawing>
+                <wp:inline distT="0" distB="0" distL="0" distR="0" wp14:anchorId="58BDBBF6" wp14:editId="01E0B01A">
+                  <wp:extent cx="795655" cy="599440"/>
+                  <wp:effectExtent l="0" t="0" r="4445" b="0"/>
+                  <wp:docPr id="331" name="Picture 331"/>
+                  <wp:cNvGraphicFramePr>
+                    <a:graphicFrameLocks xmlns:a="http://schemas.openxmlformats.org/drawingml/2006/main" noChangeAspect="1"/>
+                  </wp:cNvGraphicFramePr>
+                  <a:graphic xmlns:a="http://schemas.openxmlformats.org/drawingml/2006/main">
+                    <a:graphicData uri="http://schemas.openxmlformats.org/drawingml/2006/picture">
+                      <pic:pic xmlns:pic="http://schemas.openxmlformats.org/drawingml/2006/picture">
+                        <pic:nvPicPr>
+                          <pic:cNvPr id="0" name="Picture 11"/>
+                          <pic:cNvPicPr>
+                            <a:picLocks noChangeAspect="1" noChangeArrowheads="1"/>
+                          </pic:cNvPicPr>
+                        </pic:nvPicPr>
+                        <pic:blipFill>
+                          <a:blip r:embed="rId195">
+                            <a:extLst>
+                              <a:ext uri="{28A0092B-C50C-407E-A947-70E740481C1C}">
+                                <a14:useLocalDpi xmlns:a14="http://schemas.microsoft.com/office/drawing/2010/main" val="0"/>
+                              </a:ext>
+                            </a:extLst>
+                          </a:blip>
+                          <a:srcRect/>
+                          <a:stretch>
+                            <a:fillRect/>
+                          </a:stretch>
+                        </pic:blipFill>
+                        <pic:spPr bwMode="auto">
+                          <a:xfrm>
+                            <a:off x="0" y="0"/>
+                            <a:ext cx="795655" cy="599440"/>
+                          </a:xfrm>
+                          <a:prstGeom prst="rect">
+                            <a:avLst/>
+                          </a:prstGeom>
+                          <a:noFill/>
+                          <a:ln>
+                            <a:noFill/>
+                          </a:ln>
+                        </pic:spPr>
+                      </pic:pic>
+                    </a:graphicData>
+                  </a:graphic>
+                </wp:inline>
+              </w:drawing>
+            </w:r>
+          </w:p>
+        </w:tc>
+        <w:tc>
+          <w:tcPr>
+            <w:tcW w:w="1471" w:type="dxa"/>
+            <w:vAlign w:val="center"/>
+          </w:tcPr>
+          <w:p>
+            <w:r>
+              <w:rPr>
+                <w:noProof/>
+              </w:rPr>
+              <w:drawing>
+                <wp:inline distT="0" distB="0" distL="0" distR="0" wp14:anchorId="6489DDFF" wp14:editId="18167820">
+                  <wp:extent cx="795655" cy="599440"/>
+                  <wp:effectExtent l="0" t="0" r="4445" b="0"/>
+                  <wp:docPr id="332" name="Picture 332"/>
+                  <wp:cNvGraphicFramePr>
+                    <a:graphicFrameLocks xmlns:a="http://schemas.openxmlformats.org/drawingml/2006/main" noChangeAspect="1"/>
+                  </wp:cNvGraphicFramePr>
+                  <a:graphic xmlns:a="http://schemas.openxmlformats.org/drawingml/2006/main">
+                    <a:graphicData uri="http://schemas.openxmlformats.org/drawingml/2006/picture">
+                      <pic:pic xmlns:pic="http://schemas.openxmlformats.org/drawingml/2006/picture">
+                        <pic:nvPicPr>
+                          <pic:cNvPr id="0" name="Picture 12"/>
+                          <pic:cNvPicPr>
+                            <a:picLocks noChangeAspect="1" noChangeArrowheads="1"/>
+                          </pic:cNvPicPr>
+                        </pic:nvPicPr>
+                        <pic:blipFill>
+                          <a:blip r:embed="rId196">
+                            <a:extLst>
+                              <a:ext uri="{28A0092B-C50C-407E-A947-70E740481C1C}">
+                                <a14:useLocalDpi xmlns:a14="http://schemas.microsoft.com/office/drawing/2010/main" val="0"/>
+                              </a:ext>
+                            </a:extLst>
+                          </a:blip>
+                          <a:srcRect/>
+                          <a:stretch>
+                            <a:fillRect/>
+                          </a:stretch>
+                        </pic:blipFill>
+                        <pic:spPr bwMode="auto">
+                          <a:xfrm>
+                            <a:off x="0" y="0"/>
+                            <a:ext cx="795655" cy="599440"/>
                           </a:xfrm>
                           <a:prstGeom prst="rect">
                             <a:avLst/>
@@ -8289,7 +12267,7 @@
   <w:style w:type="paragraph" w:default="1" w:styleId="Normal">
     <w:name w:val="Normal"/>
     <w:qFormat/>
-    <w:rsid w:val="006D3143"/>
+    <w:rsid w:val="002B3FE0"/>
   </w:style>
   <w:style w:type="character" w:default="1" w:styleId="DefaultParagraphFont">
     <w:name w:val="Default Paragraph Font"/>
@@ -8633,4 +12611,16 @@
     </a:ext>
   </a:extLst>
 </a:theme>
+</file>
+
+<file path=customXml/item1.xml><?xml version="1.0" encoding="utf-8"?>
+<b:Sources xmlns:b="http://schemas.openxmlformats.org/officeDocument/2006/bibliography" xmlns="http://schemas.openxmlformats.org/officeDocument/2006/bibliography" SelectedStyle="\APASixthEditionOfficeOnline.xsl" StyleName="APA" Version="6"/>
+</file>
+
+<file path=customXml/itemProps1.xml><?xml version="1.0" encoding="utf-8"?>
+<ds:datastoreItem xmlns:ds="http://schemas.openxmlformats.org/officeDocument/2006/customXml" ds:itemID="{91A39F44-BFFA-433C-9C41-022708CD70DF}">
+  <ds:schemaRefs>
+    <ds:schemaRef ds:uri="http://schemas.openxmlformats.org/officeDocument/2006/bibliography"/>
+  </ds:schemaRefs>
+</ds:datastoreItem>
 </file>